--- a/docs/DDR_PI_P3F.docx
+++ b/docs/DDR_PI_P3F.docx
@@ -35,7 +35,7 @@
                     <pic:cNvPicPr preferRelativeResize="0"/>
                   </pic:nvPicPr>
                   <pic:blipFill>
-                    <a:blip r:embed="rId7">
+                    <a:blip r:embed="rId8">
                       <a:extLst>
                         <a:ext uri="{28A0092B-C50C-407E-A947-70E740481C1C}">
                           <a14:useLocalDpi xmlns:a14="http://schemas.microsoft.com/office/drawing/2010/main" val="0"/>
@@ -1624,7 +1624,6 @@
             </w:tcBorders>
             <w:vAlign w:val="center"/>
           </w:tcPr>
-          <w:p/>
           <w:sdt>
             <w:sdtPr>
               <w:rPr>
@@ -1650,20 +1649,18 @@
               <w:p>
                 <w:pPr>
                   <w:pStyle w:val="CabealhodoSumrio"/>
+                  <w:jc w:val="center"/>
                 </w:pPr>
               </w:p>
               <w:p>
                 <w:pPr>
                   <w:pStyle w:val="Sumrio1"/>
-                  <w:tabs>
-                    <w:tab w:val="right" w:leader="dot" w:pos="9019"/>
-                  </w:tabs>
+                  <w:jc w:val="center"/>
                   <w:rPr>
                     <w:rFonts w:asciiTheme="minorHAnsi" w:eastAsiaTheme="minorEastAsia" w:hAnsiTheme="minorHAnsi" w:cstheme="minorBidi"/>
                     <w:noProof/>
                     <w:kern w:val="2"/>
                     <w:sz w:val="24"/>
-                    <w:vertAlign w:val="baseline"/>
                     <w14:ligatures w14:val="standardContextual"/>
                   </w:rPr>
                 </w:pPr>
@@ -1676,7 +1673,7 @@
                 <w:r>
                   <w:fldChar w:fldCharType="separate"/>
                 </w:r>
-                <w:hyperlink w:anchor="_Toc227595745" w:history="1">
+                <w:hyperlink w:anchor="_Toc227929330" w:history="1">
                   <w:r>
                     <w:rPr>
                       <w:rStyle w:val="Hyperlink"/>
@@ -1703,7 +1700,7 @@
                       <w:noProof/>
                       <w:webHidden/>
                     </w:rPr>
-                    <w:instrText xml:space="preserve"> PAGEREF _Toc227595745 \h </w:instrText>
+                    <w:instrText xml:space="preserve"> PAGEREF _Toc227929330 \h </w:instrText>
                   </w:r>
                   <w:r>
                     <w:rPr>
@@ -1737,9 +1734,7 @@
               <w:p>
                 <w:pPr>
                   <w:pStyle w:val="Sumrio2"/>
-                  <w:tabs>
-                    <w:tab w:val="right" w:leader="dot" w:pos="9019"/>
-                  </w:tabs>
+                  <w:jc w:val="center"/>
                   <w:rPr>
                     <w:rFonts w:asciiTheme="minorHAnsi" w:eastAsiaTheme="minorEastAsia" w:hAnsiTheme="minorHAnsi" w:cstheme="minorBidi"/>
                     <w:noProof/>
@@ -1749,7 +1744,7 @@
                     <w14:ligatures w14:val="standardContextual"/>
                   </w:rPr>
                 </w:pPr>
-                <w:hyperlink w:anchor="_Toc227595746" w:history="1">
+                <w:hyperlink w:anchor="_Toc227929331" w:history="1">
                   <w:r>
                     <w:rPr>
                       <w:rStyle w:val="Hyperlink"/>
@@ -1776,7 +1771,7 @@
                       <w:noProof/>
                       <w:webHidden/>
                     </w:rPr>
-                    <w:instrText xml:space="preserve"> PAGEREF _Toc227595746 \h </w:instrText>
+                    <w:instrText xml:space="preserve"> PAGEREF _Toc227929331 \h </w:instrText>
                   </w:r>
                   <w:r>
                     <w:rPr>
@@ -1810,9 +1805,7 @@
               <w:p>
                 <w:pPr>
                   <w:pStyle w:val="Sumrio2"/>
-                  <w:tabs>
-                    <w:tab w:val="right" w:leader="dot" w:pos="9019"/>
-                  </w:tabs>
+                  <w:jc w:val="center"/>
                   <w:rPr>
                     <w:rFonts w:asciiTheme="minorHAnsi" w:eastAsiaTheme="minorEastAsia" w:hAnsiTheme="minorHAnsi" w:cstheme="minorBidi"/>
                     <w:noProof/>
@@ -1822,7 +1815,7 @@
                     <w14:ligatures w14:val="standardContextual"/>
                   </w:rPr>
                 </w:pPr>
-                <w:hyperlink w:anchor="_Toc227595747" w:history="1">
+                <w:hyperlink w:anchor="_Toc227929332" w:history="1">
                   <w:r>
                     <w:rPr>
                       <w:rStyle w:val="Hyperlink"/>
@@ -1849,7 +1842,7 @@
                       <w:noProof/>
                       <w:webHidden/>
                     </w:rPr>
-                    <w:instrText xml:space="preserve"> PAGEREF _Toc227595747 \h </w:instrText>
+                    <w:instrText xml:space="preserve"> PAGEREF _Toc227929332 \h </w:instrText>
                   </w:r>
                   <w:r>
                     <w:rPr>
@@ -1883,9 +1876,77 @@
               <w:p>
                 <w:pPr>
                   <w:pStyle w:val="Sumrio1"/>
-                  <w:tabs>
-                    <w:tab w:val="right" w:leader="dot" w:pos="9019"/>
-                  </w:tabs>
+                  <w:jc w:val="center"/>
+                  <w:rPr>
+                    <w:rFonts w:asciiTheme="minorHAnsi" w:eastAsiaTheme="minorEastAsia" w:hAnsiTheme="minorHAnsi" w:cstheme="minorBidi"/>
+                    <w:noProof/>
+                    <w:kern w:val="2"/>
+                    <w:sz w:val="24"/>
+                    <w14:ligatures w14:val="standardContextual"/>
+                  </w:rPr>
+                </w:pPr>
+                <w:hyperlink w:anchor="_Toc227929333" w:history="1">
+                  <w:r>
+                    <w:rPr>
+                      <w:rStyle w:val="Hyperlink"/>
+                      <w:noProof/>
+                    </w:rPr>
+                    <w:t>2 REQUISITOS</w:t>
+                  </w:r>
+                  <w:r>
+                    <w:rPr>
+                      <w:noProof/>
+                      <w:webHidden/>
+                    </w:rPr>
+                    <w:tab/>
+                  </w:r>
+                  <w:r>
+                    <w:rPr>
+                      <w:noProof/>
+                      <w:webHidden/>
+                    </w:rPr>
+                    <w:fldChar w:fldCharType="begin"/>
+                  </w:r>
+                  <w:r>
+                    <w:rPr>
+                      <w:noProof/>
+                      <w:webHidden/>
+                    </w:rPr>
+                    <w:instrText xml:space="preserve"> PAGEREF _Toc227929333 \h </w:instrText>
+                  </w:r>
+                  <w:r>
+                    <w:rPr>
+                      <w:noProof/>
+                      <w:webHidden/>
+                    </w:rPr>
+                  </w:r>
+                  <w:r>
+                    <w:rPr>
+                      <w:noProof/>
+                      <w:webHidden/>
+                    </w:rPr>
+                    <w:fldChar w:fldCharType="separate"/>
+                  </w:r>
+                  <w:r>
+                    <w:rPr>
+                      <w:noProof/>
+                      <w:webHidden/>
+                    </w:rPr>
+                    <w:t>6</w:t>
+                  </w:r>
+                  <w:r>
+                    <w:rPr>
+                      <w:noProof/>
+                      <w:webHidden/>
+                    </w:rPr>
+                    <w:fldChar w:fldCharType="end"/>
+                  </w:r>
+                </w:hyperlink>
+              </w:p>
+              <w:p>
+                <w:pPr>
+                  <w:pStyle w:val="Sumrio2"/>
+                  <w:jc w:val="center"/>
                   <w:rPr>
                     <w:rFonts w:asciiTheme="minorHAnsi" w:eastAsiaTheme="minorEastAsia" w:hAnsiTheme="minorHAnsi" w:cstheme="minorBidi"/>
                     <w:noProof/>
@@ -1895,13 +1956,13 @@
                     <w14:ligatures w14:val="standardContextual"/>
                   </w:rPr>
                 </w:pPr>
-                <w:hyperlink w:anchor="_Toc227595748" w:history="1">
+                <w:hyperlink w:anchor="_Toc227929334" w:history="1">
                   <w:r>
                     <w:rPr>
                       <w:rStyle w:val="Hyperlink"/>
                       <w:noProof/>
                     </w:rPr>
-                    <w:t>2 REQUISITOS</w:t>
+                    <w:t>2.1 Requisitos Funcionais</w:t>
                   </w:r>
                   <w:r>
                     <w:rPr>
@@ -1922,7 +1983,7 @@
                       <w:noProof/>
                       <w:webHidden/>
                     </w:rPr>
-                    <w:instrText xml:space="preserve"> PAGEREF _Toc227595748 \h </w:instrText>
+                    <w:instrText xml:space="preserve"> PAGEREF _Toc227929334 \h </w:instrText>
                   </w:r>
                   <w:r>
                     <w:rPr>
@@ -1956,9 +2017,7 @@
               <w:p>
                 <w:pPr>
                   <w:pStyle w:val="Sumrio2"/>
-                  <w:tabs>
-                    <w:tab w:val="right" w:leader="dot" w:pos="9019"/>
-                  </w:tabs>
+                  <w:jc w:val="center"/>
                   <w:rPr>
                     <w:rFonts w:asciiTheme="minorHAnsi" w:eastAsiaTheme="minorEastAsia" w:hAnsiTheme="minorHAnsi" w:cstheme="minorBidi"/>
                     <w:noProof/>
@@ -1968,13 +2027,13 @@
                     <w14:ligatures w14:val="standardContextual"/>
                   </w:rPr>
                 </w:pPr>
-                <w:hyperlink w:anchor="_Toc227595749" w:history="1">
+                <w:hyperlink w:anchor="_Toc227929335" w:history="1">
                   <w:r>
                     <w:rPr>
                       <w:rStyle w:val="Hyperlink"/>
                       <w:noProof/>
                     </w:rPr>
-                    <w:t>2.1 Requisitos Funcionais</w:t>
+                    <w:t>2.2 Requisitos de Qualidade</w:t>
                   </w:r>
                   <w:r>
                     <w:rPr>
@@ -1995,7 +2054,7 @@
                       <w:noProof/>
                       <w:webHidden/>
                     </w:rPr>
-                    <w:instrText xml:space="preserve"> PAGEREF _Toc227595749 \h </w:instrText>
+                    <w:instrText xml:space="preserve"> PAGEREF _Toc227929335 \h </w:instrText>
                   </w:r>
                   <w:r>
                     <w:rPr>
@@ -2015,7 +2074,7 @@
                       <w:noProof/>
                       <w:webHidden/>
                     </w:rPr>
-                    <w:t>6</w:t>
+                    <w:t>7</w:t>
                   </w:r>
                   <w:r>
                     <w:rPr>
@@ -2029,9 +2088,7 @@
               <w:p>
                 <w:pPr>
                   <w:pStyle w:val="Sumrio2"/>
-                  <w:tabs>
-                    <w:tab w:val="right" w:leader="dot" w:pos="9019"/>
-                  </w:tabs>
+                  <w:jc w:val="center"/>
                   <w:rPr>
                     <w:rFonts w:asciiTheme="minorHAnsi" w:eastAsiaTheme="minorEastAsia" w:hAnsiTheme="minorHAnsi" w:cstheme="minorBidi"/>
                     <w:noProof/>
@@ -2041,13 +2098,13 @@
                     <w14:ligatures w14:val="standardContextual"/>
                   </w:rPr>
                 </w:pPr>
-                <w:hyperlink w:anchor="_Toc227595750" w:history="1">
+                <w:hyperlink w:anchor="_Toc227929336" w:history="1">
                   <w:r>
                     <w:rPr>
                       <w:rStyle w:val="Hyperlink"/>
                       <w:noProof/>
                     </w:rPr>
-                    <w:t>2.2 Requisitos de Qualidade</w:t>
+                    <w:t>2.3 Restrições</w:t>
                   </w:r>
                   <w:r>
                     <w:rPr>
@@ -2068,7 +2125,7 @@
                       <w:noProof/>
                       <w:webHidden/>
                     </w:rPr>
-                    <w:instrText xml:space="preserve"> PAGEREF _Toc227595750 \h </w:instrText>
+                    <w:instrText xml:space="preserve"> PAGEREF _Toc227929336 \h </w:instrText>
                   </w:r>
                   <w:r>
                     <w:rPr>
@@ -2088,7 +2145,7 @@
                       <w:noProof/>
                       <w:webHidden/>
                     </w:rPr>
-                    <w:t>7</w:t>
+                    <w:t>8</w:t>
                   </w:r>
                   <w:r>
                     <w:rPr>
@@ -2102,9 +2159,7 @@
               <w:p>
                 <w:pPr>
                   <w:pStyle w:val="Sumrio2"/>
-                  <w:tabs>
-                    <w:tab w:val="right" w:leader="dot" w:pos="9019"/>
-                  </w:tabs>
+                  <w:jc w:val="center"/>
                   <w:rPr>
                     <w:rFonts w:asciiTheme="minorHAnsi" w:eastAsiaTheme="minorEastAsia" w:hAnsiTheme="minorHAnsi" w:cstheme="minorBidi"/>
                     <w:noProof/>
@@ -2114,13 +2169,13 @@
                     <w14:ligatures w14:val="standardContextual"/>
                   </w:rPr>
                 </w:pPr>
-                <w:hyperlink w:anchor="_Toc227595751" w:history="1">
+                <w:hyperlink w:anchor="_Toc227929337" w:history="1">
                   <w:r>
                     <w:rPr>
                       <w:rStyle w:val="Hyperlink"/>
                       <w:noProof/>
                     </w:rPr>
-                    <w:t>2.3 Restrições</w:t>
+                    <w:t>2.4 Requisitos de Dados</w:t>
                   </w:r>
                   <w:r>
                     <w:rPr>
@@ -2141,7 +2196,7 @@
                       <w:noProof/>
                       <w:webHidden/>
                     </w:rPr>
-                    <w:instrText xml:space="preserve"> PAGEREF _Toc227595751 \h </w:instrText>
+                    <w:instrText xml:space="preserve"> PAGEREF _Toc227929337 \h </w:instrText>
                   </w:r>
                   <w:r>
                     <w:rPr>
@@ -2161,7 +2216,7 @@
                       <w:noProof/>
                       <w:webHidden/>
                     </w:rPr>
-                    <w:t>8</w:t>
+                    <w:t>9</w:t>
                   </w:r>
                   <w:r>
                     <w:rPr>
@@ -2175,9 +2230,7 @@
               <w:p>
                 <w:pPr>
                   <w:pStyle w:val="Sumrio2"/>
-                  <w:tabs>
-                    <w:tab w:val="right" w:leader="dot" w:pos="9019"/>
-                  </w:tabs>
+                  <w:jc w:val="center"/>
                   <w:rPr>
                     <w:rFonts w:asciiTheme="minorHAnsi" w:eastAsiaTheme="minorEastAsia" w:hAnsiTheme="minorHAnsi" w:cstheme="minorBidi"/>
                     <w:noProof/>
@@ -2187,13 +2240,13 @@
                     <w14:ligatures w14:val="standardContextual"/>
                   </w:rPr>
                 </w:pPr>
-                <w:hyperlink w:anchor="_Toc227595752" w:history="1">
+                <w:hyperlink w:anchor="_Toc227929338" w:history="1">
                   <w:r>
                     <w:rPr>
                       <w:rStyle w:val="Hyperlink"/>
                       <w:noProof/>
                     </w:rPr>
-                    <w:t>2.4 Requisitos de Dados</w:t>
+                    <w:t>2.5 Regras de Execução</w:t>
                   </w:r>
                   <w:r>
                     <w:rPr>
@@ -2214,7 +2267,7 @@
                       <w:noProof/>
                       <w:webHidden/>
                     </w:rPr>
-                    <w:instrText xml:space="preserve"> PAGEREF _Toc227595752 \h </w:instrText>
+                    <w:instrText xml:space="preserve"> PAGEREF _Toc227929338 \h </w:instrText>
                   </w:r>
                   <w:r>
                     <w:rPr>
@@ -2234,7 +2287,77 @@
                       <w:noProof/>
                       <w:webHidden/>
                     </w:rPr>
-                    <w:t>9</w:t>
+                    <w:t>10</w:t>
+                  </w:r>
+                  <w:r>
+                    <w:rPr>
+                      <w:noProof/>
+                      <w:webHidden/>
+                    </w:rPr>
+                    <w:fldChar w:fldCharType="end"/>
+                  </w:r>
+                </w:hyperlink>
+              </w:p>
+              <w:p>
+                <w:pPr>
+                  <w:pStyle w:val="Sumrio1"/>
+                  <w:jc w:val="center"/>
+                  <w:rPr>
+                    <w:rFonts w:asciiTheme="minorHAnsi" w:eastAsiaTheme="minorEastAsia" w:hAnsiTheme="minorHAnsi" w:cstheme="minorBidi"/>
+                    <w:noProof/>
+                    <w:kern w:val="2"/>
+                    <w:sz w:val="24"/>
+                    <w14:ligatures w14:val="standardContextual"/>
+                  </w:rPr>
+                </w:pPr>
+                <w:hyperlink w:anchor="_Toc227929339" w:history="1">
+                  <w:r>
+                    <w:rPr>
+                      <w:rStyle w:val="Hyperlink"/>
+                      <w:noProof/>
+                    </w:rPr>
+                    <w:t>3 INTERFACE</w:t>
+                  </w:r>
+                  <w:r>
+                    <w:rPr>
+                      <w:noProof/>
+                      <w:webHidden/>
+                    </w:rPr>
+                    <w:tab/>
+                  </w:r>
+                  <w:r>
+                    <w:rPr>
+                      <w:noProof/>
+                      <w:webHidden/>
+                    </w:rPr>
+                    <w:fldChar w:fldCharType="begin"/>
+                  </w:r>
+                  <w:r>
+                    <w:rPr>
+                      <w:noProof/>
+                      <w:webHidden/>
+                    </w:rPr>
+                    <w:instrText xml:space="preserve"> PAGEREF _Toc227929339 \h </w:instrText>
+                  </w:r>
+                  <w:r>
+                    <w:rPr>
+                      <w:noProof/>
+                      <w:webHidden/>
+                    </w:rPr>
+                  </w:r>
+                  <w:r>
+                    <w:rPr>
+                      <w:noProof/>
+                      <w:webHidden/>
+                    </w:rPr>
+                    <w:fldChar w:fldCharType="separate"/>
+                  </w:r>
+                  <w:r>
+                    <w:rPr>
+                      <w:noProof/>
+                      <w:webHidden/>
+                    </w:rPr>
+                    <w:t>11</w:t>
                   </w:r>
                   <w:r>
                     <w:rPr>
@@ -2248,9 +2371,7 @@
               <w:p>
                 <w:pPr>
                   <w:pStyle w:val="Sumrio2"/>
-                  <w:tabs>
-                    <w:tab w:val="right" w:leader="dot" w:pos="9019"/>
-                  </w:tabs>
+                  <w:jc w:val="center"/>
                   <w:rPr>
                     <w:rFonts w:asciiTheme="minorHAnsi" w:eastAsiaTheme="minorEastAsia" w:hAnsiTheme="minorHAnsi" w:cstheme="minorBidi"/>
                     <w:noProof/>
@@ -2260,13 +2381,13 @@
                     <w14:ligatures w14:val="standardContextual"/>
                   </w:rPr>
                 </w:pPr>
-                <w:hyperlink w:anchor="_Toc227595753" w:history="1">
+                <w:hyperlink w:anchor="_Toc227929340" w:history="1">
                   <w:r>
                     <w:rPr>
                       <w:rStyle w:val="Hyperlink"/>
                       <w:noProof/>
                     </w:rPr>
-                    <w:t>2.5 Regras de Execução</w:t>
+                    <w:t>3.1 Descrição</w:t>
                   </w:r>
                   <w:r>
                     <w:rPr>
@@ -2287,7 +2408,7 @@
                       <w:noProof/>
                       <w:webHidden/>
                     </w:rPr>
-                    <w:instrText xml:space="preserve"> PAGEREF _Toc227595753 \h </w:instrText>
+                    <w:instrText xml:space="preserve"> PAGEREF _Toc227929340 \h </w:instrText>
                   </w:r>
                   <w:r>
                     <w:rPr>
@@ -2307,7 +2428,7 @@
                       <w:noProof/>
                       <w:webHidden/>
                     </w:rPr>
-                    <w:t>10</w:t>
+                    <w:t>11</w:t>
                   </w:r>
                   <w:r>
                     <w:rPr>
@@ -2321,9 +2442,77 @@
               <w:p>
                 <w:pPr>
                   <w:pStyle w:val="Sumrio1"/>
-                  <w:tabs>
-                    <w:tab w:val="right" w:leader="dot" w:pos="9019"/>
-                  </w:tabs>
+                  <w:jc w:val="center"/>
+                  <w:rPr>
+                    <w:rFonts w:asciiTheme="minorHAnsi" w:eastAsiaTheme="minorEastAsia" w:hAnsiTheme="minorHAnsi" w:cstheme="minorBidi"/>
+                    <w:noProof/>
+                    <w:kern w:val="2"/>
+                    <w:sz w:val="24"/>
+                    <w14:ligatures w14:val="standardContextual"/>
+                  </w:rPr>
+                </w:pPr>
+                <w:hyperlink w:anchor="_Toc227929341" w:history="1">
+                  <w:r>
+                    <w:rPr>
+                      <w:rStyle w:val="Hyperlink"/>
+                      <w:noProof/>
+                    </w:rPr>
+                    <w:t>4 CASO DE USO</w:t>
+                  </w:r>
+                  <w:r>
+                    <w:rPr>
+                      <w:noProof/>
+                      <w:webHidden/>
+                    </w:rPr>
+                    <w:tab/>
+                  </w:r>
+                  <w:r>
+                    <w:rPr>
+                      <w:noProof/>
+                      <w:webHidden/>
+                    </w:rPr>
+                    <w:fldChar w:fldCharType="begin"/>
+                  </w:r>
+                  <w:r>
+                    <w:rPr>
+                      <w:noProof/>
+                      <w:webHidden/>
+                    </w:rPr>
+                    <w:instrText xml:space="preserve"> PAGEREF _Toc227929341 \h </w:instrText>
+                  </w:r>
+                  <w:r>
+                    <w:rPr>
+                      <w:noProof/>
+                      <w:webHidden/>
+                    </w:rPr>
+                  </w:r>
+                  <w:r>
+                    <w:rPr>
+                      <w:noProof/>
+                      <w:webHidden/>
+                    </w:rPr>
+                    <w:fldChar w:fldCharType="separate"/>
+                  </w:r>
+                  <w:r>
+                    <w:rPr>
+                      <w:noProof/>
+                      <w:webHidden/>
+                    </w:rPr>
+                    <w:t>12</w:t>
+                  </w:r>
+                  <w:r>
+                    <w:rPr>
+                      <w:noProof/>
+                      <w:webHidden/>
+                    </w:rPr>
+                    <w:fldChar w:fldCharType="end"/>
+                  </w:r>
+                </w:hyperlink>
+              </w:p>
+              <w:p>
+                <w:pPr>
+                  <w:pStyle w:val="Sumrio2"/>
+                  <w:jc w:val="center"/>
                   <w:rPr>
                     <w:rFonts w:asciiTheme="minorHAnsi" w:eastAsiaTheme="minorEastAsia" w:hAnsiTheme="minorHAnsi" w:cstheme="minorBidi"/>
                     <w:noProof/>
@@ -2333,13 +2522,13 @@
                     <w14:ligatures w14:val="standardContextual"/>
                   </w:rPr>
                 </w:pPr>
-                <w:hyperlink w:anchor="_Toc227595754" w:history="1">
+                <w:hyperlink w:anchor="_Toc227929342" w:history="1">
                   <w:r>
                     <w:rPr>
                       <w:rStyle w:val="Hyperlink"/>
                       <w:noProof/>
                     </w:rPr>
-                    <w:t>3 INTERFACE</w:t>
+                    <w:t>4.1 Identificação do Caso de Uso</w:t>
                   </w:r>
                   <w:r>
                     <w:rPr>
@@ -2360,7 +2549,7 @@
                       <w:noProof/>
                       <w:webHidden/>
                     </w:rPr>
-                    <w:instrText xml:space="preserve"> PAGEREF _Toc227595754 \h </w:instrText>
+                    <w:instrText xml:space="preserve"> PAGEREF _Toc227929342 \h </w:instrText>
                   </w:r>
                   <w:r>
                     <w:rPr>
@@ -2380,7 +2569,7 @@
                       <w:noProof/>
                       <w:webHidden/>
                     </w:rPr>
-                    <w:t>11</w:t>
+                    <w:t>12</w:t>
                   </w:r>
                   <w:r>
                     <w:rPr>
@@ -2394,9 +2583,7 @@
               <w:p>
                 <w:pPr>
                   <w:pStyle w:val="Sumrio2"/>
-                  <w:tabs>
-                    <w:tab w:val="right" w:leader="dot" w:pos="9019"/>
-                  </w:tabs>
+                  <w:jc w:val="center"/>
                   <w:rPr>
                     <w:rFonts w:asciiTheme="minorHAnsi" w:eastAsiaTheme="minorEastAsia" w:hAnsiTheme="minorHAnsi" w:cstheme="minorBidi"/>
                     <w:noProof/>
@@ -2406,13 +2593,13 @@
                     <w14:ligatures w14:val="standardContextual"/>
                   </w:rPr>
                 </w:pPr>
-                <w:hyperlink w:anchor="_Toc227595755" w:history="1">
+                <w:hyperlink w:anchor="_Toc227929343" w:history="1">
                   <w:r>
                     <w:rPr>
                       <w:rStyle w:val="Hyperlink"/>
                       <w:noProof/>
                     </w:rPr>
-                    <w:t>3.1 Descrição</w:t>
+                    <w:t>4.2 Fluxos</w:t>
                   </w:r>
                   <w:r>
                     <w:rPr>
@@ -2433,7 +2620,7 @@
                       <w:noProof/>
                       <w:webHidden/>
                     </w:rPr>
-                    <w:instrText xml:space="preserve"> PAGEREF _Toc227595755 \h </w:instrText>
+                    <w:instrText xml:space="preserve"> PAGEREF _Toc227929343 \h </w:instrText>
                   </w:r>
                   <w:r>
                     <w:rPr>
@@ -2453,7 +2640,7 @@
                       <w:noProof/>
                       <w:webHidden/>
                     </w:rPr>
-                    <w:t>11</w:t>
+                    <w:t>13</w:t>
                   </w:r>
                   <w:r>
                     <w:rPr>
@@ -2465,6 +2652,80 @@
                 </w:hyperlink>
               </w:p>
               <w:p>
+                <w:pPr>
+                  <w:pStyle w:val="Sumrio2"/>
+                  <w:jc w:val="center"/>
+                  <w:rPr>
+                    <w:rFonts w:asciiTheme="minorHAnsi" w:eastAsiaTheme="minorEastAsia" w:hAnsiTheme="minorHAnsi" w:cstheme="minorBidi"/>
+                    <w:noProof/>
+                    <w:kern w:val="2"/>
+                    <w:sz w:val="24"/>
+                    <w:vertAlign w:val="baseline"/>
+                    <w14:ligatures w14:val="standardContextual"/>
+                  </w:rPr>
+                </w:pPr>
+                <w:hyperlink w:anchor="_Toc227929344" w:history="1">
+                  <w:r>
+                    <w:rPr>
+                      <w:rStyle w:val="Hyperlink"/>
+                      <w:noProof/>
+                    </w:rPr>
+                    <w:t>4.3 Diagrama de Caso de Uso</w:t>
+                  </w:r>
+                  <w:r>
+                    <w:rPr>
+                      <w:noProof/>
+                      <w:webHidden/>
+                    </w:rPr>
+                    <w:tab/>
+                  </w:r>
+                  <w:r>
+                    <w:rPr>
+                      <w:noProof/>
+                      <w:webHidden/>
+                    </w:rPr>
+                    <w:fldChar w:fldCharType="begin"/>
+                  </w:r>
+                  <w:r>
+                    <w:rPr>
+                      <w:noProof/>
+                      <w:webHidden/>
+                    </w:rPr>
+                    <w:instrText xml:space="preserve"> PAGEREF _Toc227929344 \h </w:instrText>
+                  </w:r>
+                  <w:r>
+                    <w:rPr>
+                      <w:noProof/>
+                      <w:webHidden/>
+                    </w:rPr>
+                  </w:r>
+                  <w:r>
+                    <w:rPr>
+                      <w:noProof/>
+                      <w:webHidden/>
+                    </w:rPr>
+                    <w:fldChar w:fldCharType="separate"/>
+                  </w:r>
+                  <w:r>
+                    <w:rPr>
+                      <w:noProof/>
+                      <w:webHidden/>
+                    </w:rPr>
+                    <w:t>15</w:t>
+                  </w:r>
+                  <w:r>
+                    <w:rPr>
+                      <w:noProof/>
+                      <w:webHidden/>
+                    </w:rPr>
+                    <w:fldChar w:fldCharType="end"/>
+                  </w:r>
+                </w:hyperlink>
+              </w:p>
+              <w:p>
+                <w:pPr>
+                  <w:jc w:val="center"/>
+                </w:pPr>
                 <w:r>
                   <w:rPr>
                     <w:b/>
@@ -2475,7 +2736,11 @@
               </w:p>
             </w:sdtContent>
           </w:sdt>
-          <w:p/>
+          <w:p>
+            <w:pPr>
+              <w:jc w:val="center"/>
+            </w:pPr>
+          </w:p>
         </w:tc>
       </w:tr>
     </w:tbl>
@@ -2540,7 +2805,7 @@
               </w:rPr>
             </w:pPr>
             <w:bookmarkStart w:id="1" w:name="_tzsagrprh6km" w:colFirst="0" w:colLast="0"/>
-            <w:bookmarkStart w:id="2" w:name="_Toc227595745"/>
+            <w:bookmarkStart w:id="2" w:name="_Toc227929330"/>
             <w:bookmarkEnd w:id="1"/>
             <w:r>
               <w:t xml:space="preserve">1. </w:t>
@@ -2596,7 +2861,7 @@
               <w:pStyle w:val="Ttulo2"/>
             </w:pPr>
             <w:bookmarkStart w:id="3" w:name="_ncovanjbaxbq" w:colFirst="0" w:colLast="0"/>
-            <w:bookmarkStart w:id="4" w:name="_Toc227595746"/>
+            <w:bookmarkStart w:id="4" w:name="_Toc227929331"/>
             <w:bookmarkEnd w:id="3"/>
             <w:r>
               <w:t>1.1 Objetivo do Documento</w:t>
@@ -2702,7 +2967,7 @@
               <w:pStyle w:val="Ttulo2"/>
             </w:pPr>
             <w:bookmarkStart w:id="6" w:name="_d0npwradslr6" w:colFirst="0" w:colLast="0"/>
-            <w:bookmarkStart w:id="7" w:name="_Toc227595747"/>
+            <w:bookmarkStart w:id="7" w:name="_Toc227929332"/>
             <w:bookmarkEnd w:id="6"/>
             <w:r>
               <w:t>1.2 Escopo</w:t>
@@ -2854,7 +3119,7 @@
             <w:pPr>
               <w:pStyle w:val="Ttulo1"/>
             </w:pPr>
-            <w:bookmarkStart w:id="9" w:name="_Toc227595748"/>
+            <w:bookmarkStart w:id="9" w:name="_Toc227929333"/>
             <w:r>
               <w:lastRenderedPageBreak/>
               <w:t>2 REQUISITOS</w:t>
@@ -2907,7 +3172,7 @@
               <w:pStyle w:val="Ttulo2"/>
             </w:pPr>
             <w:bookmarkStart w:id="10" w:name="_lewb6057u1j4" w:colFirst="0" w:colLast="0"/>
-            <w:bookmarkStart w:id="11" w:name="_Toc227595749"/>
+            <w:bookmarkStart w:id="11" w:name="_Toc227929334"/>
             <w:bookmarkEnd w:id="10"/>
             <w:r>
               <w:t>2</w:t>
@@ -3643,7 +3908,11 @@
               </w:tc>
             </w:tr>
           </w:tbl>
-          <w:p/>
+          <w:p>
+            <w:r>
+              <w:t xml:space="preserve"> </w:t>
+            </w:r>
+          </w:p>
         </w:tc>
       </w:tr>
     </w:tbl>
@@ -3696,7 +3965,7 @@
               <w:pStyle w:val="Ttulo2"/>
             </w:pPr>
             <w:bookmarkStart w:id="13" w:name="_7v1p03c2f1za" w:colFirst="0" w:colLast="0"/>
-            <w:bookmarkStart w:id="14" w:name="_Toc227595750"/>
+            <w:bookmarkStart w:id="14" w:name="_Toc227929335"/>
             <w:bookmarkEnd w:id="13"/>
             <w:r>
               <w:lastRenderedPageBreak/>
@@ -4506,7 +4775,11 @@
               </w:tc>
             </w:tr>
           </w:tbl>
-          <w:p/>
+          <w:p>
+            <w:r>
+              <w:t xml:space="preserve"> </w:t>
+            </w:r>
+          </w:p>
         </w:tc>
       </w:tr>
     </w:tbl>
@@ -4551,7 +4824,7 @@
             </w:pPr>
             <w:bookmarkStart w:id="16" w:name="_y546qeeci7se" w:colFirst="0" w:colLast="0"/>
             <w:bookmarkStart w:id="17" w:name="_qd9886ssh18a" w:colFirst="0" w:colLast="0"/>
-            <w:bookmarkStart w:id="18" w:name="_Toc227595751"/>
+            <w:bookmarkStart w:id="18" w:name="_Toc227929336"/>
             <w:bookmarkEnd w:id="16"/>
             <w:bookmarkEnd w:id="17"/>
             <w:r>
@@ -4588,11 +4861,11 @@
               <w:tblLook w:val="0000" w:firstRow="0" w:lastRow="0" w:firstColumn="0" w:lastColumn="0" w:noHBand="0" w:noVBand="0"/>
             </w:tblPr>
             <w:tblGrid>
-              <w:gridCol w:w="1584"/>
-              <w:gridCol w:w="1641"/>
-              <w:gridCol w:w="1723"/>
-              <w:gridCol w:w="2500"/>
-              <w:gridCol w:w="3087"/>
+              <w:gridCol w:w="879"/>
+              <w:gridCol w:w="992"/>
+              <w:gridCol w:w="1276"/>
+              <w:gridCol w:w="4394"/>
+              <w:gridCol w:w="2994"/>
             </w:tblGrid>
             <w:tr>
               <w:trPr>
@@ -4601,7 +4874,7 @@
               </w:trPr>
               <w:tc>
                 <w:tcPr>
-                  <w:tcW w:w="1584" w:type="dxa"/>
+                  <w:tcW w:w="879" w:type="dxa"/>
                   <w:tcBorders>
                     <w:top w:val="single" w:sz="4" w:space="0" w:color="auto"/>
                     <w:left w:val="single" w:sz="4" w:space="0" w:color="auto"/>
@@ -4629,7 +4902,7 @@
               </w:tc>
               <w:tc>
                 <w:tcPr>
-                  <w:tcW w:w="1641" w:type="dxa"/>
+                  <w:tcW w:w="992" w:type="dxa"/>
                   <w:tcBorders>
                     <w:top w:val="single" w:sz="4" w:space="0" w:color="auto"/>
                     <w:left w:val="single" w:sz="4" w:space="0" w:color="auto"/>
@@ -4657,7 +4930,7 @@
               </w:tc>
               <w:tc>
                 <w:tcPr>
-                  <w:tcW w:w="1723" w:type="dxa"/>
+                  <w:tcW w:w="1276" w:type="dxa"/>
                   <w:tcBorders>
                     <w:top w:val="single" w:sz="4" w:space="0" w:color="auto"/>
                     <w:left w:val="single" w:sz="4" w:space="0" w:color="auto"/>
@@ -4685,7 +4958,7 @@
               </w:tc>
               <w:tc>
                 <w:tcPr>
-                  <w:tcW w:w="2500" w:type="dxa"/>
+                  <w:tcW w:w="4394" w:type="dxa"/>
                   <w:tcBorders>
                     <w:top w:val="single" w:sz="4" w:space="0" w:color="auto"/>
                     <w:left w:val="single" w:sz="4" w:space="0" w:color="auto"/>
@@ -4713,7 +4986,7 @@
               </w:tc>
               <w:tc>
                 <w:tcPr>
-                  <w:tcW w:w="3087" w:type="dxa"/>
+                  <w:tcW w:w="2994" w:type="dxa"/>
                   <w:tcBorders>
                     <w:top w:val="single" w:sz="4" w:space="0" w:color="auto"/>
                     <w:left w:val="single" w:sz="4" w:space="0" w:color="auto"/>
@@ -4747,7 +5020,7 @@
               </w:trPr>
               <w:tc>
                 <w:tcPr>
-                  <w:tcW w:w="1584" w:type="dxa"/>
+                  <w:tcW w:w="879" w:type="dxa"/>
                   <w:tcBorders>
                     <w:top w:val="single" w:sz="4" w:space="0" w:color="auto"/>
                     <w:left w:val="single" w:sz="4" w:space="0" w:color="000000"/>
@@ -4767,7 +5040,7 @@
               </w:tc>
               <w:tc>
                 <w:tcPr>
-                  <w:tcW w:w="1641" w:type="dxa"/>
+                  <w:tcW w:w="992" w:type="dxa"/>
                   <w:tcBorders>
                     <w:top w:val="single" w:sz="4" w:space="0" w:color="auto"/>
                     <w:left w:val="single" w:sz="4" w:space="0" w:color="000000"/>
@@ -4787,7 +5060,7 @@
               </w:tc>
               <w:tc>
                 <w:tcPr>
-                  <w:tcW w:w="1723" w:type="dxa"/>
+                  <w:tcW w:w="1276" w:type="dxa"/>
                   <w:tcBorders>
                     <w:top w:val="single" w:sz="4" w:space="0" w:color="auto"/>
                     <w:left w:val="single" w:sz="4" w:space="0" w:color="000000"/>
@@ -4807,7 +5080,7 @@
               </w:tc>
               <w:tc>
                 <w:tcPr>
-                  <w:tcW w:w="2500" w:type="dxa"/>
+                  <w:tcW w:w="4394" w:type="dxa"/>
                   <w:tcBorders>
                     <w:top w:val="single" w:sz="4" w:space="0" w:color="auto"/>
                     <w:left w:val="single" w:sz="4" w:space="0" w:color="000000"/>
@@ -4830,7 +5103,7 @@
               </w:tc>
               <w:tc>
                 <w:tcPr>
-                  <w:tcW w:w="3087" w:type="dxa"/>
+                  <w:tcW w:w="2994" w:type="dxa"/>
                   <w:tcBorders>
                     <w:top w:val="single" w:sz="4" w:space="0" w:color="auto"/>
                     <w:left w:val="single" w:sz="4" w:space="0" w:color="000000"/>
@@ -4853,7 +5126,7 @@
               </w:trPr>
               <w:tc>
                 <w:tcPr>
-                  <w:tcW w:w="1584" w:type="dxa"/>
+                  <w:tcW w:w="879" w:type="dxa"/>
                   <w:tcBorders>
                     <w:top w:val="single" w:sz="4" w:space="0" w:color="000000"/>
                     <w:left w:val="single" w:sz="4" w:space="0" w:color="000000"/>
@@ -4873,7 +5146,7 @@
               </w:tc>
               <w:tc>
                 <w:tcPr>
-                  <w:tcW w:w="1641" w:type="dxa"/>
+                  <w:tcW w:w="992" w:type="dxa"/>
                   <w:tcBorders>
                     <w:top w:val="single" w:sz="4" w:space="0" w:color="000000"/>
                     <w:left w:val="single" w:sz="4" w:space="0" w:color="000000"/>
@@ -4893,7 +5166,7 @@
               </w:tc>
               <w:tc>
                 <w:tcPr>
-                  <w:tcW w:w="1723" w:type="dxa"/>
+                  <w:tcW w:w="1276" w:type="dxa"/>
                   <w:tcBorders>
                     <w:top w:val="single" w:sz="4" w:space="0" w:color="000000"/>
                     <w:left w:val="single" w:sz="4" w:space="0" w:color="000000"/>
@@ -4913,7 +5186,7 @@
               </w:tc>
               <w:tc>
                 <w:tcPr>
-                  <w:tcW w:w="2500" w:type="dxa"/>
+                  <w:tcW w:w="4394" w:type="dxa"/>
                   <w:tcBorders>
                     <w:top w:val="single" w:sz="4" w:space="0" w:color="000000"/>
                     <w:left w:val="single" w:sz="4" w:space="0" w:color="000000"/>
@@ -4966,7 +5239,7 @@
               </w:tc>
               <w:tc>
                 <w:tcPr>
-                  <w:tcW w:w="3087" w:type="dxa"/>
+                  <w:tcW w:w="2994" w:type="dxa"/>
                   <w:tcBorders>
                     <w:top w:val="single" w:sz="4" w:space="0" w:color="000000"/>
                     <w:left w:val="single" w:sz="4" w:space="0" w:color="000000"/>
@@ -4985,7 +5258,7 @@
               </w:trPr>
               <w:tc>
                 <w:tcPr>
-                  <w:tcW w:w="1584" w:type="dxa"/>
+                  <w:tcW w:w="879" w:type="dxa"/>
                   <w:tcBorders>
                     <w:top w:val="single" w:sz="4" w:space="0" w:color="000000"/>
                     <w:left w:val="single" w:sz="4" w:space="0" w:color="000000"/>
@@ -5005,7 +5278,7 @@
               </w:tc>
               <w:tc>
                 <w:tcPr>
-                  <w:tcW w:w="1641" w:type="dxa"/>
+                  <w:tcW w:w="992" w:type="dxa"/>
                   <w:tcBorders>
                     <w:top w:val="single" w:sz="4" w:space="0" w:color="000000"/>
                     <w:left w:val="single" w:sz="4" w:space="0" w:color="000000"/>
@@ -5025,7 +5298,7 @@
               </w:tc>
               <w:tc>
                 <w:tcPr>
-                  <w:tcW w:w="1723" w:type="dxa"/>
+                  <w:tcW w:w="1276" w:type="dxa"/>
                   <w:tcBorders>
                     <w:top w:val="single" w:sz="4" w:space="0" w:color="000000"/>
                     <w:left w:val="single" w:sz="4" w:space="0" w:color="000000"/>
@@ -5045,7 +5318,7 @@
               </w:tc>
               <w:tc>
                 <w:tcPr>
-                  <w:tcW w:w="2500" w:type="dxa"/>
+                  <w:tcW w:w="4394" w:type="dxa"/>
                   <w:tcBorders>
                     <w:top w:val="single" w:sz="4" w:space="0" w:color="000000"/>
                     <w:left w:val="single" w:sz="4" w:space="0" w:color="000000"/>
@@ -5090,7 +5363,7 @@
               </w:tc>
               <w:tc>
                 <w:tcPr>
-                  <w:tcW w:w="3087" w:type="dxa"/>
+                  <w:tcW w:w="2994" w:type="dxa"/>
                   <w:tcBorders>
                     <w:top w:val="single" w:sz="4" w:space="0" w:color="000000"/>
                     <w:left w:val="single" w:sz="4" w:space="0" w:color="000000"/>
@@ -5103,7 +5376,11 @@
               </w:tc>
             </w:tr>
           </w:tbl>
-          <w:p/>
+          <w:p>
+            <w:r>
+              <w:t xml:space="preserve"> </w:t>
+            </w:r>
+          </w:p>
         </w:tc>
       </w:tr>
     </w:tbl>
@@ -5166,7 +5443,7 @@
               <w:pStyle w:val="Ttulo2"/>
             </w:pPr>
             <w:bookmarkStart w:id="22" w:name="_t03103c71nu0" w:colFirst="0" w:colLast="0"/>
-            <w:bookmarkStart w:id="23" w:name="_Toc227595752"/>
+            <w:bookmarkStart w:id="23" w:name="_Toc227929337"/>
             <w:bookmarkEnd w:id="22"/>
             <w:r>
               <w:lastRenderedPageBreak/>
@@ -5206,12 +5483,12 @@
             </w:tblPr>
             <w:tblGrid>
               <w:gridCol w:w="1543"/>
-              <w:gridCol w:w="1065"/>
-              <w:gridCol w:w="1080"/>
-              <w:gridCol w:w="1005"/>
-              <w:gridCol w:w="1125"/>
-              <w:gridCol w:w="3210"/>
-              <w:gridCol w:w="1320"/>
+              <w:gridCol w:w="725"/>
+              <w:gridCol w:w="851"/>
+              <w:gridCol w:w="708"/>
+              <w:gridCol w:w="709"/>
+              <w:gridCol w:w="4536"/>
+              <w:gridCol w:w="1276"/>
             </w:tblGrid>
             <w:tr>
               <w:trPr>
@@ -5247,7 +5524,7 @@
               </w:tc>
               <w:tc>
                 <w:tcPr>
-                  <w:tcW w:w="1065" w:type="dxa"/>
+                  <w:tcW w:w="725" w:type="dxa"/>
                   <w:tcBorders>
                     <w:top w:val="single" w:sz="4" w:space="0" w:color="auto"/>
                     <w:left w:val="single" w:sz="4" w:space="0" w:color="auto"/>
@@ -5275,7 +5552,7 @@
               </w:tc>
               <w:tc>
                 <w:tcPr>
-                  <w:tcW w:w="1080" w:type="dxa"/>
+                  <w:tcW w:w="851" w:type="dxa"/>
                   <w:tcBorders>
                     <w:top w:val="single" w:sz="4" w:space="0" w:color="auto"/>
                     <w:left w:val="single" w:sz="4" w:space="0" w:color="auto"/>
@@ -5303,7 +5580,7 @@
               </w:tc>
               <w:tc>
                 <w:tcPr>
-                  <w:tcW w:w="1005" w:type="dxa"/>
+                  <w:tcW w:w="708" w:type="dxa"/>
                   <w:tcBorders>
                     <w:top w:val="single" w:sz="4" w:space="0" w:color="auto"/>
                     <w:left w:val="single" w:sz="4" w:space="0" w:color="auto"/>
@@ -5331,7 +5608,7 @@
               </w:tc>
               <w:tc>
                 <w:tcPr>
-                  <w:tcW w:w="1125" w:type="dxa"/>
+                  <w:tcW w:w="709" w:type="dxa"/>
                   <w:tcBorders>
                     <w:top w:val="single" w:sz="4" w:space="0" w:color="auto"/>
                     <w:left w:val="single" w:sz="4" w:space="0" w:color="auto"/>
@@ -5359,7 +5636,7 @@
               </w:tc>
               <w:tc>
                 <w:tcPr>
-                  <w:tcW w:w="3210" w:type="dxa"/>
+                  <w:tcW w:w="4536" w:type="dxa"/>
                   <w:tcBorders>
                     <w:top w:val="single" w:sz="4" w:space="0" w:color="auto"/>
                     <w:left w:val="single" w:sz="4" w:space="0" w:color="auto"/>
@@ -5387,7 +5664,7 @@
               </w:tc>
               <w:tc>
                 <w:tcPr>
-                  <w:tcW w:w="1320" w:type="dxa"/>
+                  <w:tcW w:w="1276" w:type="dxa"/>
                   <w:tcBorders>
                     <w:top w:val="single" w:sz="4" w:space="0" w:color="auto"/>
                     <w:left w:val="single" w:sz="4" w:space="0" w:color="auto"/>
@@ -5437,7 +5714,7 @@
               </w:tc>
               <w:tc>
                 <w:tcPr>
-                  <w:tcW w:w="1065" w:type="dxa"/>
+                  <w:tcW w:w="725" w:type="dxa"/>
                   <w:tcBorders>
                     <w:top w:val="single" w:sz="4" w:space="0" w:color="auto"/>
                     <w:left w:val="single" w:sz="4" w:space="0" w:color="000000"/>
@@ -5469,7 +5746,7 @@
               </w:tc>
               <w:tc>
                 <w:tcPr>
-                  <w:tcW w:w="1080" w:type="dxa"/>
+                  <w:tcW w:w="851" w:type="dxa"/>
                   <w:tcBorders>
                     <w:top w:val="single" w:sz="4" w:space="0" w:color="auto"/>
                     <w:left w:val="single" w:sz="4" w:space="0" w:color="000000"/>
@@ -5501,7 +5778,7 @@
               </w:tc>
               <w:tc>
                 <w:tcPr>
-                  <w:tcW w:w="1005" w:type="dxa"/>
+                  <w:tcW w:w="708" w:type="dxa"/>
                   <w:tcBorders>
                     <w:top w:val="single" w:sz="4" w:space="0" w:color="auto"/>
                     <w:left w:val="single" w:sz="4" w:space="0" w:color="000000"/>
@@ -5533,7 +5810,7 @@
               </w:tc>
               <w:tc>
                 <w:tcPr>
-                  <w:tcW w:w="1125" w:type="dxa"/>
+                  <w:tcW w:w="709" w:type="dxa"/>
                   <w:tcBorders>
                     <w:top w:val="single" w:sz="4" w:space="0" w:color="auto"/>
                     <w:left w:val="single" w:sz="4" w:space="0" w:color="000000"/>
@@ -5565,7 +5842,7 @@
               </w:tc>
               <w:tc>
                 <w:tcPr>
-                  <w:tcW w:w="3210" w:type="dxa"/>
+                  <w:tcW w:w="4536" w:type="dxa"/>
                   <w:tcBorders>
                     <w:top w:val="single" w:sz="4" w:space="0" w:color="auto"/>
                     <w:left w:val="single" w:sz="4" w:space="0" w:color="000000"/>
@@ -5594,7 +5871,7 @@
               </w:tc>
               <w:tc>
                 <w:tcPr>
-                  <w:tcW w:w="1320" w:type="dxa"/>
+                  <w:tcW w:w="1276" w:type="dxa"/>
                   <w:tcBorders>
                     <w:top w:val="single" w:sz="4" w:space="0" w:color="auto"/>
                     <w:left w:val="single" w:sz="4" w:space="0" w:color="000000"/>
@@ -5604,6 +5881,9 @@
                   <w:vAlign w:val="center"/>
                 </w:tcPr>
                 <w:p>
+                  <w:pPr>
+                    <w:jc w:val="center"/>
+                  </w:pPr>
                   <w:proofErr w:type="spellStart"/>
                   <w:r>
                     <w:t>Float</w:t>
@@ -5635,7 +5915,7 @@
               </w:tc>
               <w:tc>
                 <w:tcPr>
-                  <w:tcW w:w="1065" w:type="dxa"/>
+                  <w:tcW w:w="725" w:type="dxa"/>
                   <w:tcBorders>
                     <w:top w:val="single" w:sz="4" w:space="0" w:color="000000"/>
                     <w:left w:val="single" w:sz="4" w:space="0" w:color="000000"/>
@@ -5667,7 +5947,7 @@
               </w:tc>
               <w:tc>
                 <w:tcPr>
-                  <w:tcW w:w="1080" w:type="dxa"/>
+                  <w:tcW w:w="851" w:type="dxa"/>
                   <w:tcBorders>
                     <w:top w:val="single" w:sz="4" w:space="0" w:color="000000"/>
                     <w:left w:val="single" w:sz="4" w:space="0" w:color="000000"/>
@@ -5699,7 +5979,7 @@
               </w:tc>
               <w:tc>
                 <w:tcPr>
-                  <w:tcW w:w="1005" w:type="dxa"/>
+                  <w:tcW w:w="708" w:type="dxa"/>
                   <w:tcBorders>
                     <w:top w:val="single" w:sz="4" w:space="0" w:color="000000"/>
                     <w:left w:val="single" w:sz="4" w:space="0" w:color="000000"/>
@@ -5731,7 +6011,7 @@
               </w:tc>
               <w:tc>
                 <w:tcPr>
-                  <w:tcW w:w="1125" w:type="dxa"/>
+                  <w:tcW w:w="709" w:type="dxa"/>
                   <w:tcBorders>
                     <w:top w:val="single" w:sz="4" w:space="0" w:color="000000"/>
                     <w:left w:val="single" w:sz="4" w:space="0" w:color="000000"/>
@@ -5763,7 +6043,7 @@
               </w:tc>
               <w:tc>
                 <w:tcPr>
-                  <w:tcW w:w="3210" w:type="dxa"/>
+                  <w:tcW w:w="4536" w:type="dxa"/>
                   <w:tcBorders>
                     <w:top w:val="single" w:sz="4" w:space="0" w:color="000000"/>
                     <w:left w:val="single" w:sz="4" w:space="0" w:color="000000"/>
@@ -5792,7 +6072,7 @@
               </w:tc>
               <w:tc>
                 <w:tcPr>
-                  <w:tcW w:w="1320" w:type="dxa"/>
+                  <w:tcW w:w="1276" w:type="dxa"/>
                   <w:tcBorders>
                     <w:top w:val="single" w:sz="4" w:space="0" w:color="000000"/>
                     <w:left w:val="single" w:sz="4" w:space="0" w:color="000000"/>
@@ -5802,6 +6082,9 @@
                   <w:vAlign w:val="center"/>
                 </w:tcPr>
                 <w:p>
+                  <w:pPr>
+                    <w:jc w:val="center"/>
+                  </w:pPr>
                   <w:r>
                     <w:t>Vector2</w:t>
                   </w:r>
@@ -5833,7 +6116,7 @@
               </w:tc>
               <w:tc>
                 <w:tcPr>
-                  <w:tcW w:w="1065" w:type="dxa"/>
+                  <w:tcW w:w="725" w:type="dxa"/>
                   <w:tcBorders>
                     <w:top w:val="single" w:sz="4" w:space="0" w:color="000000"/>
                     <w:left w:val="single" w:sz="4" w:space="0" w:color="000000"/>
@@ -5865,7 +6148,7 @@
               </w:tc>
               <w:tc>
                 <w:tcPr>
-                  <w:tcW w:w="1080" w:type="dxa"/>
+                  <w:tcW w:w="851" w:type="dxa"/>
                   <w:tcBorders>
                     <w:top w:val="single" w:sz="4" w:space="0" w:color="000000"/>
                     <w:left w:val="single" w:sz="4" w:space="0" w:color="000000"/>
@@ -5897,7 +6180,7 @@
               </w:tc>
               <w:tc>
                 <w:tcPr>
-                  <w:tcW w:w="1005" w:type="dxa"/>
+                  <w:tcW w:w="708" w:type="dxa"/>
                   <w:tcBorders>
                     <w:top w:val="single" w:sz="4" w:space="0" w:color="000000"/>
                     <w:left w:val="single" w:sz="4" w:space="0" w:color="000000"/>
@@ -5929,7 +6212,7 @@
               </w:tc>
               <w:tc>
                 <w:tcPr>
-                  <w:tcW w:w="1125" w:type="dxa"/>
+                  <w:tcW w:w="709" w:type="dxa"/>
                   <w:tcBorders>
                     <w:top w:val="single" w:sz="4" w:space="0" w:color="000000"/>
                     <w:left w:val="single" w:sz="4" w:space="0" w:color="000000"/>
@@ -5961,7 +6244,7 @@
               </w:tc>
               <w:tc>
                 <w:tcPr>
-                  <w:tcW w:w="3210" w:type="dxa"/>
+                  <w:tcW w:w="4536" w:type="dxa"/>
                   <w:tcBorders>
                     <w:top w:val="single" w:sz="4" w:space="0" w:color="000000"/>
                     <w:left w:val="single" w:sz="4" w:space="0" w:color="000000"/>
@@ -5990,7 +6273,7 @@
               </w:tc>
               <w:tc>
                 <w:tcPr>
-                  <w:tcW w:w="1320" w:type="dxa"/>
+                  <w:tcW w:w="1276" w:type="dxa"/>
                   <w:tcBorders>
                     <w:top w:val="single" w:sz="4" w:space="0" w:color="000000"/>
                     <w:left w:val="single" w:sz="4" w:space="0" w:color="000000"/>
@@ -6000,6 +6283,9 @@
                   <w:vAlign w:val="center"/>
                 </w:tcPr>
                 <w:p>
+                  <w:pPr>
+                    <w:jc w:val="center"/>
+                  </w:pPr>
                   <w:r>
                     <w:t>Booleano</w:t>
                   </w:r>
@@ -6031,7 +6317,7 @@
               </w:tc>
               <w:tc>
                 <w:tcPr>
-                  <w:tcW w:w="1065" w:type="dxa"/>
+                  <w:tcW w:w="725" w:type="dxa"/>
                   <w:tcBorders>
                     <w:top w:val="single" w:sz="4" w:space="0" w:color="000000"/>
                     <w:left w:val="single" w:sz="4" w:space="0" w:color="000000"/>
@@ -6063,7 +6349,7 @@
               </w:tc>
               <w:tc>
                 <w:tcPr>
-                  <w:tcW w:w="1080" w:type="dxa"/>
+                  <w:tcW w:w="851" w:type="dxa"/>
                   <w:tcBorders>
                     <w:top w:val="single" w:sz="4" w:space="0" w:color="000000"/>
                     <w:left w:val="single" w:sz="4" w:space="0" w:color="000000"/>
@@ -6095,7 +6381,7 @@
               </w:tc>
               <w:tc>
                 <w:tcPr>
-                  <w:tcW w:w="1005" w:type="dxa"/>
+                  <w:tcW w:w="708" w:type="dxa"/>
                   <w:tcBorders>
                     <w:top w:val="single" w:sz="4" w:space="0" w:color="000000"/>
                     <w:left w:val="single" w:sz="4" w:space="0" w:color="000000"/>
@@ -6127,7 +6413,7 @@
               </w:tc>
               <w:tc>
                 <w:tcPr>
-                  <w:tcW w:w="1125" w:type="dxa"/>
+                  <w:tcW w:w="709" w:type="dxa"/>
                   <w:tcBorders>
                     <w:top w:val="single" w:sz="4" w:space="0" w:color="000000"/>
                     <w:left w:val="single" w:sz="4" w:space="0" w:color="000000"/>
@@ -6159,7 +6445,7 @@
               </w:tc>
               <w:tc>
                 <w:tcPr>
-                  <w:tcW w:w="3210" w:type="dxa"/>
+                  <w:tcW w:w="4536" w:type="dxa"/>
                   <w:tcBorders>
                     <w:top w:val="single" w:sz="4" w:space="0" w:color="000000"/>
                     <w:left w:val="single" w:sz="4" w:space="0" w:color="000000"/>
@@ -6188,7 +6474,7 @@
               </w:tc>
               <w:tc>
                 <w:tcPr>
-                  <w:tcW w:w="1320" w:type="dxa"/>
+                  <w:tcW w:w="1276" w:type="dxa"/>
                   <w:tcBorders>
                     <w:top w:val="single" w:sz="4" w:space="0" w:color="000000"/>
                     <w:left w:val="single" w:sz="4" w:space="0" w:color="000000"/>
@@ -6198,6 +6484,9 @@
                   <w:vAlign w:val="center"/>
                 </w:tcPr>
                 <w:p>
+                  <w:pPr>
+                    <w:jc w:val="center"/>
+                  </w:pPr>
                   <w:r>
                     <w:t>Booleano</w:t>
                   </w:r>
@@ -6232,7 +6521,7 @@
               </w:tc>
               <w:tc>
                 <w:tcPr>
-                  <w:tcW w:w="1065" w:type="dxa"/>
+                  <w:tcW w:w="725" w:type="dxa"/>
                   <w:tcBorders>
                     <w:top w:val="single" w:sz="4" w:space="0" w:color="000000"/>
                     <w:left w:val="single" w:sz="4" w:space="0" w:color="000000"/>
@@ -6264,7 +6553,7 @@
               </w:tc>
               <w:tc>
                 <w:tcPr>
-                  <w:tcW w:w="1080" w:type="dxa"/>
+                  <w:tcW w:w="851" w:type="dxa"/>
                   <w:tcBorders>
                     <w:top w:val="single" w:sz="4" w:space="0" w:color="000000"/>
                     <w:left w:val="single" w:sz="4" w:space="0" w:color="000000"/>
@@ -6296,7 +6585,7 @@
               </w:tc>
               <w:tc>
                 <w:tcPr>
-                  <w:tcW w:w="1005" w:type="dxa"/>
+                  <w:tcW w:w="708" w:type="dxa"/>
                   <w:tcBorders>
                     <w:top w:val="single" w:sz="4" w:space="0" w:color="000000"/>
                     <w:left w:val="single" w:sz="4" w:space="0" w:color="000000"/>
@@ -6328,7 +6617,7 @@
               </w:tc>
               <w:tc>
                 <w:tcPr>
-                  <w:tcW w:w="1125" w:type="dxa"/>
+                  <w:tcW w:w="709" w:type="dxa"/>
                   <w:tcBorders>
                     <w:top w:val="single" w:sz="4" w:space="0" w:color="000000"/>
                     <w:left w:val="single" w:sz="4" w:space="0" w:color="000000"/>
@@ -6360,7 +6649,7 @@
               </w:tc>
               <w:tc>
                 <w:tcPr>
-                  <w:tcW w:w="3210" w:type="dxa"/>
+                  <w:tcW w:w="4536" w:type="dxa"/>
                   <w:tcBorders>
                     <w:top w:val="single" w:sz="4" w:space="0" w:color="000000"/>
                     <w:left w:val="single" w:sz="4" w:space="0" w:color="000000"/>
@@ -6389,7 +6678,7 @@
               </w:tc>
               <w:tc>
                 <w:tcPr>
-                  <w:tcW w:w="1320" w:type="dxa"/>
+                  <w:tcW w:w="1276" w:type="dxa"/>
                   <w:tcBorders>
                     <w:top w:val="single" w:sz="4" w:space="0" w:color="000000"/>
                     <w:left w:val="single" w:sz="4" w:space="0" w:color="000000"/>
@@ -6399,6 +6688,9 @@
                   <w:vAlign w:val="center"/>
                 </w:tcPr>
                 <w:p>
+                  <w:pPr>
+                    <w:jc w:val="center"/>
+                  </w:pPr>
                   <w:proofErr w:type="spellStart"/>
                   <w:r>
                     <w:t>String</w:t>
@@ -6406,11 +6698,17 @@
                   <w:proofErr w:type="spellEnd"/>
                 </w:p>
                 <w:p>
+                  <w:pPr>
+                    <w:jc w:val="center"/>
+                  </w:pPr>
                   <w:r>
                     <w:t>/</w:t>
                   </w:r>
                 </w:p>
                 <w:p>
+                  <w:pPr>
+                    <w:jc w:val="center"/>
+                  </w:pPr>
                   <w:r>
                     <w:t>Dicionário</w:t>
                   </w:r>
@@ -6418,7 +6716,11 @@
               </w:tc>
             </w:tr>
           </w:tbl>
-          <w:p/>
+          <w:p>
+            <w:r>
+              <w:t xml:space="preserve"> </w:t>
+            </w:r>
+          </w:p>
         </w:tc>
       </w:tr>
     </w:tbl>
@@ -6449,12 +6751,13 @@
         <w:tc>
           <w:tcPr>
             <w:tcW w:w="9019" w:type="dxa"/>
+            <w:shd w:val="clear" w:color="auto" w:fill="BFBFBF" w:themeFill="background1" w:themeFillShade="BF"/>
           </w:tcPr>
           <w:p>
             <w:pPr>
               <w:pStyle w:val="Ttulo2"/>
             </w:pPr>
-            <w:bookmarkStart w:id="25" w:name="_Toc227595753"/>
+            <w:bookmarkStart w:id="25" w:name="_Toc227929338"/>
             <w:r>
               <w:lastRenderedPageBreak/>
               <w:t>2.5 Regras de Execução</w:t>
@@ -6483,14 +6786,14 @@
               <w:tblLook w:val="04A0" w:firstRow="1" w:lastRow="0" w:firstColumn="1" w:lastColumn="0" w:noHBand="0" w:noVBand="1"/>
             </w:tblPr>
             <w:tblGrid>
-              <w:gridCol w:w="2285"/>
-              <w:gridCol w:w="5387"/>
-              <w:gridCol w:w="2835"/>
+              <w:gridCol w:w="1626"/>
+              <w:gridCol w:w="6471"/>
+              <w:gridCol w:w="2410"/>
             </w:tblGrid>
             <w:tr>
               <w:tc>
                 <w:tcPr>
-                  <w:tcW w:w="2285" w:type="dxa"/>
+                  <w:tcW w:w="1626" w:type="dxa"/>
                   <w:tcBorders>
                     <w:top w:val="single" w:sz="4" w:space="0" w:color="auto"/>
                     <w:left w:val="single" w:sz="4" w:space="0" w:color="auto"/>
@@ -6520,7 +6823,7 @@
               </w:tc>
               <w:tc>
                 <w:tcPr>
-                  <w:tcW w:w="5387" w:type="dxa"/>
+                  <w:tcW w:w="6471" w:type="dxa"/>
                   <w:tcBorders>
                     <w:top w:val="single" w:sz="4" w:space="0" w:color="auto"/>
                     <w:left w:val="single" w:sz="4" w:space="0" w:color="auto"/>
@@ -6550,7 +6853,7 @@
               </w:tc>
               <w:tc>
                 <w:tcPr>
-                  <w:tcW w:w="2835" w:type="dxa"/>
+                  <w:tcW w:w="2410" w:type="dxa"/>
                   <w:tcBorders>
                     <w:top w:val="single" w:sz="4" w:space="0" w:color="auto"/>
                     <w:left w:val="single" w:sz="4" w:space="0" w:color="auto"/>
@@ -6582,14 +6885,16 @@
             <w:tr>
               <w:tc>
                 <w:tcPr>
-                  <w:tcW w:w="2285" w:type="dxa"/>
+                  <w:tcW w:w="1626" w:type="dxa"/>
                   <w:tcBorders>
                     <w:top w:val="single" w:sz="4" w:space="0" w:color="auto"/>
                   </w:tcBorders>
+                  <w:vAlign w:val="center"/>
                 </w:tcPr>
                 <w:p>
                   <w:pPr>
                     <w:spacing w:line="276" w:lineRule="auto"/>
+                    <w:jc w:val="center"/>
                   </w:pPr>
                   <w:r>
                     <w:t>RE1</w:t>
@@ -6598,10 +6903,11 @@
               </w:tc>
               <w:tc>
                 <w:tcPr>
-                  <w:tcW w:w="5387" w:type="dxa"/>
+                  <w:tcW w:w="6471" w:type="dxa"/>
                   <w:tcBorders>
                     <w:top w:val="single" w:sz="4" w:space="0" w:color="auto"/>
                   </w:tcBorders>
+                  <w:vAlign w:val="center"/>
                 </w:tcPr>
                 <w:p>
                   <w:pPr>
@@ -6621,14 +6927,16 @@
               </w:tc>
               <w:tc>
                 <w:tcPr>
-                  <w:tcW w:w="2835" w:type="dxa"/>
+                  <w:tcW w:w="2410" w:type="dxa"/>
                   <w:tcBorders>
                     <w:top w:val="single" w:sz="4" w:space="0" w:color="auto"/>
                   </w:tcBorders>
+                  <w:vAlign w:val="center"/>
                 </w:tcPr>
                 <w:p>
                   <w:pPr>
                     <w:spacing w:line="276" w:lineRule="auto"/>
+                    <w:jc w:val="center"/>
                   </w:pPr>
                   <w:r>
                     <w:t>Geral</w:t>
@@ -6639,11 +6947,13 @@
             <w:tr>
               <w:tc>
                 <w:tcPr>
-                  <w:tcW w:w="2285" w:type="dxa"/>
+                  <w:tcW w:w="1626" w:type="dxa"/>
+                  <w:vAlign w:val="center"/>
                 </w:tcPr>
                 <w:p>
                   <w:pPr>
                     <w:spacing w:line="276" w:lineRule="auto"/>
+                    <w:jc w:val="center"/>
                   </w:pPr>
                   <w:r>
                     <w:t>RE2</w:t>
@@ -6652,7 +6962,8 @@
               </w:tc>
               <w:tc>
                 <w:tcPr>
-                  <w:tcW w:w="5387" w:type="dxa"/>
+                  <w:tcW w:w="6471" w:type="dxa"/>
+                  <w:vAlign w:val="center"/>
                 </w:tcPr>
                 <w:p>
                   <w:pPr>
@@ -6682,11 +6993,13 @@
               </w:tc>
               <w:tc>
                 <w:tcPr>
-                  <w:tcW w:w="2835" w:type="dxa"/>
+                  <w:tcW w:w="2410" w:type="dxa"/>
+                  <w:vAlign w:val="center"/>
                 </w:tcPr>
                 <w:p>
                   <w:pPr>
                     <w:spacing w:line="276" w:lineRule="auto"/>
+                    <w:jc w:val="center"/>
                   </w:pPr>
                   <w:r>
                     <w:t>RF6</w:t>
@@ -6699,6 +7012,9 @@
             <w:pPr>
               <w:spacing w:line="276" w:lineRule="auto"/>
             </w:pPr>
+            <w:r>
+              <w:t xml:space="preserve"> </w:t>
+            </w:r>
           </w:p>
         </w:tc>
       </w:tr>
@@ -6748,7 +7064,7 @@
             <w:pPr>
               <w:pStyle w:val="Ttulo1"/>
             </w:pPr>
-            <w:bookmarkStart w:id="26" w:name="_Toc227595754"/>
+            <w:bookmarkStart w:id="26" w:name="_Toc227929339"/>
             <w:r>
               <w:t>3 INTERFACE</w:t>
             </w:r>
@@ -6785,7 +7101,7 @@
             <w:pPr>
               <w:pStyle w:val="Ttulo2"/>
             </w:pPr>
-            <w:bookmarkStart w:id="27" w:name="_Toc227595755"/>
+            <w:bookmarkStart w:id="27" w:name="_Toc227929340"/>
             <w:r>
               <w:t>3.1 Descrição</w:t>
             </w:r>
@@ -6991,9 +7307,4994 @@
       <w:bookmarkEnd w:id="28"/>
       <w:bookmarkEnd w:id="29"/>
     </w:p>
+    <w:p>
+      <w:pPr>
+        <w:spacing w:line="276" w:lineRule="auto"/>
+        <w:rPr>
+          <w:color w:val="434343"/>
+          <w:szCs w:val="28"/>
+        </w:rPr>
+      </w:pPr>
+      <w:r>
+        <w:rPr>
+          <w:color w:val="434343"/>
+          <w:szCs w:val="28"/>
+        </w:rPr>
+        <w:br w:type="page"/>
+      </w:r>
+    </w:p>
+    <w:tbl>
+      <w:tblPr>
+        <w:tblStyle w:val="Tabelacomgrade"/>
+        <w:tblW w:w="10665" w:type="dxa"/>
+        <w:jc w:val="center"/>
+        <w:tblLook w:val="04A0" w:firstRow="1" w:lastRow="0" w:firstColumn="1" w:lastColumn="0" w:noHBand="0" w:noVBand="1"/>
+      </w:tblPr>
+      <w:tblGrid>
+        <w:gridCol w:w="10665"/>
+      </w:tblGrid>
+      <w:tr>
+        <w:trPr>
+          <w:jc w:val="center"/>
+        </w:trPr>
+        <w:tc>
+          <w:tcPr>
+            <w:tcW w:w="9019" w:type="dxa"/>
+            <w:shd w:val="clear" w:color="auto" w:fill="BFBFBF" w:themeFill="background1" w:themeFillShade="BF"/>
+          </w:tcPr>
+          <w:p>
+            <w:pPr>
+              <w:pStyle w:val="Ttulo1"/>
+            </w:pPr>
+            <w:bookmarkStart w:id="30" w:name="_Toc227929341"/>
+            <w:r>
+              <w:lastRenderedPageBreak/>
+              <w:t>4 CASO DE USO</w:t>
+            </w:r>
+            <w:bookmarkEnd w:id="30"/>
+          </w:p>
+        </w:tc>
+      </w:tr>
+    </w:tbl>
+    <w:p>
+      <w:pPr>
+        <w:spacing w:line="276" w:lineRule="auto"/>
+        <w:rPr>
+          <w:color w:val="434343"/>
+          <w:szCs w:val="28"/>
+        </w:rPr>
+      </w:pPr>
+    </w:p>
+    <w:tbl>
+      <w:tblPr>
+        <w:tblStyle w:val="Tabelacomgrade"/>
+        <w:tblW w:w="10665" w:type="dxa"/>
+        <w:jc w:val="center"/>
+        <w:tblLook w:val="04A0" w:firstRow="1" w:lastRow="0" w:firstColumn="1" w:lastColumn="0" w:noHBand="0" w:noVBand="1"/>
+      </w:tblPr>
+      <w:tblGrid>
+        <w:gridCol w:w="10665"/>
+      </w:tblGrid>
+      <w:tr>
+        <w:trPr>
+          <w:jc w:val="center"/>
+        </w:trPr>
+        <w:tc>
+          <w:tcPr>
+            <w:tcW w:w="9019" w:type="dxa"/>
+            <w:shd w:val="clear" w:color="auto" w:fill="BFBFBF" w:themeFill="background1" w:themeFillShade="BF"/>
+          </w:tcPr>
+          <w:p>
+            <w:pPr>
+              <w:pStyle w:val="Ttulo2"/>
+            </w:pPr>
+            <w:bookmarkStart w:id="31" w:name="_Toc227929342"/>
+            <w:r>
+              <w:t>4.1 Identificação do Caso de Uso</w:t>
+            </w:r>
+            <w:bookmarkEnd w:id="31"/>
+          </w:p>
+        </w:tc>
+      </w:tr>
+      <w:tr>
+        <w:trPr>
+          <w:jc w:val="center"/>
+        </w:trPr>
+        <w:tc>
+          <w:tcPr>
+            <w:tcW w:w="9019" w:type="dxa"/>
+          </w:tcPr>
+          <w:p>
+            <w:pPr>
+              <w:spacing w:line="276" w:lineRule="auto"/>
+              <w:rPr>
+                <w:color w:val="434343"/>
+                <w:szCs w:val="28"/>
+              </w:rPr>
+            </w:pPr>
+          </w:p>
+          <w:tbl>
+            <w:tblPr>
+              <w:tblStyle w:val="Tabelacomgrade"/>
+              <w:tblW w:w="0" w:type="auto"/>
+              <w:tblLook w:val="04A0" w:firstRow="1" w:lastRow="0" w:firstColumn="1" w:lastColumn="0" w:noHBand="0" w:noVBand="1"/>
+            </w:tblPr>
+            <w:tblGrid>
+              <w:gridCol w:w="2449"/>
+              <w:gridCol w:w="7764"/>
+            </w:tblGrid>
+            <w:tr>
+              <w:tc>
+                <w:tcPr>
+                  <w:tcW w:w="2449" w:type="dxa"/>
+                  <w:shd w:val="clear" w:color="auto" w:fill="BFBFBF" w:themeFill="background1" w:themeFillShade="BF"/>
+                </w:tcPr>
+                <w:p>
+                  <w:pPr>
+                    <w:spacing w:line="276" w:lineRule="auto"/>
+                    <w:rPr>
+                      <w:rFonts w:ascii="Tahoma" w:hAnsi="Tahoma" w:cs="Tahoma"/>
+                      <w:b/>
+                      <w:bCs/>
+                      <w:szCs w:val="28"/>
+                    </w:rPr>
+                  </w:pPr>
+                  <w:r>
+                    <w:rPr>
+                      <w:rFonts w:ascii="Tahoma" w:hAnsi="Tahoma" w:cs="Tahoma"/>
+                      <w:b/>
+                      <w:bCs/>
+                      <w:szCs w:val="28"/>
+                    </w:rPr>
+                    <w:t>Número de Caso de Uso</w:t>
+                  </w:r>
+                </w:p>
+              </w:tc>
+              <w:tc>
+                <w:tcPr>
+                  <w:tcW w:w="7764" w:type="dxa"/>
+                </w:tcPr>
+                <w:p>
+                  <w:pPr>
+                    <w:spacing w:line="276" w:lineRule="auto"/>
+                    <w:rPr>
+                      <w:szCs w:val="28"/>
+                    </w:rPr>
+                  </w:pPr>
+                  <w:r>
+                    <w:rPr>
+                      <w:szCs w:val="28"/>
+                    </w:rPr>
+                    <w:t>UC001</w:t>
+                  </w:r>
+                </w:p>
+              </w:tc>
+            </w:tr>
+            <w:tr>
+              <w:tc>
+                <w:tcPr>
+                  <w:tcW w:w="2449" w:type="dxa"/>
+                  <w:shd w:val="clear" w:color="auto" w:fill="BFBFBF" w:themeFill="background1" w:themeFillShade="BF"/>
+                </w:tcPr>
+                <w:p>
+                  <w:pPr>
+                    <w:spacing w:line="276" w:lineRule="auto"/>
+                    <w:rPr>
+                      <w:rFonts w:ascii="Tahoma" w:hAnsi="Tahoma" w:cs="Tahoma"/>
+                      <w:b/>
+                      <w:bCs/>
+                      <w:szCs w:val="28"/>
+                    </w:rPr>
+                  </w:pPr>
+                  <w:r>
+                    <w:rPr>
+                      <w:rFonts w:ascii="Tahoma" w:hAnsi="Tahoma" w:cs="Tahoma"/>
+                      <w:b/>
+                      <w:bCs/>
+                      <w:szCs w:val="28"/>
+                    </w:rPr>
+                    <w:t>Nome do Caso de Uso</w:t>
+                  </w:r>
+                </w:p>
+              </w:tc>
+              <w:tc>
+                <w:tcPr>
+                  <w:tcW w:w="7764" w:type="dxa"/>
+                </w:tcPr>
+                <w:p>
+                  <w:pPr>
+                    <w:spacing w:line="276" w:lineRule="auto"/>
+                    <w:rPr>
+                      <w:szCs w:val="28"/>
+                    </w:rPr>
+                  </w:pPr>
+                  <w:r>
+                    <w:rPr>
+                      <w:szCs w:val="28"/>
+                    </w:rPr>
+                    <w:t>Explorar o Ambiente</w:t>
+                  </w:r>
+                </w:p>
+              </w:tc>
+            </w:tr>
+            <w:tr>
+              <w:tc>
+                <w:tcPr>
+                  <w:tcW w:w="2449" w:type="dxa"/>
+                  <w:shd w:val="clear" w:color="auto" w:fill="BFBFBF" w:themeFill="background1" w:themeFillShade="BF"/>
+                </w:tcPr>
+                <w:p>
+                  <w:pPr>
+                    <w:spacing w:line="276" w:lineRule="auto"/>
+                    <w:rPr>
+                      <w:rFonts w:ascii="Tahoma" w:hAnsi="Tahoma" w:cs="Tahoma"/>
+                      <w:b/>
+                      <w:bCs/>
+                      <w:szCs w:val="28"/>
+                    </w:rPr>
+                  </w:pPr>
+                  <w:r>
+                    <w:rPr>
+                      <w:rFonts w:ascii="Tahoma" w:hAnsi="Tahoma" w:cs="Tahoma"/>
+                      <w:b/>
+                      <w:bCs/>
+                      <w:szCs w:val="28"/>
+                    </w:rPr>
+                    <w:t>Ator(es)</w:t>
+                  </w:r>
+                </w:p>
+              </w:tc>
+              <w:tc>
+                <w:tcPr>
+                  <w:tcW w:w="7764" w:type="dxa"/>
+                </w:tcPr>
+                <w:p>
+                  <w:pPr>
+                    <w:spacing w:line="276" w:lineRule="auto"/>
+                    <w:rPr>
+                      <w:szCs w:val="28"/>
+                    </w:rPr>
+                  </w:pPr>
+                  <w:r>
+                    <w:rPr>
+                      <w:szCs w:val="28"/>
+                    </w:rPr>
+                    <w:t>Jogador</w:t>
+                  </w:r>
+                </w:p>
+              </w:tc>
+            </w:tr>
+            <w:tr>
+              <w:tc>
+                <w:tcPr>
+                  <w:tcW w:w="2449" w:type="dxa"/>
+                  <w:shd w:val="clear" w:color="auto" w:fill="BFBFBF" w:themeFill="background1" w:themeFillShade="BF"/>
+                </w:tcPr>
+                <w:p>
+                  <w:pPr>
+                    <w:spacing w:line="276" w:lineRule="auto"/>
+                    <w:rPr>
+                      <w:rFonts w:ascii="Tahoma" w:hAnsi="Tahoma" w:cs="Tahoma"/>
+                      <w:b/>
+                      <w:bCs/>
+                      <w:szCs w:val="28"/>
+                    </w:rPr>
+                  </w:pPr>
+                  <w:r>
+                    <w:rPr>
+                      <w:rFonts w:ascii="Tahoma" w:hAnsi="Tahoma" w:cs="Tahoma"/>
+                      <w:b/>
+                      <w:bCs/>
+                      <w:szCs w:val="28"/>
+                    </w:rPr>
+                    <w:t>Descrição</w:t>
+                  </w:r>
+                </w:p>
+              </w:tc>
+              <w:tc>
+                <w:tcPr>
+                  <w:tcW w:w="7764" w:type="dxa"/>
+                </w:tcPr>
+                <w:p>
+                  <w:pPr>
+                    <w:spacing w:line="276" w:lineRule="auto"/>
+                    <w:rPr>
+                      <w:szCs w:val="28"/>
+                    </w:rPr>
+                  </w:pPr>
+                  <w:r>
+                    <w:rPr>
+                      <w:szCs w:val="28"/>
+                    </w:rPr>
+                    <w:t>Poder explorar, interagir e conhecer a região onde se passa o jogo e progredir na história</w:t>
+                  </w:r>
+                </w:p>
+              </w:tc>
+            </w:tr>
+            <w:tr>
+              <w:tc>
+                <w:tcPr>
+                  <w:tcW w:w="2449" w:type="dxa"/>
+                  <w:shd w:val="clear" w:color="auto" w:fill="BFBFBF" w:themeFill="background1" w:themeFillShade="BF"/>
+                </w:tcPr>
+                <w:p>
+                  <w:pPr>
+                    <w:spacing w:line="276" w:lineRule="auto"/>
+                    <w:rPr>
+                      <w:rFonts w:ascii="Tahoma" w:hAnsi="Tahoma" w:cs="Tahoma"/>
+                      <w:b/>
+                      <w:bCs/>
+                      <w:szCs w:val="28"/>
+                    </w:rPr>
+                  </w:pPr>
+                  <w:r>
+                    <w:rPr>
+                      <w:rFonts w:ascii="Tahoma" w:hAnsi="Tahoma" w:cs="Tahoma"/>
+                      <w:b/>
+                      <w:bCs/>
+                      <w:szCs w:val="28"/>
+                    </w:rPr>
+                    <w:t>Pré-condições</w:t>
+                  </w:r>
+                </w:p>
+              </w:tc>
+              <w:tc>
+                <w:tcPr>
+                  <w:tcW w:w="7764" w:type="dxa"/>
+                </w:tcPr>
+                <w:p>
+                  <w:pPr>
+                    <w:spacing w:line="276" w:lineRule="auto"/>
+                    <w:rPr>
+                      <w:szCs w:val="28"/>
+                    </w:rPr>
+                  </w:pPr>
+                  <w:r>
+                    <w:rPr>
+                      <w:szCs w:val="28"/>
+                    </w:rPr>
+                    <w:t>Sistema iniciado</w:t>
+                  </w:r>
+                </w:p>
+              </w:tc>
+            </w:tr>
+            <w:tr>
+              <w:tc>
+                <w:tcPr>
+                  <w:tcW w:w="2449" w:type="dxa"/>
+                  <w:shd w:val="clear" w:color="auto" w:fill="BFBFBF" w:themeFill="background1" w:themeFillShade="BF"/>
+                </w:tcPr>
+                <w:p>
+                  <w:pPr>
+                    <w:spacing w:line="276" w:lineRule="auto"/>
+                    <w:rPr>
+                      <w:rFonts w:ascii="Tahoma" w:hAnsi="Tahoma" w:cs="Tahoma"/>
+                      <w:b/>
+                      <w:bCs/>
+                      <w:szCs w:val="28"/>
+                    </w:rPr>
+                  </w:pPr>
+                  <w:r>
+                    <w:rPr>
+                      <w:rFonts w:ascii="Tahoma" w:hAnsi="Tahoma" w:cs="Tahoma"/>
+                      <w:b/>
+                      <w:bCs/>
+                      <w:szCs w:val="28"/>
+                    </w:rPr>
+                    <w:t>Pós-condições</w:t>
+                  </w:r>
+                </w:p>
+              </w:tc>
+              <w:tc>
+                <w:tcPr>
+                  <w:tcW w:w="7764" w:type="dxa"/>
+                </w:tcPr>
+                <w:p>
+                  <w:pPr>
+                    <w:spacing w:line="276" w:lineRule="auto"/>
+                    <w:rPr>
+                      <w:szCs w:val="28"/>
+                    </w:rPr>
+                  </w:pPr>
+                  <w:r>
+                    <w:rPr>
+                      <w:szCs w:val="28"/>
+                    </w:rPr>
+                    <w:t>Usuário posicionado no ambiente do jogo</w:t>
+                  </w:r>
+                </w:p>
+              </w:tc>
+            </w:tr>
+            <w:tr>
+              <w:tc>
+                <w:tcPr>
+                  <w:tcW w:w="2449" w:type="dxa"/>
+                  <w:shd w:val="clear" w:color="auto" w:fill="BFBFBF" w:themeFill="background1" w:themeFillShade="BF"/>
+                </w:tcPr>
+                <w:p>
+                  <w:pPr>
+                    <w:spacing w:line="276" w:lineRule="auto"/>
+                    <w:rPr>
+                      <w:rFonts w:ascii="Tahoma" w:hAnsi="Tahoma" w:cs="Tahoma"/>
+                      <w:b/>
+                      <w:bCs/>
+                      <w:szCs w:val="28"/>
+                    </w:rPr>
+                  </w:pPr>
+                  <w:r>
+                    <w:rPr>
+                      <w:rFonts w:ascii="Tahoma" w:hAnsi="Tahoma" w:cs="Tahoma"/>
+                      <w:b/>
+                      <w:bCs/>
+                      <w:szCs w:val="28"/>
+                    </w:rPr>
+                    <w:t>Ponto de Extensão</w:t>
+                  </w:r>
+                </w:p>
+              </w:tc>
+              <w:tc>
+                <w:tcPr>
+                  <w:tcW w:w="7764" w:type="dxa"/>
+                </w:tcPr>
+                <w:p>
+                  <w:pPr>
+                    <w:spacing w:line="276" w:lineRule="auto"/>
+                    <w:rPr>
+                      <w:szCs w:val="28"/>
+                    </w:rPr>
+                  </w:pPr>
+                  <w:r>
+                    <w:rPr>
+                      <w:szCs w:val="28"/>
+                    </w:rPr>
+                    <w:t>não há</w:t>
+                  </w:r>
+                </w:p>
+              </w:tc>
+            </w:tr>
+            <w:tr>
+              <w:tc>
+                <w:tcPr>
+                  <w:tcW w:w="2449" w:type="dxa"/>
+                  <w:shd w:val="clear" w:color="auto" w:fill="BFBFBF" w:themeFill="background1" w:themeFillShade="BF"/>
+                </w:tcPr>
+                <w:p>
+                  <w:pPr>
+                    <w:spacing w:line="276" w:lineRule="auto"/>
+                    <w:rPr>
+                      <w:rFonts w:ascii="Tahoma" w:hAnsi="Tahoma" w:cs="Tahoma"/>
+                      <w:b/>
+                      <w:bCs/>
+                      <w:szCs w:val="28"/>
+                    </w:rPr>
+                  </w:pPr>
+                  <w:r>
+                    <w:rPr>
+                      <w:rFonts w:ascii="Tahoma" w:hAnsi="Tahoma" w:cs="Tahoma"/>
+                      <w:b/>
+                      <w:bCs/>
+                      <w:szCs w:val="28"/>
+                    </w:rPr>
+                    <w:t>Ponto de Inclusão</w:t>
+                  </w:r>
+                </w:p>
+              </w:tc>
+              <w:tc>
+                <w:tcPr>
+                  <w:tcW w:w="7764" w:type="dxa"/>
+                </w:tcPr>
+                <w:p>
+                  <w:pPr>
+                    <w:spacing w:line="276" w:lineRule="auto"/>
+                    <w:rPr>
+                      <w:szCs w:val="28"/>
+                    </w:rPr>
+                  </w:pPr>
+                  <w:r>
+                    <w:rPr>
+                      <w:szCs w:val="28"/>
+                    </w:rPr>
+                    <w:t>não há</w:t>
+                  </w:r>
+                </w:p>
+              </w:tc>
+            </w:tr>
+          </w:tbl>
+          <w:p>
+            <w:pPr>
+              <w:spacing w:line="276" w:lineRule="auto"/>
+              <w:rPr>
+                <w:szCs w:val="28"/>
+              </w:rPr>
+            </w:pPr>
+          </w:p>
+          <w:tbl>
+            <w:tblPr>
+              <w:tblStyle w:val="Tabelacomgrade"/>
+              <w:tblW w:w="0" w:type="auto"/>
+              <w:tblLook w:val="04A0" w:firstRow="1" w:lastRow="0" w:firstColumn="1" w:lastColumn="0" w:noHBand="0" w:noVBand="1"/>
+            </w:tblPr>
+            <w:tblGrid>
+              <w:gridCol w:w="2449"/>
+              <w:gridCol w:w="7764"/>
+            </w:tblGrid>
+            <w:tr>
+              <w:tc>
+                <w:tcPr>
+                  <w:tcW w:w="2449" w:type="dxa"/>
+                  <w:shd w:val="clear" w:color="auto" w:fill="BFBFBF" w:themeFill="background1" w:themeFillShade="BF"/>
+                </w:tcPr>
+                <w:p>
+                  <w:pPr>
+                    <w:spacing w:line="276" w:lineRule="auto"/>
+                    <w:rPr>
+                      <w:rFonts w:ascii="Tahoma" w:hAnsi="Tahoma" w:cs="Tahoma"/>
+                      <w:b/>
+                      <w:bCs/>
+                      <w:szCs w:val="28"/>
+                    </w:rPr>
+                  </w:pPr>
+                  <w:r>
+                    <w:rPr>
+                      <w:rFonts w:ascii="Tahoma" w:hAnsi="Tahoma" w:cs="Tahoma"/>
+                      <w:b/>
+                      <w:bCs/>
+                      <w:szCs w:val="28"/>
+                    </w:rPr>
+                    <w:t>Número de Caso de Uso</w:t>
+                  </w:r>
+                </w:p>
+              </w:tc>
+              <w:tc>
+                <w:tcPr>
+                  <w:tcW w:w="7764" w:type="dxa"/>
+                </w:tcPr>
+                <w:p>
+                  <w:pPr>
+                    <w:spacing w:line="276" w:lineRule="auto"/>
+                    <w:rPr>
+                      <w:szCs w:val="28"/>
+                    </w:rPr>
+                  </w:pPr>
+                  <w:r>
+                    <w:rPr>
+                      <w:szCs w:val="28"/>
+                    </w:rPr>
+                    <w:t>UC 002</w:t>
+                  </w:r>
+                </w:p>
+              </w:tc>
+            </w:tr>
+            <w:tr>
+              <w:tc>
+                <w:tcPr>
+                  <w:tcW w:w="2449" w:type="dxa"/>
+                  <w:shd w:val="clear" w:color="auto" w:fill="BFBFBF" w:themeFill="background1" w:themeFillShade="BF"/>
+                </w:tcPr>
+                <w:p>
+                  <w:pPr>
+                    <w:spacing w:line="276" w:lineRule="auto"/>
+                    <w:rPr>
+                      <w:rFonts w:ascii="Tahoma" w:hAnsi="Tahoma" w:cs="Tahoma"/>
+                      <w:b/>
+                      <w:bCs/>
+                      <w:szCs w:val="28"/>
+                    </w:rPr>
+                  </w:pPr>
+                  <w:r>
+                    <w:rPr>
+                      <w:rFonts w:ascii="Tahoma" w:hAnsi="Tahoma" w:cs="Tahoma"/>
+                      <w:b/>
+                      <w:bCs/>
+                      <w:szCs w:val="28"/>
+                    </w:rPr>
+                    <w:t>Nome do Caso de Uso</w:t>
+                  </w:r>
+                </w:p>
+              </w:tc>
+              <w:tc>
+                <w:tcPr>
+                  <w:tcW w:w="7764" w:type="dxa"/>
+                </w:tcPr>
+                <w:p>
+                  <w:pPr>
+                    <w:spacing w:line="276" w:lineRule="auto"/>
+                    <w:rPr>
+                      <w:szCs w:val="28"/>
+                    </w:rPr>
+                  </w:pPr>
+                  <w:r>
+                    <w:rPr>
+                      <w:szCs w:val="28"/>
+                    </w:rPr>
+                    <w:t>Realizar Combate</w:t>
+                  </w:r>
+                </w:p>
+              </w:tc>
+            </w:tr>
+            <w:tr>
+              <w:tc>
+                <w:tcPr>
+                  <w:tcW w:w="2449" w:type="dxa"/>
+                  <w:shd w:val="clear" w:color="auto" w:fill="BFBFBF" w:themeFill="background1" w:themeFillShade="BF"/>
+                </w:tcPr>
+                <w:p>
+                  <w:pPr>
+                    <w:spacing w:line="276" w:lineRule="auto"/>
+                    <w:rPr>
+                      <w:rFonts w:ascii="Tahoma" w:hAnsi="Tahoma" w:cs="Tahoma"/>
+                      <w:b/>
+                      <w:bCs/>
+                      <w:szCs w:val="28"/>
+                    </w:rPr>
+                  </w:pPr>
+                  <w:r>
+                    <w:rPr>
+                      <w:rFonts w:ascii="Tahoma" w:hAnsi="Tahoma" w:cs="Tahoma"/>
+                      <w:b/>
+                      <w:bCs/>
+                      <w:szCs w:val="28"/>
+                    </w:rPr>
+                    <w:t>Ator(es)</w:t>
+                  </w:r>
+                </w:p>
+              </w:tc>
+              <w:tc>
+                <w:tcPr>
+                  <w:tcW w:w="7764" w:type="dxa"/>
+                </w:tcPr>
+                <w:p>
+                  <w:pPr>
+                    <w:spacing w:line="276" w:lineRule="auto"/>
+                    <w:rPr>
+                      <w:szCs w:val="28"/>
+                    </w:rPr>
+                  </w:pPr>
+                  <w:r>
+                    <w:rPr>
+                      <w:szCs w:val="28"/>
+                    </w:rPr>
+                    <w:t>Jogador</w:t>
+                  </w:r>
+                </w:p>
+              </w:tc>
+            </w:tr>
+            <w:tr>
+              <w:tc>
+                <w:tcPr>
+                  <w:tcW w:w="2449" w:type="dxa"/>
+                  <w:shd w:val="clear" w:color="auto" w:fill="BFBFBF" w:themeFill="background1" w:themeFillShade="BF"/>
+                </w:tcPr>
+                <w:p>
+                  <w:pPr>
+                    <w:spacing w:line="276" w:lineRule="auto"/>
+                    <w:rPr>
+                      <w:rFonts w:ascii="Tahoma" w:hAnsi="Tahoma" w:cs="Tahoma"/>
+                      <w:b/>
+                      <w:bCs/>
+                      <w:szCs w:val="28"/>
+                    </w:rPr>
+                  </w:pPr>
+                  <w:r>
+                    <w:rPr>
+                      <w:rFonts w:ascii="Tahoma" w:hAnsi="Tahoma" w:cs="Tahoma"/>
+                      <w:b/>
+                      <w:bCs/>
+                      <w:szCs w:val="28"/>
+                    </w:rPr>
+                    <w:t>Descrição</w:t>
+                  </w:r>
+                </w:p>
+              </w:tc>
+              <w:tc>
+                <w:tcPr>
+                  <w:tcW w:w="7764" w:type="dxa"/>
+                </w:tcPr>
+                <w:p>
+                  <w:pPr>
+                    <w:spacing w:line="276" w:lineRule="auto"/>
+                    <w:rPr>
+                      <w:szCs w:val="28"/>
+                    </w:rPr>
+                  </w:pPr>
+                  <w:r>
+                    <w:rPr>
+                      <w:szCs w:val="28"/>
+                    </w:rPr>
+                    <w:t>Poder lutar/combater inimigos para avançar na história e conseguir itens</w:t>
+                  </w:r>
+                </w:p>
+              </w:tc>
+            </w:tr>
+            <w:tr>
+              <w:tc>
+                <w:tcPr>
+                  <w:tcW w:w="2449" w:type="dxa"/>
+                  <w:shd w:val="clear" w:color="auto" w:fill="BFBFBF" w:themeFill="background1" w:themeFillShade="BF"/>
+                </w:tcPr>
+                <w:p>
+                  <w:pPr>
+                    <w:spacing w:line="276" w:lineRule="auto"/>
+                    <w:rPr>
+                      <w:rFonts w:ascii="Tahoma" w:hAnsi="Tahoma" w:cs="Tahoma"/>
+                      <w:b/>
+                      <w:bCs/>
+                      <w:szCs w:val="28"/>
+                    </w:rPr>
+                  </w:pPr>
+                  <w:r>
+                    <w:rPr>
+                      <w:rFonts w:ascii="Tahoma" w:hAnsi="Tahoma" w:cs="Tahoma"/>
+                      <w:b/>
+                      <w:bCs/>
+                      <w:szCs w:val="28"/>
+                    </w:rPr>
+                    <w:t>Pré-condições</w:t>
+                  </w:r>
+                </w:p>
+              </w:tc>
+              <w:tc>
+                <w:tcPr>
+                  <w:tcW w:w="7764" w:type="dxa"/>
+                </w:tcPr>
+                <w:p>
+                  <w:pPr>
+                    <w:spacing w:line="276" w:lineRule="auto"/>
+                    <w:rPr>
+                      <w:szCs w:val="28"/>
+                    </w:rPr>
+                  </w:pPr>
+                  <w:r>
+                    <w:rPr>
+                      <w:szCs w:val="28"/>
+                    </w:rPr>
+                    <w:t>Seleção de classes, encontrar inimigos, engajar em combate</w:t>
+                  </w:r>
+                </w:p>
+              </w:tc>
+            </w:tr>
+            <w:tr>
+              <w:tc>
+                <w:tcPr>
+                  <w:tcW w:w="2449" w:type="dxa"/>
+                  <w:shd w:val="clear" w:color="auto" w:fill="BFBFBF" w:themeFill="background1" w:themeFillShade="BF"/>
+                </w:tcPr>
+                <w:p>
+                  <w:pPr>
+                    <w:spacing w:line="276" w:lineRule="auto"/>
+                    <w:rPr>
+                      <w:rFonts w:ascii="Tahoma" w:hAnsi="Tahoma" w:cs="Tahoma"/>
+                      <w:b/>
+                      <w:bCs/>
+                      <w:szCs w:val="28"/>
+                    </w:rPr>
+                  </w:pPr>
+                  <w:r>
+                    <w:rPr>
+                      <w:rFonts w:ascii="Tahoma" w:hAnsi="Tahoma" w:cs="Tahoma"/>
+                      <w:b/>
+                      <w:bCs/>
+                      <w:szCs w:val="28"/>
+                    </w:rPr>
+                    <w:t>Pós-condições</w:t>
+                  </w:r>
+                </w:p>
+              </w:tc>
+              <w:tc>
+                <w:tcPr>
+                  <w:tcW w:w="7764" w:type="dxa"/>
+                </w:tcPr>
+                <w:p>
+                  <w:pPr>
+                    <w:spacing w:line="276" w:lineRule="auto"/>
+                    <w:rPr>
+                      <w:szCs w:val="28"/>
+                    </w:rPr>
+                  </w:pPr>
+                  <w:r>
+                    <w:rPr>
+                      <w:szCs w:val="28"/>
+                    </w:rPr>
+                    <w:t>Itens, experiência</w:t>
+                  </w:r>
+                </w:p>
+              </w:tc>
+            </w:tr>
+            <w:tr>
+              <w:tc>
+                <w:tcPr>
+                  <w:tcW w:w="2449" w:type="dxa"/>
+                  <w:shd w:val="clear" w:color="auto" w:fill="BFBFBF" w:themeFill="background1" w:themeFillShade="BF"/>
+                </w:tcPr>
+                <w:p>
+                  <w:pPr>
+                    <w:spacing w:line="276" w:lineRule="auto"/>
+                    <w:rPr>
+                      <w:rFonts w:ascii="Tahoma" w:hAnsi="Tahoma" w:cs="Tahoma"/>
+                      <w:b/>
+                      <w:bCs/>
+                      <w:szCs w:val="28"/>
+                    </w:rPr>
+                  </w:pPr>
+                  <w:r>
+                    <w:rPr>
+                      <w:rFonts w:ascii="Tahoma" w:hAnsi="Tahoma" w:cs="Tahoma"/>
+                      <w:b/>
+                      <w:bCs/>
+                      <w:szCs w:val="28"/>
+                    </w:rPr>
+                    <w:t>Ponto de Extensão</w:t>
+                  </w:r>
+                </w:p>
+              </w:tc>
+              <w:tc>
+                <w:tcPr>
+                  <w:tcW w:w="7764" w:type="dxa"/>
+                </w:tcPr>
+                <w:p>
+                  <w:pPr>
+                    <w:spacing w:line="276" w:lineRule="auto"/>
+                    <w:rPr>
+                      <w:szCs w:val="28"/>
+                    </w:rPr>
+                  </w:pPr>
+                  <w:r>
+                    <w:rPr>
+                      <w:szCs w:val="28"/>
+                    </w:rPr>
+                    <w:t>não há</w:t>
+                  </w:r>
+                </w:p>
+              </w:tc>
+            </w:tr>
+            <w:tr>
+              <w:tc>
+                <w:tcPr>
+                  <w:tcW w:w="2449" w:type="dxa"/>
+                  <w:shd w:val="clear" w:color="auto" w:fill="BFBFBF" w:themeFill="background1" w:themeFillShade="BF"/>
+                </w:tcPr>
+                <w:p>
+                  <w:pPr>
+                    <w:spacing w:line="276" w:lineRule="auto"/>
+                    <w:rPr>
+                      <w:rFonts w:ascii="Tahoma" w:hAnsi="Tahoma" w:cs="Tahoma"/>
+                      <w:b/>
+                      <w:bCs/>
+                      <w:szCs w:val="28"/>
+                    </w:rPr>
+                  </w:pPr>
+                  <w:r>
+                    <w:rPr>
+                      <w:rFonts w:ascii="Tahoma" w:hAnsi="Tahoma" w:cs="Tahoma"/>
+                      <w:b/>
+                      <w:bCs/>
+                      <w:szCs w:val="28"/>
+                    </w:rPr>
+                    <w:t>Ponto de Inclusão</w:t>
+                  </w:r>
+                </w:p>
+              </w:tc>
+              <w:tc>
+                <w:tcPr>
+                  <w:tcW w:w="7764" w:type="dxa"/>
+                </w:tcPr>
+                <w:p>
+                  <w:pPr>
+                    <w:spacing w:line="276" w:lineRule="auto"/>
+                    <w:rPr>
+                      <w:szCs w:val="28"/>
+                    </w:rPr>
+                  </w:pPr>
+                  <w:r>
+                    <w:rPr>
+                      <w:szCs w:val="28"/>
+                    </w:rPr>
+                    <w:t>não há</w:t>
+                  </w:r>
+                </w:p>
+              </w:tc>
+            </w:tr>
+          </w:tbl>
+          <w:p>
+            <w:pPr>
+              <w:spacing w:line="276" w:lineRule="auto"/>
+              <w:rPr>
+                <w:szCs w:val="28"/>
+              </w:rPr>
+            </w:pPr>
+          </w:p>
+          <w:tbl>
+            <w:tblPr>
+              <w:tblStyle w:val="Tabelacomgrade"/>
+              <w:tblW w:w="0" w:type="auto"/>
+              <w:tblLook w:val="04A0" w:firstRow="1" w:lastRow="0" w:firstColumn="1" w:lastColumn="0" w:noHBand="0" w:noVBand="1"/>
+            </w:tblPr>
+            <w:tblGrid>
+              <w:gridCol w:w="2449"/>
+              <w:gridCol w:w="7764"/>
+            </w:tblGrid>
+            <w:tr>
+              <w:tc>
+                <w:tcPr>
+                  <w:tcW w:w="2449" w:type="dxa"/>
+                  <w:shd w:val="clear" w:color="auto" w:fill="BFBFBF" w:themeFill="background1" w:themeFillShade="BF"/>
+                </w:tcPr>
+                <w:p>
+                  <w:pPr>
+                    <w:spacing w:line="276" w:lineRule="auto"/>
+                    <w:rPr>
+                      <w:rFonts w:ascii="Tahoma" w:hAnsi="Tahoma" w:cs="Tahoma"/>
+                      <w:b/>
+                      <w:bCs/>
+                      <w:szCs w:val="28"/>
+                    </w:rPr>
+                  </w:pPr>
+                  <w:r>
+                    <w:rPr>
+                      <w:rFonts w:ascii="Tahoma" w:hAnsi="Tahoma" w:cs="Tahoma"/>
+                      <w:b/>
+                      <w:bCs/>
+                      <w:szCs w:val="28"/>
+                    </w:rPr>
+                    <w:t>Número de Caso de Uso</w:t>
+                  </w:r>
+                </w:p>
+              </w:tc>
+              <w:tc>
+                <w:tcPr>
+                  <w:tcW w:w="7764" w:type="dxa"/>
+                </w:tcPr>
+                <w:p>
+                  <w:pPr>
+                    <w:spacing w:line="276" w:lineRule="auto"/>
+                    <w:rPr>
+                      <w:szCs w:val="28"/>
+                    </w:rPr>
+                  </w:pPr>
+                  <w:r>
+                    <w:rPr>
+                      <w:szCs w:val="28"/>
+                    </w:rPr>
+                    <w:t>UC 003</w:t>
+                  </w:r>
+                </w:p>
+              </w:tc>
+            </w:tr>
+            <w:tr>
+              <w:tc>
+                <w:tcPr>
+                  <w:tcW w:w="2449" w:type="dxa"/>
+                  <w:shd w:val="clear" w:color="auto" w:fill="BFBFBF" w:themeFill="background1" w:themeFillShade="BF"/>
+                </w:tcPr>
+                <w:p>
+                  <w:pPr>
+                    <w:spacing w:line="276" w:lineRule="auto"/>
+                    <w:rPr>
+                      <w:rFonts w:ascii="Tahoma" w:hAnsi="Tahoma" w:cs="Tahoma"/>
+                      <w:b/>
+                      <w:bCs/>
+                      <w:szCs w:val="28"/>
+                    </w:rPr>
+                  </w:pPr>
+                  <w:r>
+                    <w:rPr>
+                      <w:rFonts w:ascii="Tahoma" w:hAnsi="Tahoma" w:cs="Tahoma"/>
+                      <w:b/>
+                      <w:bCs/>
+                      <w:szCs w:val="28"/>
+                    </w:rPr>
+                    <w:t>Nome do Caso de Uso</w:t>
+                  </w:r>
+                </w:p>
+              </w:tc>
+              <w:tc>
+                <w:tcPr>
+                  <w:tcW w:w="7764" w:type="dxa"/>
+                </w:tcPr>
+                <w:p>
+                  <w:pPr>
+                    <w:spacing w:line="276" w:lineRule="auto"/>
+                    <w:rPr>
+                      <w:szCs w:val="28"/>
+                    </w:rPr>
+                  </w:pPr>
+                  <w:r>
+                    <w:rPr>
+                      <w:szCs w:val="28"/>
+                    </w:rPr>
+                    <w:t>Gerenciar Progresso</w:t>
+                  </w:r>
+                </w:p>
+              </w:tc>
+            </w:tr>
+            <w:tr>
+              <w:tc>
+                <w:tcPr>
+                  <w:tcW w:w="2449" w:type="dxa"/>
+                  <w:shd w:val="clear" w:color="auto" w:fill="BFBFBF" w:themeFill="background1" w:themeFillShade="BF"/>
+                </w:tcPr>
+                <w:p>
+                  <w:pPr>
+                    <w:spacing w:line="276" w:lineRule="auto"/>
+                    <w:rPr>
+                      <w:rFonts w:ascii="Tahoma" w:hAnsi="Tahoma" w:cs="Tahoma"/>
+                      <w:b/>
+                      <w:bCs/>
+                      <w:szCs w:val="28"/>
+                    </w:rPr>
+                  </w:pPr>
+                  <w:r>
+                    <w:rPr>
+                      <w:rFonts w:ascii="Tahoma" w:hAnsi="Tahoma" w:cs="Tahoma"/>
+                      <w:b/>
+                      <w:bCs/>
+                      <w:szCs w:val="28"/>
+                    </w:rPr>
+                    <w:t>Ator(es)</w:t>
+                  </w:r>
+                </w:p>
+              </w:tc>
+              <w:tc>
+                <w:tcPr>
+                  <w:tcW w:w="7764" w:type="dxa"/>
+                </w:tcPr>
+                <w:p>
+                  <w:pPr>
+                    <w:spacing w:line="276" w:lineRule="auto"/>
+                    <w:rPr>
+                      <w:szCs w:val="28"/>
+                    </w:rPr>
+                  </w:pPr>
+                  <w:r>
+                    <w:rPr>
+                      <w:szCs w:val="28"/>
+                    </w:rPr>
+                    <w:t>Jogador</w:t>
+                  </w:r>
+                </w:p>
+              </w:tc>
+            </w:tr>
+            <w:tr>
+              <w:tc>
+                <w:tcPr>
+                  <w:tcW w:w="2449" w:type="dxa"/>
+                  <w:shd w:val="clear" w:color="auto" w:fill="BFBFBF" w:themeFill="background1" w:themeFillShade="BF"/>
+                </w:tcPr>
+                <w:p>
+                  <w:pPr>
+                    <w:spacing w:line="276" w:lineRule="auto"/>
+                    <w:rPr>
+                      <w:rFonts w:ascii="Tahoma" w:hAnsi="Tahoma" w:cs="Tahoma"/>
+                      <w:b/>
+                      <w:bCs/>
+                      <w:szCs w:val="28"/>
+                    </w:rPr>
+                  </w:pPr>
+                  <w:r>
+                    <w:rPr>
+                      <w:rFonts w:ascii="Tahoma" w:hAnsi="Tahoma" w:cs="Tahoma"/>
+                      <w:b/>
+                      <w:bCs/>
+                      <w:szCs w:val="28"/>
+                    </w:rPr>
+                    <w:t>Descrição</w:t>
+                  </w:r>
+                </w:p>
+              </w:tc>
+              <w:tc>
+                <w:tcPr>
+                  <w:tcW w:w="7764" w:type="dxa"/>
+                </w:tcPr>
+                <w:p>
+                  <w:pPr>
+                    <w:spacing w:line="276" w:lineRule="auto"/>
+                    <w:rPr>
+                      <w:szCs w:val="28"/>
+                    </w:rPr>
+                  </w:pPr>
+                  <w:r>
+                    <w:rPr>
+                      <w:szCs w:val="28"/>
+                    </w:rPr>
+                    <w:t>Poder ver de forma clara o progresso da jornada</w:t>
+                  </w:r>
+                </w:p>
+              </w:tc>
+            </w:tr>
+            <w:tr>
+              <w:tc>
+                <w:tcPr>
+                  <w:tcW w:w="2449" w:type="dxa"/>
+                  <w:shd w:val="clear" w:color="auto" w:fill="BFBFBF" w:themeFill="background1" w:themeFillShade="BF"/>
+                </w:tcPr>
+                <w:p>
+                  <w:pPr>
+                    <w:spacing w:line="276" w:lineRule="auto"/>
+                    <w:rPr>
+                      <w:rFonts w:ascii="Tahoma" w:hAnsi="Tahoma" w:cs="Tahoma"/>
+                      <w:b/>
+                      <w:bCs/>
+                      <w:szCs w:val="28"/>
+                    </w:rPr>
+                  </w:pPr>
+                  <w:r>
+                    <w:rPr>
+                      <w:rFonts w:ascii="Tahoma" w:hAnsi="Tahoma" w:cs="Tahoma"/>
+                      <w:b/>
+                      <w:bCs/>
+                      <w:szCs w:val="28"/>
+                    </w:rPr>
+                    <w:t>Pré-condições</w:t>
+                  </w:r>
+                </w:p>
+              </w:tc>
+              <w:tc>
+                <w:tcPr>
+                  <w:tcW w:w="7764" w:type="dxa"/>
+                </w:tcPr>
+                <w:p>
+                  <w:pPr>
+                    <w:spacing w:line="276" w:lineRule="auto"/>
+                    <w:rPr>
+                      <w:szCs w:val="28"/>
+                    </w:rPr>
+                  </w:pPr>
+                  <w:r>
+                    <w:rPr>
+                      <w:szCs w:val="28"/>
+                    </w:rPr>
+                    <w:t>Ter uma jornada salva</w:t>
+                  </w:r>
+                </w:p>
+              </w:tc>
+            </w:tr>
+            <w:tr>
+              <w:tc>
+                <w:tcPr>
+                  <w:tcW w:w="2449" w:type="dxa"/>
+                  <w:shd w:val="clear" w:color="auto" w:fill="BFBFBF" w:themeFill="background1" w:themeFillShade="BF"/>
+                </w:tcPr>
+                <w:p>
+                  <w:pPr>
+                    <w:spacing w:line="276" w:lineRule="auto"/>
+                    <w:rPr>
+                      <w:rFonts w:ascii="Tahoma" w:hAnsi="Tahoma" w:cs="Tahoma"/>
+                      <w:b/>
+                      <w:bCs/>
+                      <w:szCs w:val="28"/>
+                    </w:rPr>
+                  </w:pPr>
+                  <w:r>
+                    <w:rPr>
+                      <w:rFonts w:ascii="Tahoma" w:hAnsi="Tahoma" w:cs="Tahoma"/>
+                      <w:b/>
+                      <w:bCs/>
+                      <w:szCs w:val="28"/>
+                    </w:rPr>
+                    <w:t>Pós-condições</w:t>
+                  </w:r>
+                </w:p>
+              </w:tc>
+              <w:tc>
+                <w:tcPr>
+                  <w:tcW w:w="7764" w:type="dxa"/>
+                </w:tcPr>
+                <w:p>
+                  <w:pPr>
+                    <w:spacing w:line="276" w:lineRule="auto"/>
+                    <w:rPr>
+                      <w:szCs w:val="28"/>
+                    </w:rPr>
+                  </w:pPr>
+                  <w:r>
+                    <w:rPr>
+                      <w:szCs w:val="28"/>
+                    </w:rPr>
+                    <w:t>não há</w:t>
+                  </w:r>
+                </w:p>
+              </w:tc>
+            </w:tr>
+            <w:tr>
+              <w:tc>
+                <w:tcPr>
+                  <w:tcW w:w="2449" w:type="dxa"/>
+                  <w:shd w:val="clear" w:color="auto" w:fill="BFBFBF" w:themeFill="background1" w:themeFillShade="BF"/>
+                </w:tcPr>
+                <w:p>
+                  <w:pPr>
+                    <w:spacing w:line="276" w:lineRule="auto"/>
+                    <w:rPr>
+                      <w:rFonts w:ascii="Tahoma" w:hAnsi="Tahoma" w:cs="Tahoma"/>
+                      <w:b/>
+                      <w:bCs/>
+                      <w:szCs w:val="28"/>
+                    </w:rPr>
+                  </w:pPr>
+                  <w:r>
+                    <w:rPr>
+                      <w:rFonts w:ascii="Tahoma" w:hAnsi="Tahoma" w:cs="Tahoma"/>
+                      <w:b/>
+                      <w:bCs/>
+                      <w:szCs w:val="28"/>
+                    </w:rPr>
+                    <w:t>Ponto de Extensão</w:t>
+                  </w:r>
+                </w:p>
+              </w:tc>
+              <w:tc>
+                <w:tcPr>
+                  <w:tcW w:w="7764" w:type="dxa"/>
+                </w:tcPr>
+                <w:p>
+                  <w:pPr>
+                    <w:spacing w:line="276" w:lineRule="auto"/>
+                    <w:rPr>
+                      <w:szCs w:val="28"/>
+                    </w:rPr>
+                  </w:pPr>
+                  <w:r>
+                    <w:rPr>
+                      <w:szCs w:val="28"/>
+                    </w:rPr>
+                    <w:t>não há</w:t>
+                  </w:r>
+                </w:p>
+              </w:tc>
+            </w:tr>
+            <w:tr>
+              <w:tc>
+                <w:tcPr>
+                  <w:tcW w:w="2449" w:type="dxa"/>
+                  <w:shd w:val="clear" w:color="auto" w:fill="BFBFBF" w:themeFill="background1" w:themeFillShade="BF"/>
+                </w:tcPr>
+                <w:p>
+                  <w:pPr>
+                    <w:spacing w:line="276" w:lineRule="auto"/>
+                    <w:rPr>
+                      <w:rFonts w:ascii="Tahoma" w:hAnsi="Tahoma" w:cs="Tahoma"/>
+                      <w:b/>
+                      <w:bCs/>
+                      <w:szCs w:val="28"/>
+                    </w:rPr>
+                  </w:pPr>
+                  <w:r>
+                    <w:rPr>
+                      <w:rFonts w:ascii="Tahoma" w:hAnsi="Tahoma" w:cs="Tahoma"/>
+                      <w:b/>
+                      <w:bCs/>
+                      <w:szCs w:val="28"/>
+                    </w:rPr>
+                    <w:t>Ponto de Inclusão</w:t>
+                  </w:r>
+                </w:p>
+              </w:tc>
+              <w:tc>
+                <w:tcPr>
+                  <w:tcW w:w="7764" w:type="dxa"/>
+                </w:tcPr>
+                <w:p>
+                  <w:pPr>
+                    <w:spacing w:line="276" w:lineRule="auto"/>
+                    <w:rPr>
+                      <w:szCs w:val="28"/>
+                    </w:rPr>
+                  </w:pPr>
+                  <w:r>
+                    <w:rPr>
+                      <w:szCs w:val="28"/>
+                    </w:rPr>
+                    <w:t>não há</w:t>
+                  </w:r>
+                </w:p>
+              </w:tc>
+            </w:tr>
+          </w:tbl>
+          <w:p>
+            <w:pPr>
+              <w:spacing w:line="276" w:lineRule="auto"/>
+              <w:rPr>
+                <w:color w:val="434343"/>
+                <w:szCs w:val="28"/>
+              </w:rPr>
+            </w:pPr>
+            <w:r>
+              <w:rPr>
+                <w:color w:val="434343"/>
+                <w:szCs w:val="28"/>
+              </w:rPr>
+              <w:t xml:space="preserve"> </w:t>
+            </w:r>
+          </w:p>
+        </w:tc>
+      </w:tr>
+    </w:tbl>
+    <w:p>
+      <w:pPr>
+        <w:spacing w:line="276" w:lineRule="auto"/>
+        <w:rPr>
+          <w:color w:val="434343"/>
+          <w:szCs w:val="28"/>
+        </w:rPr>
+      </w:pPr>
+      <w:r>
+        <w:rPr>
+          <w:color w:val="434343"/>
+          <w:szCs w:val="28"/>
+        </w:rPr>
+        <w:br w:type="page"/>
+      </w:r>
+    </w:p>
+    <w:tbl>
+      <w:tblPr>
+        <w:tblStyle w:val="Tabelacomgrade"/>
+        <w:tblW w:w="10665" w:type="dxa"/>
+        <w:jc w:val="center"/>
+        <w:tblLook w:val="04A0" w:firstRow="1" w:lastRow="0" w:firstColumn="1" w:lastColumn="0" w:noHBand="0" w:noVBand="1"/>
+      </w:tblPr>
+      <w:tblGrid>
+        <w:gridCol w:w="10665"/>
+      </w:tblGrid>
+      <w:tr>
+        <w:trPr>
+          <w:jc w:val="center"/>
+        </w:trPr>
+        <w:tc>
+          <w:tcPr>
+            <w:tcW w:w="10665" w:type="dxa"/>
+            <w:shd w:val="clear" w:color="auto" w:fill="BFBFBF" w:themeFill="background1" w:themeFillShade="BF"/>
+          </w:tcPr>
+          <w:p>
+            <w:pPr>
+              <w:pStyle w:val="Ttulo2"/>
+            </w:pPr>
+            <w:bookmarkStart w:id="32" w:name="_Toc227929343"/>
+            <w:r>
+              <w:lastRenderedPageBreak/>
+              <w:t>4.2 Fluxos</w:t>
+            </w:r>
+            <w:bookmarkEnd w:id="32"/>
+          </w:p>
+        </w:tc>
+      </w:tr>
+      <w:tr>
+        <w:trPr>
+          <w:jc w:val="center"/>
+        </w:trPr>
+        <w:tc>
+          <w:tcPr>
+            <w:tcW w:w="10665" w:type="dxa"/>
+          </w:tcPr>
+          <w:p>
+            <w:pPr>
+              <w:spacing w:line="276" w:lineRule="auto"/>
+              <w:rPr>
+                <w:color w:val="434343"/>
+                <w:szCs w:val="28"/>
+              </w:rPr>
+            </w:pPr>
+          </w:p>
+          <w:tbl>
+            <w:tblPr>
+              <w:tblStyle w:val="Tabelacomgrade"/>
+              <w:tblW w:w="0" w:type="auto"/>
+              <w:tblLook w:val="04A0" w:firstRow="1" w:lastRow="0" w:firstColumn="1" w:lastColumn="0" w:noHBand="0" w:noVBand="1"/>
+            </w:tblPr>
+            <w:tblGrid>
+              <w:gridCol w:w="10439"/>
+            </w:tblGrid>
+            <w:tr>
+              <w:tc>
+                <w:tcPr>
+                  <w:tcW w:w="10439" w:type="dxa"/>
+                  <w:shd w:val="clear" w:color="auto" w:fill="BFBFBF" w:themeFill="background1" w:themeFillShade="BF"/>
+                </w:tcPr>
+                <w:p>
+                  <w:pPr>
+                    <w:spacing w:line="276" w:lineRule="auto"/>
+                    <w:rPr>
+                      <w:rFonts w:ascii="Tahoma" w:hAnsi="Tahoma" w:cs="Tahoma"/>
+                      <w:b/>
+                      <w:bCs/>
+                      <w:color w:val="434343"/>
+                      <w:sz w:val="22"/>
+                      <w:szCs w:val="22"/>
+                    </w:rPr>
+                  </w:pPr>
+                  <w:r>
+                    <w:rPr>
+                      <w:rFonts w:ascii="Tahoma" w:hAnsi="Tahoma" w:cs="Tahoma"/>
+                      <w:b/>
+                      <w:bCs/>
+                      <w:sz w:val="22"/>
+                      <w:szCs w:val="22"/>
+                    </w:rPr>
+                    <w:t>4.2.</w:t>
+                  </w:r>
+                  <w:r>
+                    <w:rPr>
+                      <w:rFonts w:ascii="Tahoma" w:hAnsi="Tahoma" w:cs="Tahoma"/>
+                      <w:b/>
+                      <w:bCs/>
+                      <w:sz w:val="22"/>
+                      <w:szCs w:val="22"/>
+                    </w:rPr>
+                    <w:t>1</w:t>
+                  </w:r>
+                  <w:r>
+                    <w:rPr>
+                      <w:rFonts w:ascii="Tahoma" w:hAnsi="Tahoma" w:cs="Tahoma"/>
+                      <w:b/>
+                      <w:bCs/>
+                      <w:sz w:val="22"/>
+                      <w:szCs w:val="22"/>
+                    </w:rPr>
+                    <w:t xml:space="preserve"> Fluxo Básico</w:t>
+                  </w:r>
+                </w:p>
+              </w:tc>
+            </w:tr>
+            <w:tr>
+              <w:tc>
+                <w:tcPr>
+                  <w:tcW w:w="10439" w:type="dxa"/>
+                </w:tcPr>
+                <w:p>
+                  <w:pPr>
+                    <w:spacing w:line="276" w:lineRule="auto"/>
+                    <w:rPr>
+                      <w:color w:val="434343"/>
+                      <w:szCs w:val="28"/>
+                    </w:rPr>
+                  </w:pPr>
+                </w:p>
+                <w:tbl>
+                  <w:tblPr>
+                    <w:tblStyle w:val="Tabelacomgrade"/>
+                    <w:tblW w:w="0" w:type="auto"/>
+                    <w:tblLook w:val="04A0" w:firstRow="1" w:lastRow="0" w:firstColumn="1" w:lastColumn="0" w:noHBand="0" w:noVBand="1"/>
+                  </w:tblPr>
+                  <w:tblGrid>
+                    <w:gridCol w:w="1031"/>
+                    <w:gridCol w:w="2552"/>
+                    <w:gridCol w:w="5103"/>
+                    <w:gridCol w:w="1527"/>
+                  </w:tblGrid>
+                  <w:tr>
+                    <w:tc>
+                      <w:tcPr>
+                        <w:tcW w:w="1031" w:type="dxa"/>
+                        <w:shd w:val="clear" w:color="auto" w:fill="BFBFBF" w:themeFill="background1" w:themeFillShade="BF"/>
+                        <w:vAlign w:val="center"/>
+                      </w:tcPr>
+                      <w:p>
+                        <w:pPr>
+                          <w:spacing w:line="276" w:lineRule="auto"/>
+                          <w:jc w:val="center"/>
+                          <w:rPr>
+                            <w:rFonts w:ascii="Tahoma" w:hAnsi="Tahoma" w:cs="Tahoma"/>
+                            <w:b/>
+                            <w:bCs/>
+                            <w:szCs w:val="28"/>
+                          </w:rPr>
+                        </w:pPr>
+                        <w:r>
+                          <w:rPr>
+                            <w:rFonts w:ascii="Tahoma" w:hAnsi="Tahoma" w:cs="Tahoma"/>
+                            <w:b/>
+                            <w:bCs/>
+                            <w:szCs w:val="28"/>
+                          </w:rPr>
+                          <w:t>No.</w:t>
+                        </w:r>
+                      </w:p>
+                    </w:tc>
+                    <w:tc>
+                      <w:tcPr>
+                        <w:tcW w:w="2552" w:type="dxa"/>
+                        <w:shd w:val="clear" w:color="auto" w:fill="BFBFBF" w:themeFill="background1" w:themeFillShade="BF"/>
+                        <w:vAlign w:val="center"/>
+                      </w:tcPr>
+                      <w:p>
+                        <w:pPr>
+                          <w:spacing w:line="276" w:lineRule="auto"/>
+                          <w:jc w:val="center"/>
+                          <w:rPr>
+                            <w:rFonts w:ascii="Tahoma" w:hAnsi="Tahoma" w:cs="Tahoma"/>
+                            <w:b/>
+                            <w:bCs/>
+                            <w:szCs w:val="28"/>
+                          </w:rPr>
+                        </w:pPr>
+                        <w:r>
+                          <w:rPr>
+                            <w:rFonts w:ascii="Tahoma" w:hAnsi="Tahoma" w:cs="Tahoma"/>
+                            <w:b/>
+                            <w:bCs/>
+                            <w:szCs w:val="28"/>
+                          </w:rPr>
+                          <w:t>Ações do Ator</w:t>
+                        </w:r>
+                      </w:p>
+                    </w:tc>
+                    <w:tc>
+                      <w:tcPr>
+                        <w:tcW w:w="5103" w:type="dxa"/>
+                        <w:shd w:val="clear" w:color="auto" w:fill="BFBFBF" w:themeFill="background1" w:themeFillShade="BF"/>
+                        <w:vAlign w:val="center"/>
+                      </w:tcPr>
+                      <w:p>
+                        <w:pPr>
+                          <w:spacing w:line="276" w:lineRule="auto"/>
+                          <w:jc w:val="center"/>
+                          <w:rPr>
+                            <w:rFonts w:ascii="Tahoma" w:hAnsi="Tahoma" w:cs="Tahoma"/>
+                            <w:b/>
+                            <w:bCs/>
+                            <w:szCs w:val="28"/>
+                          </w:rPr>
+                        </w:pPr>
+                        <w:r>
+                          <w:rPr>
+                            <w:rFonts w:ascii="Tahoma" w:hAnsi="Tahoma" w:cs="Tahoma"/>
+                            <w:b/>
+                            <w:bCs/>
+                            <w:szCs w:val="28"/>
+                          </w:rPr>
+                          <w:t>Respostas do Sistema</w:t>
+                        </w:r>
+                      </w:p>
+                    </w:tc>
+                    <w:tc>
+                      <w:tcPr>
+                        <w:tcW w:w="1527" w:type="dxa"/>
+                        <w:shd w:val="clear" w:color="auto" w:fill="BFBFBF" w:themeFill="background1" w:themeFillShade="BF"/>
+                        <w:vAlign w:val="center"/>
+                      </w:tcPr>
+                      <w:p>
+                        <w:pPr>
+                          <w:spacing w:line="276" w:lineRule="auto"/>
+                          <w:jc w:val="center"/>
+                          <w:rPr>
+                            <w:rFonts w:ascii="Tahoma" w:hAnsi="Tahoma" w:cs="Tahoma"/>
+                            <w:b/>
+                            <w:bCs/>
+                            <w:szCs w:val="28"/>
+                          </w:rPr>
+                        </w:pPr>
+                        <w:r>
+                          <w:rPr>
+                            <w:rFonts w:ascii="Tahoma" w:hAnsi="Tahoma" w:cs="Tahoma"/>
+                            <w:b/>
+                            <w:bCs/>
+                            <w:szCs w:val="28"/>
+                          </w:rPr>
+                          <w:t>Desvios</w:t>
+                        </w:r>
+                      </w:p>
+                    </w:tc>
+                  </w:tr>
+                  <w:tr>
+                    <w:tc>
+                      <w:tcPr>
+                        <w:tcW w:w="1031" w:type="dxa"/>
+                        <w:vAlign w:val="center"/>
+                      </w:tcPr>
+                      <w:p>
+                        <w:pPr>
+                          <w:spacing w:before="40" w:after="40" w:line="276" w:lineRule="auto"/>
+                          <w:jc w:val="center"/>
+                          <w:rPr>
+                            <w:color w:val="434343"/>
+                            <w:szCs w:val="28"/>
+                          </w:rPr>
+                        </w:pPr>
+                        <w:r>
+                          <w:rPr>
+                            <w:color w:val="434343"/>
+                            <w:szCs w:val="28"/>
+                          </w:rPr>
+                          <w:t>1</w:t>
+                        </w:r>
+                      </w:p>
+                    </w:tc>
+                    <w:tc>
+                      <w:tcPr>
+                        <w:tcW w:w="2552" w:type="dxa"/>
+                        <w:vAlign w:val="center"/>
+                      </w:tcPr>
+                      <w:p>
+                        <w:pPr>
+                          <w:spacing w:before="40" w:after="40" w:line="168" w:lineRule="auto"/>
+                          <w:rPr>
+                            <w:color w:val="434343"/>
+                            <w:szCs w:val="28"/>
+                          </w:rPr>
+                        </w:pPr>
+                        <w:r>
+                          <w:rPr>
+                            <w:color w:val="434343"/>
+                            <w:szCs w:val="28"/>
+                          </w:rPr>
+                          <w:t>Jogador acessa o menu inicial</w:t>
+                        </w:r>
+                      </w:p>
+                    </w:tc>
+                    <w:tc>
+                      <w:tcPr>
+                        <w:tcW w:w="5103" w:type="dxa"/>
+                        <w:vAlign w:val="center"/>
+                      </w:tcPr>
+                      <w:p>
+                        <w:pPr>
+                          <w:spacing w:before="40" w:after="40" w:line="168" w:lineRule="auto"/>
+                          <w:rPr>
+                            <w:color w:val="434343"/>
+                            <w:szCs w:val="28"/>
+                          </w:rPr>
+                        </w:pPr>
+                        <w:r>
+                          <w:rPr>
+                            <w:color w:val="434343"/>
+                            <w:szCs w:val="28"/>
+                          </w:rPr>
+                          <w:t>Sistema exibe as opções disponíveis: Nova Jornada, Continuar Jornada e Configuração</w:t>
+                        </w:r>
+                        <w:r>
+                          <w:rPr>
+                            <w:color w:val="434343"/>
+                            <w:szCs w:val="28"/>
+                          </w:rPr>
+                          <w:t>.</w:t>
+                        </w:r>
+                      </w:p>
+                    </w:tc>
+                    <w:tc>
+                      <w:tcPr>
+                        <w:tcW w:w="1527" w:type="dxa"/>
+                        <w:vAlign w:val="center"/>
+                      </w:tcPr>
+                      <w:p>
+                        <w:pPr>
+                          <w:spacing w:before="40" w:after="40" w:line="168" w:lineRule="auto"/>
+                          <w:jc w:val="center"/>
+                          <w:rPr>
+                            <w:color w:val="434343"/>
+                            <w:szCs w:val="28"/>
+                          </w:rPr>
+                        </w:pPr>
+                        <w:r>
+                          <w:rPr>
+                            <w:color w:val="434343"/>
+                            <w:szCs w:val="28"/>
+                          </w:rPr>
+                          <w:t>FA1, FA2</w:t>
+                        </w:r>
+                      </w:p>
+                    </w:tc>
+                  </w:tr>
+                  <w:tr>
+                    <w:tc>
+                      <w:tcPr>
+                        <w:tcW w:w="1031" w:type="dxa"/>
+                        <w:vAlign w:val="center"/>
+                      </w:tcPr>
+                      <w:p>
+                        <w:pPr>
+                          <w:spacing w:before="40" w:after="40" w:line="276" w:lineRule="auto"/>
+                          <w:jc w:val="center"/>
+                          <w:rPr>
+                            <w:color w:val="434343"/>
+                            <w:szCs w:val="28"/>
+                          </w:rPr>
+                        </w:pPr>
+                        <w:r>
+                          <w:rPr>
+                            <w:color w:val="434343"/>
+                            <w:szCs w:val="28"/>
+                          </w:rPr>
+                          <w:t>2</w:t>
+                        </w:r>
+                      </w:p>
+                    </w:tc>
+                    <w:tc>
+                      <w:tcPr>
+                        <w:tcW w:w="2552" w:type="dxa"/>
+                        <w:vAlign w:val="center"/>
+                      </w:tcPr>
+                      <w:p>
+                        <w:pPr>
+                          <w:spacing w:before="40" w:after="40" w:line="168" w:lineRule="auto"/>
+                          <w:rPr>
+                            <w:color w:val="434343"/>
+                            <w:szCs w:val="28"/>
+                          </w:rPr>
+                        </w:pPr>
+                        <w:r>
+                          <w:rPr>
+                            <w:color w:val="434343"/>
+                            <w:szCs w:val="28"/>
+                          </w:rPr>
+                          <w:t>Jogador seleciona “Nova Jornada”</w:t>
+                        </w:r>
+                      </w:p>
+                    </w:tc>
+                    <w:tc>
+                      <w:tcPr>
+                        <w:tcW w:w="5103" w:type="dxa"/>
+                        <w:vAlign w:val="center"/>
+                      </w:tcPr>
+                      <w:p>
+                        <w:pPr>
+                          <w:spacing w:before="40" w:after="40" w:line="168" w:lineRule="auto"/>
+                          <w:rPr>
+                            <w:color w:val="434343"/>
+                            <w:szCs w:val="28"/>
+                          </w:rPr>
+                        </w:pPr>
+                        <w:r>
+                          <w:rPr>
+                            <w:color w:val="434343"/>
+                            <w:szCs w:val="28"/>
+                          </w:rPr>
+                          <w:t>Sistema apresenta a tela de criação do personagem</w:t>
+                        </w:r>
+                        <w:r>
+                          <w:rPr>
+                            <w:color w:val="434343"/>
+                            <w:szCs w:val="28"/>
+                          </w:rPr>
+                          <w:t>.</w:t>
+                        </w:r>
+                      </w:p>
+                    </w:tc>
+                    <w:tc>
+                      <w:tcPr>
+                        <w:tcW w:w="1527" w:type="dxa"/>
+                        <w:vAlign w:val="center"/>
+                      </w:tcPr>
+                      <w:p>
+                        <w:pPr>
+                          <w:spacing w:before="40" w:after="40" w:line="168" w:lineRule="auto"/>
+                          <w:jc w:val="center"/>
+                          <w:rPr>
+                            <w:color w:val="434343"/>
+                            <w:szCs w:val="28"/>
+                          </w:rPr>
+                        </w:pPr>
+                      </w:p>
+                    </w:tc>
+                  </w:tr>
+                  <w:tr>
+                    <w:tc>
+                      <w:tcPr>
+                        <w:tcW w:w="1031" w:type="dxa"/>
+                        <w:vAlign w:val="center"/>
+                      </w:tcPr>
+                      <w:p>
+                        <w:pPr>
+                          <w:spacing w:before="40" w:after="40" w:line="276" w:lineRule="auto"/>
+                          <w:jc w:val="center"/>
+                          <w:rPr>
+                            <w:color w:val="434343"/>
+                            <w:szCs w:val="28"/>
+                          </w:rPr>
+                        </w:pPr>
+                        <w:r>
+                          <w:rPr>
+                            <w:color w:val="434343"/>
+                            <w:szCs w:val="28"/>
+                          </w:rPr>
+                          <w:t>3</w:t>
+                        </w:r>
+                      </w:p>
+                    </w:tc>
+                    <w:tc>
+                      <w:tcPr>
+                        <w:tcW w:w="2552" w:type="dxa"/>
+                        <w:vAlign w:val="center"/>
+                      </w:tcPr>
+                      <w:p>
+                        <w:pPr>
+                          <w:spacing w:before="40" w:after="40" w:line="168" w:lineRule="auto"/>
+                          <w:rPr>
+                            <w:color w:val="434343"/>
+                            <w:szCs w:val="28"/>
+                          </w:rPr>
+                        </w:pPr>
+                        <w:r>
+                          <w:rPr>
+                            <w:color w:val="434343"/>
+                            <w:szCs w:val="28"/>
+                          </w:rPr>
+                          <w:t>Jogador informa o nome do personagem</w:t>
+                        </w:r>
+                      </w:p>
+                    </w:tc>
+                    <w:tc>
+                      <w:tcPr>
+                        <w:tcW w:w="5103" w:type="dxa"/>
+                        <w:vAlign w:val="center"/>
+                      </w:tcPr>
+                      <w:p>
+                        <w:pPr>
+                          <w:spacing w:before="40" w:after="40" w:line="168" w:lineRule="auto"/>
+                          <w:rPr>
+                            <w:color w:val="434343"/>
+                            <w:szCs w:val="28"/>
+                          </w:rPr>
+                        </w:pPr>
+                        <w:r>
+                          <w:rPr>
+                            <w:color w:val="434343"/>
+                            <w:szCs w:val="28"/>
+                          </w:rPr>
+                          <w:t>Sistema registra o nome informado</w:t>
+                        </w:r>
+                        <w:r>
+                          <w:rPr>
+                            <w:color w:val="434343"/>
+                            <w:szCs w:val="28"/>
+                          </w:rPr>
+                          <w:t>.</w:t>
+                        </w:r>
+                      </w:p>
+                    </w:tc>
+                    <w:tc>
+                      <w:tcPr>
+                        <w:tcW w:w="1527" w:type="dxa"/>
+                        <w:vAlign w:val="center"/>
+                      </w:tcPr>
+                      <w:p>
+                        <w:pPr>
+                          <w:spacing w:before="40" w:after="40" w:line="168" w:lineRule="auto"/>
+                          <w:jc w:val="center"/>
+                          <w:rPr>
+                            <w:color w:val="434343"/>
+                            <w:szCs w:val="28"/>
+                          </w:rPr>
+                        </w:pPr>
+                        <w:r>
+                          <w:rPr>
+                            <w:color w:val="434343"/>
+                            <w:szCs w:val="28"/>
+                          </w:rPr>
+                          <w:t>FA1, FA2</w:t>
+                        </w:r>
+                        <w:r>
+                          <w:rPr>
+                            <w:color w:val="434343"/>
+                            <w:szCs w:val="28"/>
+                          </w:rPr>
+                          <w:t>, FA4</w:t>
+                        </w:r>
+                      </w:p>
+                    </w:tc>
+                  </w:tr>
+                  <w:tr>
+                    <w:tc>
+                      <w:tcPr>
+                        <w:tcW w:w="1031" w:type="dxa"/>
+                        <w:vAlign w:val="center"/>
+                      </w:tcPr>
+                      <w:p>
+                        <w:pPr>
+                          <w:spacing w:before="40" w:after="40" w:line="276" w:lineRule="auto"/>
+                          <w:jc w:val="center"/>
+                          <w:rPr>
+                            <w:color w:val="434343"/>
+                            <w:szCs w:val="28"/>
+                          </w:rPr>
+                        </w:pPr>
+                        <w:r>
+                          <w:rPr>
+                            <w:color w:val="434343"/>
+                            <w:szCs w:val="28"/>
+                          </w:rPr>
+                          <w:t>4</w:t>
+                        </w:r>
+                      </w:p>
+                    </w:tc>
+                    <w:tc>
+                      <w:tcPr>
+                        <w:tcW w:w="2552" w:type="dxa"/>
+                        <w:vAlign w:val="center"/>
+                      </w:tcPr>
+                      <w:p>
+                        <w:pPr>
+                          <w:spacing w:before="40" w:after="40" w:line="168" w:lineRule="auto"/>
+                          <w:rPr>
+                            <w:color w:val="434343"/>
+                            <w:szCs w:val="28"/>
+                          </w:rPr>
+                        </w:pPr>
+                        <w:r>
+                          <w:rPr>
+                            <w:color w:val="434343"/>
+                            <w:szCs w:val="28"/>
+                          </w:rPr>
+                          <w:t>Jogador seleciona o estilo/classe</w:t>
+                        </w:r>
+                      </w:p>
+                    </w:tc>
+                    <w:tc>
+                      <w:tcPr>
+                        <w:tcW w:w="5103" w:type="dxa"/>
+                        <w:vAlign w:val="center"/>
+                      </w:tcPr>
+                      <w:p>
+                        <w:pPr>
+                          <w:spacing w:before="40" w:after="40" w:line="168" w:lineRule="auto"/>
+                          <w:rPr>
+                            <w:color w:val="434343"/>
+                            <w:szCs w:val="28"/>
+                          </w:rPr>
+                        </w:pPr>
+                        <w:r>
+                          <w:rPr>
+                            <w:color w:val="434343"/>
+                            <w:szCs w:val="28"/>
+                          </w:rPr>
+                          <w:t>Sistema registra a classe escolhida</w:t>
+                        </w:r>
+                        <w:r>
+                          <w:rPr>
+                            <w:color w:val="434343"/>
+                            <w:szCs w:val="28"/>
+                          </w:rPr>
+                          <w:t>.</w:t>
+                        </w:r>
+                      </w:p>
+                    </w:tc>
+                    <w:tc>
+                      <w:tcPr>
+                        <w:tcW w:w="1527" w:type="dxa"/>
+                        <w:vAlign w:val="center"/>
+                      </w:tcPr>
+                      <w:p>
+                        <w:pPr>
+                          <w:spacing w:before="40" w:after="40" w:line="168" w:lineRule="auto"/>
+                          <w:jc w:val="center"/>
+                          <w:rPr>
+                            <w:color w:val="434343"/>
+                            <w:szCs w:val="28"/>
+                          </w:rPr>
+                        </w:pPr>
+                        <w:r>
+                          <w:rPr>
+                            <w:color w:val="434343"/>
+                            <w:szCs w:val="28"/>
+                          </w:rPr>
+                          <w:t>FA4</w:t>
+                        </w:r>
+                      </w:p>
+                    </w:tc>
+                  </w:tr>
+                  <w:tr>
+                    <w:tc>
+                      <w:tcPr>
+                        <w:tcW w:w="1031" w:type="dxa"/>
+                        <w:vAlign w:val="center"/>
+                      </w:tcPr>
+                      <w:p>
+                        <w:pPr>
+                          <w:spacing w:before="40" w:after="40" w:line="276" w:lineRule="auto"/>
+                          <w:jc w:val="center"/>
+                          <w:rPr>
+                            <w:color w:val="434343"/>
+                            <w:szCs w:val="28"/>
+                          </w:rPr>
+                        </w:pPr>
+                        <w:r>
+                          <w:rPr>
+                            <w:color w:val="434343"/>
+                            <w:szCs w:val="28"/>
+                          </w:rPr>
+                          <w:t>5</w:t>
+                        </w:r>
+                      </w:p>
+                    </w:tc>
+                    <w:tc>
+                      <w:tcPr>
+                        <w:tcW w:w="2552" w:type="dxa"/>
+                        <w:vAlign w:val="center"/>
+                      </w:tcPr>
+                      <w:p>
+                        <w:pPr>
+                          <w:spacing w:before="40" w:after="40" w:line="168" w:lineRule="auto"/>
+                          <w:rPr>
+                            <w:color w:val="434343"/>
+                            <w:szCs w:val="28"/>
+                          </w:rPr>
+                        </w:pPr>
+                        <w:r>
+                          <w:rPr>
+                            <w:color w:val="434343"/>
+                            <w:szCs w:val="28"/>
+                          </w:rPr>
+                          <w:t>Jogador confirma o início da aventura</w:t>
+                        </w:r>
+                      </w:p>
+                    </w:tc>
+                    <w:tc>
+                      <w:tcPr>
+                        <w:tcW w:w="5103" w:type="dxa"/>
+                        <w:vAlign w:val="center"/>
+                      </w:tcPr>
+                      <w:p>
+                        <w:pPr>
+                          <w:spacing w:before="40" w:after="40" w:line="168" w:lineRule="auto"/>
+                          <w:rPr>
+                            <w:color w:val="434343"/>
+                            <w:szCs w:val="28"/>
+                          </w:rPr>
+                        </w:pPr>
+                        <w:r>
+                          <w:rPr>
+                            <w:color w:val="434343"/>
+                            <w:szCs w:val="28"/>
+                          </w:rPr>
+                          <w:t>Sistema inicia o jogo e carrega o ambiente inicial</w:t>
+                        </w:r>
+                        <w:r>
+                          <w:rPr>
+                            <w:color w:val="434343"/>
+                            <w:szCs w:val="28"/>
+                          </w:rPr>
+                          <w:t>.</w:t>
+                        </w:r>
+                      </w:p>
+                    </w:tc>
+                    <w:tc>
+                      <w:tcPr>
+                        <w:tcW w:w="1527" w:type="dxa"/>
+                        <w:vAlign w:val="center"/>
+                      </w:tcPr>
+                      <w:p>
+                        <w:pPr>
+                          <w:spacing w:before="40" w:after="40" w:line="168" w:lineRule="auto"/>
+                          <w:jc w:val="center"/>
+                          <w:rPr>
+                            <w:color w:val="434343"/>
+                            <w:szCs w:val="28"/>
+                          </w:rPr>
+                        </w:pPr>
+                        <w:r>
+                          <w:rPr>
+                            <w:color w:val="434343"/>
+                            <w:szCs w:val="28"/>
+                          </w:rPr>
+                          <w:t>FA4</w:t>
+                        </w:r>
+                      </w:p>
+                    </w:tc>
+                  </w:tr>
+                  <w:tr>
+                    <w:tc>
+                      <w:tcPr>
+                        <w:tcW w:w="1031" w:type="dxa"/>
+                        <w:vAlign w:val="center"/>
+                      </w:tcPr>
+                      <w:p>
+                        <w:pPr>
+                          <w:spacing w:before="40" w:after="40" w:line="276" w:lineRule="auto"/>
+                          <w:jc w:val="center"/>
+                          <w:rPr>
+                            <w:color w:val="434343"/>
+                            <w:szCs w:val="28"/>
+                          </w:rPr>
+                        </w:pPr>
+                        <w:r>
+                          <w:rPr>
+                            <w:color w:val="434343"/>
+                            <w:szCs w:val="28"/>
+                          </w:rPr>
+                          <w:t>6</w:t>
+                        </w:r>
+                      </w:p>
+                    </w:tc>
+                    <w:tc>
+                      <w:tcPr>
+                        <w:tcW w:w="2552" w:type="dxa"/>
+                        <w:vAlign w:val="center"/>
+                      </w:tcPr>
+                      <w:p>
+                        <w:pPr>
+                          <w:spacing w:before="40" w:after="40" w:line="168" w:lineRule="auto"/>
+                          <w:rPr>
+                            <w:color w:val="434343"/>
+                            <w:szCs w:val="28"/>
+                          </w:rPr>
+                        </w:pPr>
+                        <w:r>
+                          <w:rPr>
+                            <w:color w:val="434343"/>
+                            <w:szCs w:val="28"/>
+                          </w:rPr>
+                          <w:t>Jogador movimenta o personagem</w:t>
+                        </w:r>
+                      </w:p>
+                    </w:tc>
+                    <w:tc>
+                      <w:tcPr>
+                        <w:tcW w:w="5103" w:type="dxa"/>
+                        <w:vAlign w:val="center"/>
+                      </w:tcPr>
+                      <w:p>
+                        <w:pPr>
+                          <w:spacing w:before="40" w:after="40" w:line="168" w:lineRule="auto"/>
+                          <w:rPr>
+                            <w:color w:val="434343"/>
+                            <w:szCs w:val="28"/>
+                          </w:rPr>
+                        </w:pPr>
+                        <w:r>
+                          <w:rPr>
+                            <w:color w:val="434343"/>
+                            <w:szCs w:val="28"/>
+                          </w:rPr>
+                          <w:t>Sistema atualiza a posição do personagem</w:t>
+                        </w:r>
+                        <w:r>
+                          <w:rPr>
+                            <w:color w:val="434343"/>
+                            <w:szCs w:val="28"/>
+                          </w:rPr>
+                          <w:t>.</w:t>
+                        </w:r>
+                      </w:p>
+                    </w:tc>
+                    <w:tc>
+                      <w:tcPr>
+                        <w:tcW w:w="1527" w:type="dxa"/>
+                        <w:vAlign w:val="center"/>
+                      </w:tcPr>
+                      <w:p>
+                        <w:pPr>
+                          <w:spacing w:before="40" w:after="40" w:line="168" w:lineRule="auto"/>
+                          <w:jc w:val="center"/>
+                          <w:rPr>
+                            <w:color w:val="434343"/>
+                            <w:szCs w:val="28"/>
+                          </w:rPr>
+                        </w:pPr>
+                        <w:r>
+                          <w:rPr>
+                            <w:color w:val="434343"/>
+                            <w:szCs w:val="28"/>
+                          </w:rPr>
+                          <w:t>FA5</w:t>
+                        </w:r>
+                      </w:p>
+                    </w:tc>
+                  </w:tr>
+                  <w:tr>
+                    <w:tc>
+                      <w:tcPr>
+                        <w:tcW w:w="1031" w:type="dxa"/>
+                        <w:vAlign w:val="center"/>
+                      </w:tcPr>
+                      <w:p>
+                        <w:pPr>
+                          <w:spacing w:before="40" w:after="40" w:line="276" w:lineRule="auto"/>
+                          <w:jc w:val="center"/>
+                          <w:rPr>
+                            <w:color w:val="434343"/>
+                            <w:szCs w:val="28"/>
+                          </w:rPr>
+                        </w:pPr>
+                        <w:r>
+                          <w:rPr>
+                            <w:color w:val="434343"/>
+                            <w:szCs w:val="28"/>
+                          </w:rPr>
+                          <w:t>7</w:t>
+                        </w:r>
+                      </w:p>
+                    </w:tc>
+                    <w:tc>
+                      <w:tcPr>
+                        <w:tcW w:w="2552" w:type="dxa"/>
+                        <w:vAlign w:val="center"/>
+                      </w:tcPr>
+                      <w:p>
+                        <w:pPr>
+                          <w:spacing w:before="40" w:after="40" w:line="168" w:lineRule="auto"/>
+                          <w:rPr>
+                            <w:color w:val="434343"/>
+                            <w:szCs w:val="28"/>
+                          </w:rPr>
+                        </w:pPr>
+                        <w:r>
+                          <w:rPr>
+                            <w:color w:val="434343"/>
+                            <w:szCs w:val="28"/>
+                          </w:rPr>
+                          <w:t>Jogador explora o cenário</w:t>
+                        </w:r>
+                      </w:p>
+                    </w:tc>
+                    <w:tc>
+                      <w:tcPr>
+                        <w:tcW w:w="5103" w:type="dxa"/>
+                        <w:vAlign w:val="center"/>
+                      </w:tcPr>
+                      <w:p>
+                        <w:pPr>
+                          <w:spacing w:before="40" w:after="40" w:line="168" w:lineRule="auto"/>
+                          <w:rPr>
+                            <w:color w:val="434343"/>
+                            <w:szCs w:val="28"/>
+                          </w:rPr>
+                        </w:pPr>
+                        <w:r>
+                          <w:rPr>
+                            <w:color w:val="434343"/>
+                            <w:szCs w:val="28"/>
+                          </w:rPr>
+                          <w:t>Sistema apresenta os elementos interativos do ambiente</w:t>
+                        </w:r>
+                        <w:r>
+                          <w:rPr>
+                            <w:color w:val="434343"/>
+                            <w:szCs w:val="28"/>
+                          </w:rPr>
+                          <w:t>.</w:t>
+                        </w:r>
+                      </w:p>
+                    </w:tc>
+                    <w:tc>
+                      <w:tcPr>
+                        <w:tcW w:w="1527" w:type="dxa"/>
+                        <w:vAlign w:val="center"/>
+                      </w:tcPr>
+                      <w:p>
+                        <w:pPr>
+                          <w:spacing w:before="40" w:after="40" w:line="168" w:lineRule="auto"/>
+                          <w:jc w:val="center"/>
+                          <w:rPr>
+                            <w:color w:val="434343"/>
+                            <w:szCs w:val="28"/>
+                          </w:rPr>
+                        </w:pPr>
+                        <w:r>
+                          <w:rPr>
+                            <w:color w:val="434343"/>
+                            <w:szCs w:val="28"/>
+                          </w:rPr>
+                          <w:t>FA5</w:t>
+                        </w:r>
+                      </w:p>
+                    </w:tc>
+                  </w:tr>
+                  <w:tr>
+                    <w:tc>
+                      <w:tcPr>
+                        <w:tcW w:w="1031" w:type="dxa"/>
+                        <w:vAlign w:val="center"/>
+                      </w:tcPr>
+                      <w:p>
+                        <w:pPr>
+                          <w:spacing w:before="40" w:after="40" w:line="276" w:lineRule="auto"/>
+                          <w:jc w:val="center"/>
+                          <w:rPr>
+                            <w:color w:val="434343"/>
+                            <w:szCs w:val="28"/>
+                          </w:rPr>
+                        </w:pPr>
+                        <w:r>
+                          <w:rPr>
+                            <w:color w:val="434343"/>
+                            <w:szCs w:val="28"/>
+                          </w:rPr>
+                          <w:t>8</w:t>
+                        </w:r>
+                      </w:p>
+                    </w:tc>
+                    <w:tc>
+                      <w:tcPr>
+                        <w:tcW w:w="2552" w:type="dxa"/>
+                        <w:vAlign w:val="center"/>
+                      </w:tcPr>
+                      <w:p>
+                        <w:pPr>
+                          <w:spacing w:before="40" w:after="40" w:line="168" w:lineRule="auto"/>
+                          <w:rPr>
+                            <w:color w:val="434343"/>
+                            <w:szCs w:val="28"/>
+                          </w:rPr>
+                        </w:pPr>
+                        <w:r>
+                          <w:rPr>
+                            <w:color w:val="434343"/>
+                            <w:szCs w:val="28"/>
+                          </w:rPr>
+                          <w:t>Jogador interage com elementos do ambiente</w:t>
+                        </w:r>
+                      </w:p>
+                    </w:tc>
+                    <w:tc>
+                      <w:tcPr>
+                        <w:tcW w:w="5103" w:type="dxa"/>
+                        <w:vAlign w:val="center"/>
+                      </w:tcPr>
+                      <w:p>
+                        <w:pPr>
+                          <w:spacing w:before="40" w:after="40" w:line="168" w:lineRule="auto"/>
+                          <w:rPr>
+                            <w:color w:val="434343"/>
+                            <w:szCs w:val="28"/>
+                          </w:rPr>
+                        </w:pPr>
+                        <w:r>
+                          <w:rPr>
+                            <w:color w:val="434343"/>
+                            <w:szCs w:val="28"/>
+                          </w:rPr>
+                          <w:t>Sistema registra as interações realizadas</w:t>
+                        </w:r>
+                        <w:r>
+                          <w:rPr>
+                            <w:color w:val="434343"/>
+                            <w:szCs w:val="28"/>
+                          </w:rPr>
+                          <w:t>.</w:t>
+                        </w:r>
+                      </w:p>
+                    </w:tc>
+                    <w:tc>
+                      <w:tcPr>
+                        <w:tcW w:w="1527" w:type="dxa"/>
+                        <w:vAlign w:val="center"/>
+                      </w:tcPr>
+                      <w:p>
+                        <w:pPr>
+                          <w:spacing w:before="40" w:after="40" w:line="168" w:lineRule="auto"/>
+                          <w:jc w:val="center"/>
+                          <w:rPr>
+                            <w:color w:val="434343"/>
+                            <w:szCs w:val="28"/>
+                          </w:rPr>
+                        </w:pPr>
+                        <w:r>
+                          <w:rPr>
+                            <w:color w:val="434343"/>
+                            <w:szCs w:val="28"/>
+                          </w:rPr>
+                          <w:t>FA5</w:t>
+                        </w:r>
+                      </w:p>
+                    </w:tc>
+                  </w:tr>
+                </w:tbl>
+                <w:p>
+                  <w:pPr>
+                    <w:spacing w:line="276" w:lineRule="auto"/>
+                    <w:rPr>
+                      <w:color w:val="434343"/>
+                      <w:szCs w:val="28"/>
+                    </w:rPr>
+                  </w:pPr>
+                  <w:r>
+                    <w:rPr>
+                      <w:color w:val="434343"/>
+                      <w:szCs w:val="28"/>
+                    </w:rPr>
+                    <w:t xml:space="preserve"> </w:t>
+                  </w:r>
+                </w:p>
+              </w:tc>
+            </w:tr>
+          </w:tbl>
+          <w:p>
+            <w:pPr>
+              <w:spacing w:line="276" w:lineRule="auto"/>
+              <w:rPr>
+                <w:color w:val="434343"/>
+                <w:szCs w:val="28"/>
+              </w:rPr>
+            </w:pPr>
+          </w:p>
+          <w:tbl>
+            <w:tblPr>
+              <w:tblStyle w:val="Tabelacomgrade"/>
+              <w:tblW w:w="0" w:type="auto"/>
+              <w:tblLook w:val="04A0" w:firstRow="1" w:lastRow="0" w:firstColumn="1" w:lastColumn="0" w:noHBand="0" w:noVBand="1"/>
+            </w:tblPr>
+            <w:tblGrid>
+              <w:gridCol w:w="10439"/>
+            </w:tblGrid>
+            <w:tr>
+              <w:tc>
+                <w:tcPr>
+                  <w:tcW w:w="10439" w:type="dxa"/>
+                  <w:shd w:val="clear" w:color="auto" w:fill="BFBFBF" w:themeFill="background1" w:themeFillShade="BF"/>
+                </w:tcPr>
+                <w:p>
+                  <w:pPr>
+                    <w:spacing w:line="276" w:lineRule="auto"/>
+                    <w:rPr>
+                      <w:rFonts w:ascii="Tahoma" w:hAnsi="Tahoma" w:cs="Tahoma"/>
+                      <w:b/>
+                      <w:bCs/>
+                      <w:color w:val="434343"/>
+                      <w:sz w:val="22"/>
+                      <w:szCs w:val="22"/>
+                    </w:rPr>
+                  </w:pPr>
+                  <w:r>
+                    <w:rPr>
+                      <w:rFonts w:ascii="Tahoma" w:hAnsi="Tahoma" w:cs="Tahoma"/>
+                      <w:b/>
+                      <w:bCs/>
+                      <w:sz w:val="22"/>
+                      <w:szCs w:val="22"/>
+                    </w:rPr>
+                    <w:t>4.2.</w:t>
+                  </w:r>
+                  <w:r>
+                    <w:rPr>
+                      <w:rFonts w:ascii="Tahoma" w:hAnsi="Tahoma" w:cs="Tahoma"/>
+                      <w:b/>
+                      <w:bCs/>
+                      <w:sz w:val="22"/>
+                      <w:szCs w:val="22"/>
+                    </w:rPr>
+                    <w:t>2</w:t>
+                  </w:r>
+                  <w:r>
+                    <w:rPr>
+                      <w:rFonts w:ascii="Tahoma" w:hAnsi="Tahoma" w:cs="Tahoma"/>
+                      <w:b/>
+                      <w:bCs/>
+                      <w:sz w:val="22"/>
+                      <w:szCs w:val="22"/>
+                    </w:rPr>
+                    <w:t xml:space="preserve"> Fluxo </w:t>
+                  </w:r>
+                  <w:r>
+                    <w:rPr>
+                      <w:rFonts w:ascii="Tahoma" w:hAnsi="Tahoma" w:cs="Tahoma"/>
+                      <w:b/>
+                      <w:bCs/>
+                      <w:sz w:val="22"/>
+                      <w:szCs w:val="22"/>
+                    </w:rPr>
+                    <w:t>Alternativo</w:t>
+                  </w:r>
+                </w:p>
+              </w:tc>
+            </w:tr>
+            <w:tr>
+              <w:tc>
+                <w:tcPr>
+                  <w:tcW w:w="10439" w:type="dxa"/>
+                </w:tcPr>
+                <w:p>
+                  <w:pPr>
+                    <w:spacing w:line="276" w:lineRule="auto"/>
+                    <w:rPr>
+                      <w:color w:val="434343"/>
+                      <w:szCs w:val="28"/>
+                    </w:rPr>
+                  </w:pPr>
+                </w:p>
+                <w:tbl>
+                  <w:tblPr>
+                    <w:tblStyle w:val="Tabelacomgrade"/>
+                    <w:tblW w:w="0" w:type="auto"/>
+                    <w:tblLook w:val="04A0" w:firstRow="1" w:lastRow="0" w:firstColumn="1" w:lastColumn="0" w:noHBand="0" w:noVBand="1"/>
+                  </w:tblPr>
+                  <w:tblGrid>
+                    <w:gridCol w:w="1031"/>
+                    <w:gridCol w:w="2552"/>
+                    <w:gridCol w:w="5103"/>
+                    <w:gridCol w:w="1527"/>
+                  </w:tblGrid>
+                  <w:tr>
+                    <w:tc>
+                      <w:tcPr>
+                        <w:tcW w:w="10213" w:type="dxa"/>
+                        <w:gridSpan w:val="4"/>
+                        <w:shd w:val="clear" w:color="auto" w:fill="BFBFBF" w:themeFill="background1" w:themeFillShade="BF"/>
+                      </w:tcPr>
+                      <w:p>
+                        <w:pPr>
+                          <w:spacing w:line="276" w:lineRule="auto"/>
+                          <w:rPr>
+                            <w:rFonts w:ascii="Tahoma" w:hAnsi="Tahoma" w:cs="Tahoma"/>
+                            <w:b/>
+                            <w:bCs/>
+                            <w:szCs w:val="28"/>
+                          </w:rPr>
+                        </w:pPr>
+                        <w:r>
+                          <w:rPr>
+                            <w:rFonts w:ascii="Tahoma" w:hAnsi="Tahoma" w:cs="Tahoma"/>
+                            <w:b/>
+                            <w:bCs/>
+                            <w:szCs w:val="28"/>
+                          </w:rPr>
+                          <w:t>FA1 – Jogador seleciona a opção “Continuar”</w:t>
+                        </w:r>
+                      </w:p>
+                    </w:tc>
+                  </w:tr>
+                  <w:tr>
+                    <w:tc>
+                      <w:tcPr>
+                        <w:tcW w:w="1031" w:type="dxa"/>
+                        <w:shd w:val="clear" w:color="auto" w:fill="BFBFBF" w:themeFill="background1" w:themeFillShade="BF"/>
+                        <w:vAlign w:val="center"/>
+                      </w:tcPr>
+                      <w:p>
+                        <w:pPr>
+                          <w:spacing w:line="276" w:lineRule="auto"/>
+                          <w:jc w:val="center"/>
+                          <w:rPr>
+                            <w:rFonts w:ascii="Tahoma" w:hAnsi="Tahoma" w:cs="Tahoma"/>
+                            <w:b/>
+                            <w:bCs/>
+                            <w:szCs w:val="28"/>
+                          </w:rPr>
+                        </w:pPr>
+                        <w:r>
+                          <w:rPr>
+                            <w:rFonts w:ascii="Tahoma" w:hAnsi="Tahoma" w:cs="Tahoma"/>
+                            <w:b/>
+                            <w:bCs/>
+                            <w:szCs w:val="28"/>
+                          </w:rPr>
+                          <w:t>No.</w:t>
+                        </w:r>
+                      </w:p>
+                    </w:tc>
+                    <w:tc>
+                      <w:tcPr>
+                        <w:tcW w:w="2552" w:type="dxa"/>
+                        <w:shd w:val="clear" w:color="auto" w:fill="BFBFBF" w:themeFill="background1" w:themeFillShade="BF"/>
+                        <w:vAlign w:val="center"/>
+                      </w:tcPr>
+                      <w:p>
+                        <w:pPr>
+                          <w:spacing w:line="276" w:lineRule="auto"/>
+                          <w:jc w:val="center"/>
+                          <w:rPr>
+                            <w:rFonts w:ascii="Tahoma" w:hAnsi="Tahoma" w:cs="Tahoma"/>
+                            <w:b/>
+                            <w:bCs/>
+                            <w:szCs w:val="28"/>
+                          </w:rPr>
+                        </w:pPr>
+                        <w:r>
+                          <w:rPr>
+                            <w:rFonts w:ascii="Tahoma" w:hAnsi="Tahoma" w:cs="Tahoma"/>
+                            <w:b/>
+                            <w:bCs/>
+                            <w:szCs w:val="28"/>
+                          </w:rPr>
+                          <w:t>Ações do Ator</w:t>
+                        </w:r>
+                      </w:p>
+                    </w:tc>
+                    <w:tc>
+                      <w:tcPr>
+                        <w:tcW w:w="5103" w:type="dxa"/>
+                        <w:shd w:val="clear" w:color="auto" w:fill="BFBFBF" w:themeFill="background1" w:themeFillShade="BF"/>
+                        <w:vAlign w:val="center"/>
+                      </w:tcPr>
+                      <w:p>
+                        <w:pPr>
+                          <w:spacing w:line="276" w:lineRule="auto"/>
+                          <w:jc w:val="center"/>
+                          <w:rPr>
+                            <w:rFonts w:ascii="Tahoma" w:hAnsi="Tahoma" w:cs="Tahoma"/>
+                            <w:b/>
+                            <w:bCs/>
+                            <w:szCs w:val="28"/>
+                          </w:rPr>
+                        </w:pPr>
+                        <w:r>
+                          <w:rPr>
+                            <w:rFonts w:ascii="Tahoma" w:hAnsi="Tahoma" w:cs="Tahoma"/>
+                            <w:b/>
+                            <w:bCs/>
+                            <w:szCs w:val="28"/>
+                          </w:rPr>
+                          <w:t>Respostas do Sistema</w:t>
+                        </w:r>
+                      </w:p>
+                    </w:tc>
+                    <w:tc>
+                      <w:tcPr>
+                        <w:tcW w:w="1527" w:type="dxa"/>
+                        <w:shd w:val="clear" w:color="auto" w:fill="BFBFBF" w:themeFill="background1" w:themeFillShade="BF"/>
+                        <w:vAlign w:val="center"/>
+                      </w:tcPr>
+                      <w:p>
+                        <w:pPr>
+                          <w:spacing w:line="276" w:lineRule="auto"/>
+                          <w:jc w:val="center"/>
+                          <w:rPr>
+                            <w:rFonts w:ascii="Tahoma" w:hAnsi="Tahoma" w:cs="Tahoma"/>
+                            <w:b/>
+                            <w:bCs/>
+                            <w:szCs w:val="28"/>
+                          </w:rPr>
+                        </w:pPr>
+                        <w:r>
+                          <w:rPr>
+                            <w:rFonts w:ascii="Tahoma" w:hAnsi="Tahoma" w:cs="Tahoma"/>
+                            <w:b/>
+                            <w:bCs/>
+                            <w:szCs w:val="28"/>
+                          </w:rPr>
+                          <w:t>Desvios</w:t>
+                        </w:r>
+                      </w:p>
+                    </w:tc>
+                  </w:tr>
+                  <w:tr>
+                    <w:tc>
+                      <w:tcPr>
+                        <w:tcW w:w="1031" w:type="dxa"/>
+                        <w:vAlign w:val="center"/>
+                      </w:tcPr>
+                      <w:p>
+                        <w:pPr>
+                          <w:spacing w:before="40" w:after="40" w:line="168" w:lineRule="auto"/>
+                          <w:jc w:val="center"/>
+                          <w:rPr>
+                            <w:color w:val="434343"/>
+                            <w:szCs w:val="28"/>
+                          </w:rPr>
+                        </w:pPr>
+                        <w:r>
+                          <w:rPr>
+                            <w:color w:val="434343"/>
+                            <w:szCs w:val="28"/>
+                          </w:rPr>
+                          <w:t>1</w:t>
+                        </w:r>
+                      </w:p>
+                    </w:tc>
+                    <w:tc>
+                      <w:tcPr>
+                        <w:tcW w:w="2552" w:type="dxa"/>
+                        <w:vAlign w:val="center"/>
+                      </w:tcPr>
+                      <w:p>
+                        <w:pPr>
+                          <w:spacing w:before="40" w:after="40" w:line="168" w:lineRule="auto"/>
+                          <w:rPr>
+                            <w:color w:val="434343"/>
+                            <w:szCs w:val="28"/>
+                          </w:rPr>
+                        </w:pPr>
+                        <w:r>
+                          <w:rPr>
+                            <w:color w:val="434343"/>
+                            <w:szCs w:val="28"/>
+                          </w:rPr>
+                          <w:t>Jogador seleciona a opção “Continuar”</w:t>
+                        </w:r>
+                      </w:p>
+                    </w:tc>
+                    <w:tc>
+                      <w:tcPr>
+                        <w:tcW w:w="5103" w:type="dxa"/>
+                        <w:vAlign w:val="center"/>
+                      </w:tcPr>
+                      <w:p>
+                        <w:pPr>
+                          <w:spacing w:before="40" w:after="40" w:line="168" w:lineRule="auto"/>
+                          <w:rPr>
+                            <w:color w:val="434343"/>
+                            <w:szCs w:val="28"/>
+                          </w:rPr>
+                        </w:pPr>
+                        <w:r>
+                          <w:rPr>
+                            <w:color w:val="434343"/>
+                            <w:szCs w:val="28"/>
+                          </w:rPr>
+                          <w:t xml:space="preserve">O sistema o leva para a tela com jornadas anteriormente salvas. </w:t>
+                        </w:r>
+                      </w:p>
+                    </w:tc>
+                    <w:tc>
+                      <w:tcPr>
+                        <w:tcW w:w="1527" w:type="dxa"/>
+                        <w:vAlign w:val="center"/>
+                      </w:tcPr>
+                      <w:p>
+                        <w:pPr>
+                          <w:spacing w:before="40" w:after="40" w:line="168" w:lineRule="auto"/>
+                          <w:jc w:val="center"/>
+                          <w:rPr>
+                            <w:color w:val="434343"/>
+                            <w:szCs w:val="28"/>
+                          </w:rPr>
+                        </w:pPr>
+                      </w:p>
+                    </w:tc>
+                  </w:tr>
+                  <w:tr>
+                    <w:tc>
+                      <w:tcPr>
+                        <w:tcW w:w="1031" w:type="dxa"/>
+                        <w:vAlign w:val="center"/>
+                      </w:tcPr>
+                      <w:p>
+                        <w:pPr>
+                          <w:spacing w:before="40" w:after="40" w:line="168" w:lineRule="auto"/>
+                          <w:jc w:val="center"/>
+                          <w:rPr>
+                            <w:color w:val="434343"/>
+                            <w:szCs w:val="28"/>
+                          </w:rPr>
+                        </w:pPr>
+                        <w:r>
+                          <w:rPr>
+                            <w:color w:val="434343"/>
+                            <w:szCs w:val="28"/>
+                          </w:rPr>
+                          <w:t>2</w:t>
+                        </w:r>
+                      </w:p>
+                    </w:tc>
+                    <w:tc>
+                      <w:tcPr>
+                        <w:tcW w:w="2552" w:type="dxa"/>
+                        <w:vAlign w:val="center"/>
+                      </w:tcPr>
+                      <w:p>
+                        <w:pPr>
+                          <w:spacing w:before="40" w:after="40" w:line="168" w:lineRule="auto"/>
+                          <w:rPr>
+                            <w:color w:val="434343"/>
+                            <w:szCs w:val="28"/>
+                          </w:rPr>
+                        </w:pPr>
+                        <w:r>
+                          <w:rPr>
+                            <w:color w:val="434343"/>
+                            <w:szCs w:val="28"/>
+                          </w:rPr>
+                          <w:t>Jogador seleciona a jornada a ser carregada</w:t>
+                        </w:r>
+                      </w:p>
+                    </w:tc>
+                    <w:tc>
+                      <w:tcPr>
+                        <w:tcW w:w="5103" w:type="dxa"/>
+                        <w:vAlign w:val="center"/>
+                      </w:tcPr>
+                      <w:p>
+                        <w:pPr>
+                          <w:spacing w:before="40" w:after="40" w:line="168" w:lineRule="auto"/>
+                          <w:rPr>
+                            <w:color w:val="434343"/>
+                            <w:szCs w:val="28"/>
+                          </w:rPr>
+                        </w:pPr>
+                        <w:r>
+                          <w:rPr>
+                            <w:color w:val="434343"/>
+                            <w:szCs w:val="28"/>
+                          </w:rPr>
+                          <w:t>Sistema o leva para o</w:t>
+                        </w:r>
+                        <w:r>
+                          <w:rPr>
+                            <w:color w:val="434343"/>
+                            <w:szCs w:val="28"/>
+                          </w:rPr>
+                          <w:t xml:space="preserve"> jogo, carregando seu progresso anteriormente salvo, o levando para onde parou com seus itens e habilidades para que possa experienciar o jogo</w:t>
+                        </w:r>
+                        <w:r>
+                          <w:rPr>
+                            <w:color w:val="434343"/>
+                            <w:szCs w:val="28"/>
+                          </w:rPr>
+                          <w:t>.</w:t>
+                        </w:r>
+                      </w:p>
+                    </w:tc>
+                    <w:tc>
+                      <w:tcPr>
+                        <w:tcW w:w="1527" w:type="dxa"/>
+                        <w:vAlign w:val="center"/>
+                      </w:tcPr>
+                      <w:p>
+                        <w:pPr>
+                          <w:spacing w:before="40" w:after="40" w:line="168" w:lineRule="auto"/>
+                          <w:jc w:val="center"/>
+                          <w:rPr>
+                            <w:color w:val="434343"/>
+                            <w:szCs w:val="28"/>
+                          </w:rPr>
+                        </w:pPr>
+                        <w:r>
+                          <w:rPr>
+                            <w:color w:val="434343"/>
+                            <w:szCs w:val="28"/>
+                          </w:rPr>
+                          <w:t>FA4</w:t>
+                        </w:r>
+                      </w:p>
+                    </w:tc>
+                  </w:tr>
+                  <w:tr>
+                    <w:tc>
+                      <w:tcPr>
+                        <w:tcW w:w="1031" w:type="dxa"/>
+                        <w:vAlign w:val="center"/>
+                      </w:tcPr>
+                      <w:p>
+                        <w:pPr>
+                          <w:spacing w:before="40" w:after="40" w:line="168" w:lineRule="auto"/>
+                          <w:jc w:val="center"/>
+                          <w:rPr>
+                            <w:color w:val="434343"/>
+                            <w:szCs w:val="28"/>
+                          </w:rPr>
+                        </w:pPr>
+                        <w:r>
+                          <w:rPr>
+                            <w:color w:val="434343"/>
+                            <w:szCs w:val="28"/>
+                          </w:rPr>
+                          <w:t>3</w:t>
+                        </w:r>
+                      </w:p>
+                    </w:tc>
+                    <w:tc>
+                      <w:tcPr>
+                        <w:tcW w:w="2552" w:type="dxa"/>
+                        <w:vAlign w:val="center"/>
+                      </w:tcPr>
+                      <w:p>
+                        <w:pPr>
+                          <w:spacing w:before="40" w:after="40" w:line="168" w:lineRule="auto"/>
+                          <w:rPr>
+                            <w:color w:val="434343"/>
+                            <w:szCs w:val="28"/>
+                          </w:rPr>
+                        </w:pPr>
+                        <w:r>
+                          <w:rPr>
+                            <w:color w:val="434343"/>
+                            <w:szCs w:val="28"/>
+                          </w:rPr>
+                          <w:t>Jogador seleciona “sair/salvar” ou “terminar o jogo”</w:t>
+                        </w:r>
+                      </w:p>
+                    </w:tc>
+                    <w:tc>
+                      <w:tcPr>
+                        <w:tcW w:w="5103" w:type="dxa"/>
+                        <w:vAlign w:val="center"/>
+                      </w:tcPr>
+                      <w:p>
+                        <w:pPr>
+                          <w:spacing w:before="40" w:after="40" w:line="168" w:lineRule="auto"/>
+                          <w:rPr>
+                            <w:color w:val="434343"/>
+                            <w:szCs w:val="28"/>
+                          </w:rPr>
+                        </w:pPr>
+                        <w:r>
+                          <w:rPr>
+                            <w:color w:val="434343"/>
+                            <w:szCs w:val="28"/>
+                          </w:rPr>
+                          <w:t>O sistema o leva para o menu.</w:t>
+                        </w:r>
+                      </w:p>
+                    </w:tc>
+                    <w:tc>
+                      <w:tcPr>
+                        <w:tcW w:w="1527" w:type="dxa"/>
+                        <w:vAlign w:val="center"/>
+                      </w:tcPr>
+                      <w:p>
+                        <w:pPr>
+                          <w:spacing w:before="40" w:after="40" w:line="168" w:lineRule="auto"/>
+                          <w:jc w:val="center"/>
+                          <w:rPr>
+                            <w:color w:val="434343"/>
+                            <w:szCs w:val="28"/>
+                          </w:rPr>
+                        </w:pPr>
+                      </w:p>
+                    </w:tc>
+                  </w:tr>
+                </w:tbl>
+                <w:p>
+                  <w:pPr>
+                    <w:spacing w:line="276" w:lineRule="auto"/>
+                    <w:rPr>
+                      <w:color w:val="434343"/>
+                      <w:szCs w:val="28"/>
+                    </w:rPr>
+                  </w:pPr>
+                  <w:r>
+                    <w:rPr>
+                      <w:color w:val="434343"/>
+                      <w:szCs w:val="28"/>
+                    </w:rPr>
+                    <w:t xml:space="preserve"> </w:t>
+                  </w:r>
+                </w:p>
+              </w:tc>
+            </w:tr>
+          </w:tbl>
+          <w:p>
+            <w:pPr>
+              <w:spacing w:line="276" w:lineRule="auto"/>
+              <w:rPr>
+                <w:color w:val="434343"/>
+                <w:szCs w:val="28"/>
+              </w:rPr>
+            </w:pPr>
+            <w:r>
+              <w:rPr>
+                <w:color w:val="434343"/>
+                <w:szCs w:val="28"/>
+              </w:rPr>
+              <w:t xml:space="preserve"> </w:t>
+            </w:r>
+          </w:p>
+        </w:tc>
+      </w:tr>
+    </w:tbl>
+    <w:p>
+      <w:pPr>
+        <w:spacing w:line="276" w:lineRule="auto"/>
+        <w:rPr>
+          <w:color w:val="434343"/>
+          <w:szCs w:val="28"/>
+        </w:rPr>
+      </w:pPr>
+      <w:r>
+        <w:rPr>
+          <w:color w:val="434343"/>
+          <w:szCs w:val="28"/>
+        </w:rPr>
+        <w:br w:type="page"/>
+      </w:r>
+    </w:p>
+    <w:tbl>
+      <w:tblPr>
+        <w:tblStyle w:val="Tabelacomgrade"/>
+        <w:tblW w:w="10665" w:type="dxa"/>
+        <w:jc w:val="center"/>
+        <w:tblLook w:val="04A0" w:firstRow="1" w:lastRow="0" w:firstColumn="1" w:lastColumn="0" w:noHBand="0" w:noVBand="1"/>
+      </w:tblPr>
+      <w:tblGrid>
+        <w:gridCol w:w="10665"/>
+      </w:tblGrid>
+      <w:tr>
+        <w:trPr>
+          <w:jc w:val="center"/>
+        </w:trPr>
+        <w:tc>
+          <w:tcPr>
+            <w:tcW w:w="10665" w:type="dxa"/>
+          </w:tcPr>
+          <w:p>
+            <w:pPr>
+              <w:spacing w:line="276" w:lineRule="auto"/>
+              <w:rPr>
+                <w:color w:val="434343"/>
+                <w:szCs w:val="28"/>
+              </w:rPr>
+            </w:pPr>
+          </w:p>
+          <w:tbl>
+            <w:tblPr>
+              <w:tblStyle w:val="Tabelacomgrade"/>
+              <w:tblW w:w="0" w:type="auto"/>
+              <w:tblLook w:val="04A0" w:firstRow="1" w:lastRow="0" w:firstColumn="1" w:lastColumn="0" w:noHBand="0" w:noVBand="1"/>
+            </w:tblPr>
+            <w:tblGrid>
+              <w:gridCol w:w="10439"/>
+            </w:tblGrid>
+            <w:tr>
+              <w:tc>
+                <w:tcPr>
+                  <w:tcW w:w="10439" w:type="dxa"/>
+                </w:tcPr>
+                <w:p>
+                  <w:pPr>
+                    <w:spacing w:line="276" w:lineRule="auto"/>
+                    <w:rPr>
+                      <w:color w:val="434343"/>
+                      <w:szCs w:val="28"/>
+                    </w:rPr>
+                  </w:pPr>
+                </w:p>
+                <w:tbl>
+                  <w:tblPr>
+                    <w:tblStyle w:val="Tabelacomgrade"/>
+                    <w:tblW w:w="0" w:type="auto"/>
+                    <w:tblLook w:val="04A0" w:firstRow="1" w:lastRow="0" w:firstColumn="1" w:lastColumn="0" w:noHBand="0" w:noVBand="1"/>
+                  </w:tblPr>
+                  <w:tblGrid>
+                    <w:gridCol w:w="1031"/>
+                    <w:gridCol w:w="2552"/>
+                    <w:gridCol w:w="5103"/>
+                    <w:gridCol w:w="1527"/>
+                  </w:tblGrid>
+                  <w:tr>
+                    <w:tc>
+                      <w:tcPr>
+                        <w:tcW w:w="10213" w:type="dxa"/>
+                        <w:gridSpan w:val="4"/>
+                        <w:shd w:val="clear" w:color="auto" w:fill="BFBFBF" w:themeFill="background1" w:themeFillShade="BF"/>
+                      </w:tcPr>
+                      <w:p>
+                        <w:pPr>
+                          <w:spacing w:line="276" w:lineRule="auto"/>
+                          <w:rPr>
+                            <w:rFonts w:ascii="Tahoma" w:hAnsi="Tahoma" w:cs="Tahoma"/>
+                            <w:b/>
+                            <w:bCs/>
+                            <w:szCs w:val="28"/>
+                          </w:rPr>
+                        </w:pPr>
+                        <w:r>
+                          <w:rPr>
+                            <w:rFonts w:ascii="Tahoma" w:hAnsi="Tahoma" w:cs="Tahoma"/>
+                            <w:b/>
+                            <w:bCs/>
+                            <w:szCs w:val="28"/>
+                          </w:rPr>
+                          <w:t>FA</w:t>
+                        </w:r>
+                        <w:r>
+                          <w:rPr>
+                            <w:rFonts w:ascii="Tahoma" w:hAnsi="Tahoma" w:cs="Tahoma"/>
+                            <w:b/>
+                            <w:bCs/>
+                            <w:szCs w:val="28"/>
+                          </w:rPr>
+                          <w:t>2</w:t>
+                        </w:r>
+                        <w:r>
+                          <w:rPr>
+                            <w:rFonts w:ascii="Tahoma" w:hAnsi="Tahoma" w:cs="Tahoma"/>
+                            <w:b/>
+                            <w:bCs/>
+                            <w:szCs w:val="28"/>
+                          </w:rPr>
+                          <w:t xml:space="preserve"> – Jogador seleciona a opção “</w:t>
+                        </w:r>
+                        <w:r>
+                          <w:rPr>
+                            <w:rFonts w:ascii="Tahoma" w:hAnsi="Tahoma" w:cs="Tahoma"/>
+                            <w:b/>
+                            <w:bCs/>
+                            <w:szCs w:val="28"/>
+                          </w:rPr>
+                          <w:t>Configurações</w:t>
+                        </w:r>
+                        <w:r>
+                          <w:rPr>
+                            <w:rFonts w:ascii="Tahoma" w:hAnsi="Tahoma" w:cs="Tahoma"/>
+                            <w:b/>
+                            <w:bCs/>
+                            <w:szCs w:val="28"/>
+                          </w:rPr>
+                          <w:t>”</w:t>
+                        </w:r>
+                      </w:p>
+                    </w:tc>
+                  </w:tr>
+                  <w:tr>
+                    <w:tc>
+                      <w:tcPr>
+                        <w:tcW w:w="1031" w:type="dxa"/>
+                        <w:shd w:val="clear" w:color="auto" w:fill="BFBFBF" w:themeFill="background1" w:themeFillShade="BF"/>
+                        <w:vAlign w:val="center"/>
+                      </w:tcPr>
+                      <w:p>
+                        <w:pPr>
+                          <w:spacing w:line="276" w:lineRule="auto"/>
+                          <w:jc w:val="center"/>
+                          <w:rPr>
+                            <w:rFonts w:ascii="Tahoma" w:hAnsi="Tahoma" w:cs="Tahoma"/>
+                            <w:b/>
+                            <w:bCs/>
+                            <w:szCs w:val="28"/>
+                          </w:rPr>
+                        </w:pPr>
+                        <w:r>
+                          <w:rPr>
+                            <w:rFonts w:ascii="Tahoma" w:hAnsi="Tahoma" w:cs="Tahoma"/>
+                            <w:b/>
+                            <w:bCs/>
+                            <w:szCs w:val="28"/>
+                          </w:rPr>
+                          <w:t>No.</w:t>
+                        </w:r>
+                      </w:p>
+                    </w:tc>
+                    <w:tc>
+                      <w:tcPr>
+                        <w:tcW w:w="2552" w:type="dxa"/>
+                        <w:shd w:val="clear" w:color="auto" w:fill="BFBFBF" w:themeFill="background1" w:themeFillShade="BF"/>
+                        <w:vAlign w:val="center"/>
+                      </w:tcPr>
+                      <w:p>
+                        <w:pPr>
+                          <w:spacing w:line="276" w:lineRule="auto"/>
+                          <w:jc w:val="center"/>
+                          <w:rPr>
+                            <w:rFonts w:ascii="Tahoma" w:hAnsi="Tahoma" w:cs="Tahoma"/>
+                            <w:b/>
+                            <w:bCs/>
+                            <w:szCs w:val="28"/>
+                          </w:rPr>
+                        </w:pPr>
+                        <w:r>
+                          <w:rPr>
+                            <w:rFonts w:ascii="Tahoma" w:hAnsi="Tahoma" w:cs="Tahoma"/>
+                            <w:b/>
+                            <w:bCs/>
+                            <w:szCs w:val="28"/>
+                          </w:rPr>
+                          <w:t>Ações do Ator</w:t>
+                        </w:r>
+                      </w:p>
+                    </w:tc>
+                    <w:tc>
+                      <w:tcPr>
+                        <w:tcW w:w="5103" w:type="dxa"/>
+                        <w:shd w:val="clear" w:color="auto" w:fill="BFBFBF" w:themeFill="background1" w:themeFillShade="BF"/>
+                        <w:vAlign w:val="center"/>
+                      </w:tcPr>
+                      <w:p>
+                        <w:pPr>
+                          <w:spacing w:line="276" w:lineRule="auto"/>
+                          <w:jc w:val="center"/>
+                          <w:rPr>
+                            <w:rFonts w:ascii="Tahoma" w:hAnsi="Tahoma" w:cs="Tahoma"/>
+                            <w:b/>
+                            <w:bCs/>
+                            <w:szCs w:val="28"/>
+                          </w:rPr>
+                        </w:pPr>
+                        <w:r>
+                          <w:rPr>
+                            <w:rFonts w:ascii="Tahoma" w:hAnsi="Tahoma" w:cs="Tahoma"/>
+                            <w:b/>
+                            <w:bCs/>
+                            <w:szCs w:val="28"/>
+                          </w:rPr>
+                          <w:t>Respostas do Sistema</w:t>
+                        </w:r>
+                      </w:p>
+                    </w:tc>
+                    <w:tc>
+                      <w:tcPr>
+                        <w:tcW w:w="1527" w:type="dxa"/>
+                        <w:shd w:val="clear" w:color="auto" w:fill="BFBFBF" w:themeFill="background1" w:themeFillShade="BF"/>
+                        <w:vAlign w:val="center"/>
+                      </w:tcPr>
+                      <w:p>
+                        <w:pPr>
+                          <w:spacing w:line="276" w:lineRule="auto"/>
+                          <w:jc w:val="center"/>
+                          <w:rPr>
+                            <w:rFonts w:ascii="Tahoma" w:hAnsi="Tahoma" w:cs="Tahoma"/>
+                            <w:b/>
+                            <w:bCs/>
+                            <w:szCs w:val="28"/>
+                          </w:rPr>
+                        </w:pPr>
+                        <w:r>
+                          <w:rPr>
+                            <w:rFonts w:ascii="Tahoma" w:hAnsi="Tahoma" w:cs="Tahoma"/>
+                            <w:b/>
+                            <w:bCs/>
+                            <w:szCs w:val="28"/>
+                          </w:rPr>
+                          <w:t>Desvios</w:t>
+                        </w:r>
+                      </w:p>
+                    </w:tc>
+                  </w:tr>
+                  <w:tr>
+                    <w:tc>
+                      <w:tcPr>
+                        <w:tcW w:w="1031" w:type="dxa"/>
+                        <w:vAlign w:val="center"/>
+                      </w:tcPr>
+                      <w:p>
+                        <w:pPr>
+                          <w:spacing w:before="40" w:after="40" w:line="168" w:lineRule="auto"/>
+                          <w:jc w:val="center"/>
+                          <w:rPr>
+                            <w:color w:val="434343"/>
+                            <w:szCs w:val="28"/>
+                          </w:rPr>
+                        </w:pPr>
+                        <w:r>
+                          <w:rPr>
+                            <w:color w:val="434343"/>
+                            <w:szCs w:val="28"/>
+                          </w:rPr>
+                          <w:t>1</w:t>
+                        </w:r>
+                      </w:p>
+                    </w:tc>
+                    <w:tc>
+                      <w:tcPr>
+                        <w:tcW w:w="2552" w:type="dxa"/>
+                        <w:vAlign w:val="center"/>
+                      </w:tcPr>
+                      <w:p>
+                        <w:pPr>
+                          <w:spacing w:before="40" w:after="40" w:line="168" w:lineRule="auto"/>
+                          <w:rPr>
+                            <w:color w:val="434343"/>
+                            <w:szCs w:val="28"/>
+                          </w:rPr>
+                        </w:pPr>
+                        <w:r>
+                          <w:rPr>
+                            <w:color w:val="434343"/>
+                            <w:szCs w:val="28"/>
+                          </w:rPr>
+                          <w:t>Jogador seleciona “configurações”</w:t>
+                        </w:r>
+                      </w:p>
+                    </w:tc>
+                    <w:tc>
+                      <w:tcPr>
+                        <w:tcW w:w="5103" w:type="dxa"/>
+                        <w:vAlign w:val="center"/>
+                      </w:tcPr>
+                      <w:p>
+                        <w:pPr>
+                          <w:spacing w:before="40" w:after="40" w:line="168" w:lineRule="auto"/>
+                          <w:rPr>
+                            <w:color w:val="434343"/>
+                            <w:szCs w:val="28"/>
+                          </w:rPr>
+                        </w:pPr>
+                        <w:r>
+                          <w:rPr>
+                            <w:color w:val="434343"/>
+                            <w:szCs w:val="28"/>
+                          </w:rPr>
+                          <w:t>O sistema o leva para a tela de configurações.</w:t>
+                        </w:r>
+                      </w:p>
+                    </w:tc>
+                    <w:tc>
+                      <w:tcPr>
+                        <w:tcW w:w="1527" w:type="dxa"/>
+                        <w:vAlign w:val="center"/>
+                      </w:tcPr>
+                      <w:p>
+                        <w:pPr>
+                          <w:spacing w:before="40" w:after="40" w:line="168" w:lineRule="auto"/>
+                          <w:jc w:val="center"/>
+                          <w:rPr>
+                            <w:color w:val="434343"/>
+                            <w:szCs w:val="28"/>
+                          </w:rPr>
+                        </w:pPr>
+                      </w:p>
+                    </w:tc>
+                  </w:tr>
+                  <w:tr>
+                    <w:tc>
+                      <w:tcPr>
+                        <w:tcW w:w="1031" w:type="dxa"/>
+                        <w:vAlign w:val="center"/>
+                      </w:tcPr>
+                      <w:p>
+                        <w:pPr>
+                          <w:spacing w:before="40" w:after="40" w:line="168" w:lineRule="auto"/>
+                          <w:jc w:val="center"/>
+                          <w:rPr>
+                            <w:color w:val="434343"/>
+                            <w:szCs w:val="28"/>
+                          </w:rPr>
+                        </w:pPr>
+                        <w:r>
+                          <w:rPr>
+                            <w:color w:val="434343"/>
+                            <w:szCs w:val="28"/>
+                          </w:rPr>
+                          <w:t>2</w:t>
+                        </w:r>
+                      </w:p>
+                    </w:tc>
+                    <w:tc>
+                      <w:tcPr>
+                        <w:tcW w:w="2552" w:type="dxa"/>
+                        <w:vAlign w:val="center"/>
+                      </w:tcPr>
+                      <w:p>
+                        <w:pPr>
+                          <w:spacing w:before="40" w:after="40" w:line="168" w:lineRule="auto"/>
+                          <w:rPr>
+                            <w:color w:val="434343"/>
+                            <w:szCs w:val="28"/>
+                          </w:rPr>
+                        </w:pPr>
+                        <w:r>
+                          <w:rPr>
+                            <w:color w:val="434343"/>
+                            <w:szCs w:val="28"/>
+                          </w:rPr>
+                          <w:t>Jogador altera as configurações desejadas e seleciona “voltar”</w:t>
+                        </w:r>
+                      </w:p>
+                    </w:tc>
+                    <w:tc>
+                      <w:tcPr>
+                        <w:tcW w:w="5103" w:type="dxa"/>
+                        <w:vAlign w:val="center"/>
+                      </w:tcPr>
+                      <w:p>
+                        <w:pPr>
+                          <w:spacing w:before="40" w:after="40" w:line="168" w:lineRule="auto"/>
+                          <w:rPr>
+                            <w:color w:val="434343"/>
+                            <w:szCs w:val="28"/>
+                          </w:rPr>
+                        </w:pPr>
+                        <w:r>
+                          <w:rPr>
+                            <w:color w:val="434343"/>
+                            <w:szCs w:val="28"/>
+                          </w:rPr>
+                          <w:t>O sistema o leva de volta para o menu.</w:t>
+                        </w:r>
+                      </w:p>
+                    </w:tc>
+                    <w:tc>
+                      <w:tcPr>
+                        <w:tcW w:w="1527" w:type="dxa"/>
+                        <w:vAlign w:val="center"/>
+                      </w:tcPr>
+                      <w:p>
+                        <w:pPr>
+                          <w:spacing w:before="40" w:after="40" w:line="168" w:lineRule="auto"/>
+                          <w:jc w:val="center"/>
+                          <w:rPr>
+                            <w:color w:val="434343"/>
+                            <w:szCs w:val="28"/>
+                          </w:rPr>
+                        </w:pPr>
+                      </w:p>
+                    </w:tc>
+                  </w:tr>
+                </w:tbl>
+                <w:p>
+                  <w:pPr>
+                    <w:spacing w:line="276" w:lineRule="auto"/>
+                    <w:rPr>
+                      <w:color w:val="434343"/>
+                      <w:szCs w:val="28"/>
+                    </w:rPr>
+                  </w:pPr>
+                </w:p>
+                <w:tbl>
+                  <w:tblPr>
+                    <w:tblStyle w:val="Tabelacomgrade"/>
+                    <w:tblW w:w="0" w:type="auto"/>
+                    <w:tblLook w:val="04A0" w:firstRow="1" w:lastRow="0" w:firstColumn="1" w:lastColumn="0" w:noHBand="0" w:noVBand="1"/>
+                  </w:tblPr>
+                  <w:tblGrid>
+                    <w:gridCol w:w="1031"/>
+                    <w:gridCol w:w="2552"/>
+                    <w:gridCol w:w="5103"/>
+                    <w:gridCol w:w="1527"/>
+                  </w:tblGrid>
+                  <w:tr>
+                    <w:tc>
+                      <w:tcPr>
+                        <w:tcW w:w="10213" w:type="dxa"/>
+                        <w:gridSpan w:val="4"/>
+                        <w:shd w:val="clear" w:color="auto" w:fill="BFBFBF" w:themeFill="background1" w:themeFillShade="BF"/>
+                      </w:tcPr>
+                      <w:p>
+                        <w:pPr>
+                          <w:spacing w:line="276" w:lineRule="auto"/>
+                          <w:rPr>
+                            <w:rFonts w:ascii="Tahoma" w:hAnsi="Tahoma" w:cs="Tahoma"/>
+                            <w:b/>
+                            <w:bCs/>
+                            <w:szCs w:val="28"/>
+                          </w:rPr>
+                        </w:pPr>
+                        <w:r>
+                          <w:rPr>
+                            <w:rFonts w:ascii="Tahoma" w:hAnsi="Tahoma" w:cs="Tahoma"/>
+                            <w:b/>
+                            <w:bCs/>
+                            <w:szCs w:val="28"/>
+                          </w:rPr>
+                          <w:t>FA</w:t>
+                        </w:r>
+                        <w:r>
+                          <w:rPr>
+                            <w:rFonts w:ascii="Tahoma" w:hAnsi="Tahoma" w:cs="Tahoma"/>
+                            <w:b/>
+                            <w:bCs/>
+                            <w:szCs w:val="28"/>
+                          </w:rPr>
+                          <w:t>3</w:t>
+                        </w:r>
+                        <w:r>
+                          <w:rPr>
+                            <w:rFonts w:ascii="Tahoma" w:hAnsi="Tahoma" w:cs="Tahoma"/>
+                            <w:b/>
+                            <w:bCs/>
+                            <w:szCs w:val="28"/>
+                          </w:rPr>
+                          <w:t xml:space="preserve"> – Jogador seleciona a opção “</w:t>
+                        </w:r>
+                        <w:r>
+                          <w:rPr>
+                            <w:rFonts w:ascii="Tahoma" w:hAnsi="Tahoma" w:cs="Tahoma"/>
+                            <w:b/>
+                            <w:bCs/>
+                            <w:szCs w:val="28"/>
+                          </w:rPr>
+                          <w:t>Excluir Jornada</w:t>
+                        </w:r>
+                        <w:r>
+                          <w:rPr>
+                            <w:rFonts w:ascii="Tahoma" w:hAnsi="Tahoma" w:cs="Tahoma"/>
+                            <w:b/>
+                            <w:bCs/>
+                            <w:szCs w:val="28"/>
+                          </w:rPr>
+                          <w:t>”</w:t>
+                        </w:r>
+                      </w:p>
+                    </w:tc>
+                  </w:tr>
+                  <w:tr>
+                    <w:tc>
+                      <w:tcPr>
+                        <w:tcW w:w="1031" w:type="dxa"/>
+                        <w:shd w:val="clear" w:color="auto" w:fill="BFBFBF" w:themeFill="background1" w:themeFillShade="BF"/>
+                        <w:vAlign w:val="center"/>
+                      </w:tcPr>
+                      <w:p>
+                        <w:pPr>
+                          <w:spacing w:line="276" w:lineRule="auto"/>
+                          <w:jc w:val="center"/>
+                          <w:rPr>
+                            <w:rFonts w:ascii="Tahoma" w:hAnsi="Tahoma" w:cs="Tahoma"/>
+                            <w:b/>
+                            <w:bCs/>
+                            <w:szCs w:val="28"/>
+                          </w:rPr>
+                        </w:pPr>
+                        <w:r>
+                          <w:rPr>
+                            <w:rFonts w:ascii="Tahoma" w:hAnsi="Tahoma" w:cs="Tahoma"/>
+                            <w:b/>
+                            <w:bCs/>
+                            <w:szCs w:val="28"/>
+                          </w:rPr>
+                          <w:t>No.</w:t>
+                        </w:r>
+                      </w:p>
+                    </w:tc>
+                    <w:tc>
+                      <w:tcPr>
+                        <w:tcW w:w="2552" w:type="dxa"/>
+                        <w:shd w:val="clear" w:color="auto" w:fill="BFBFBF" w:themeFill="background1" w:themeFillShade="BF"/>
+                        <w:vAlign w:val="center"/>
+                      </w:tcPr>
+                      <w:p>
+                        <w:pPr>
+                          <w:spacing w:line="276" w:lineRule="auto"/>
+                          <w:jc w:val="center"/>
+                          <w:rPr>
+                            <w:rFonts w:ascii="Tahoma" w:hAnsi="Tahoma" w:cs="Tahoma"/>
+                            <w:b/>
+                            <w:bCs/>
+                            <w:szCs w:val="28"/>
+                          </w:rPr>
+                        </w:pPr>
+                        <w:r>
+                          <w:rPr>
+                            <w:rFonts w:ascii="Tahoma" w:hAnsi="Tahoma" w:cs="Tahoma"/>
+                            <w:b/>
+                            <w:bCs/>
+                            <w:szCs w:val="28"/>
+                          </w:rPr>
+                          <w:t>Ações do Ator</w:t>
+                        </w:r>
+                      </w:p>
+                    </w:tc>
+                    <w:tc>
+                      <w:tcPr>
+                        <w:tcW w:w="5103" w:type="dxa"/>
+                        <w:shd w:val="clear" w:color="auto" w:fill="BFBFBF" w:themeFill="background1" w:themeFillShade="BF"/>
+                        <w:vAlign w:val="center"/>
+                      </w:tcPr>
+                      <w:p>
+                        <w:pPr>
+                          <w:spacing w:line="276" w:lineRule="auto"/>
+                          <w:jc w:val="center"/>
+                          <w:rPr>
+                            <w:rFonts w:ascii="Tahoma" w:hAnsi="Tahoma" w:cs="Tahoma"/>
+                            <w:b/>
+                            <w:bCs/>
+                            <w:szCs w:val="28"/>
+                          </w:rPr>
+                        </w:pPr>
+                        <w:r>
+                          <w:rPr>
+                            <w:rFonts w:ascii="Tahoma" w:hAnsi="Tahoma" w:cs="Tahoma"/>
+                            <w:b/>
+                            <w:bCs/>
+                            <w:szCs w:val="28"/>
+                          </w:rPr>
+                          <w:t>Respostas do Sistema</w:t>
+                        </w:r>
+                      </w:p>
+                    </w:tc>
+                    <w:tc>
+                      <w:tcPr>
+                        <w:tcW w:w="1527" w:type="dxa"/>
+                        <w:shd w:val="clear" w:color="auto" w:fill="BFBFBF" w:themeFill="background1" w:themeFillShade="BF"/>
+                        <w:vAlign w:val="center"/>
+                      </w:tcPr>
+                      <w:p>
+                        <w:pPr>
+                          <w:spacing w:line="276" w:lineRule="auto"/>
+                          <w:jc w:val="center"/>
+                          <w:rPr>
+                            <w:rFonts w:ascii="Tahoma" w:hAnsi="Tahoma" w:cs="Tahoma"/>
+                            <w:b/>
+                            <w:bCs/>
+                            <w:szCs w:val="28"/>
+                          </w:rPr>
+                        </w:pPr>
+                        <w:r>
+                          <w:rPr>
+                            <w:rFonts w:ascii="Tahoma" w:hAnsi="Tahoma" w:cs="Tahoma"/>
+                            <w:b/>
+                            <w:bCs/>
+                            <w:szCs w:val="28"/>
+                          </w:rPr>
+                          <w:t>Desvios</w:t>
+                        </w:r>
+                      </w:p>
+                    </w:tc>
+                  </w:tr>
+                  <w:tr>
+                    <w:tc>
+                      <w:tcPr>
+                        <w:tcW w:w="1031" w:type="dxa"/>
+                        <w:vAlign w:val="center"/>
+                      </w:tcPr>
+                      <w:p>
+                        <w:pPr>
+                          <w:spacing w:before="40" w:after="40" w:line="168" w:lineRule="auto"/>
+                          <w:jc w:val="center"/>
+                          <w:rPr>
+                            <w:color w:val="434343"/>
+                            <w:szCs w:val="28"/>
+                          </w:rPr>
+                        </w:pPr>
+                        <w:r>
+                          <w:rPr>
+                            <w:color w:val="434343"/>
+                            <w:szCs w:val="28"/>
+                          </w:rPr>
+                          <w:t>1</w:t>
+                        </w:r>
+                      </w:p>
+                    </w:tc>
+                    <w:tc>
+                      <w:tcPr>
+                        <w:tcW w:w="2552" w:type="dxa"/>
+                        <w:vAlign w:val="center"/>
+                      </w:tcPr>
+                      <w:p>
+                        <w:pPr>
+                          <w:spacing w:before="40" w:after="40" w:line="168" w:lineRule="auto"/>
+                          <w:rPr>
+                            <w:color w:val="434343"/>
+                            <w:szCs w:val="28"/>
+                          </w:rPr>
+                        </w:pPr>
+                        <w:r>
+                          <w:rPr>
+                            <w:color w:val="434343"/>
+                            <w:szCs w:val="28"/>
+                          </w:rPr>
+                          <w:t>Jogador seleciona “excluir”</w:t>
+                        </w:r>
+                      </w:p>
+                    </w:tc>
+                    <w:tc>
+                      <w:tcPr>
+                        <w:tcW w:w="5103" w:type="dxa"/>
+                        <w:vAlign w:val="center"/>
+                      </w:tcPr>
+                      <w:p>
+                        <w:pPr>
+                          <w:spacing w:before="40" w:after="40" w:line="168" w:lineRule="auto"/>
+                          <w:rPr>
+                            <w:color w:val="434343"/>
+                            <w:szCs w:val="28"/>
+                          </w:rPr>
+                        </w:pPr>
+                        <w:r>
+                          <w:rPr>
+                            <w:color w:val="434343"/>
+                            <w:szCs w:val="28"/>
+                          </w:rPr>
+                          <w:t>Sistema exclui permanentemente uma jornada anteriormente salva e libera um espaço para uma nova possível jornada</w:t>
+                        </w:r>
+                      </w:p>
+                    </w:tc>
+                    <w:tc>
+                      <w:tcPr>
+                        <w:tcW w:w="1527" w:type="dxa"/>
+                        <w:vAlign w:val="center"/>
+                      </w:tcPr>
+                      <w:p>
+                        <w:pPr>
+                          <w:spacing w:before="40" w:after="40" w:line="168" w:lineRule="auto"/>
+                          <w:jc w:val="center"/>
+                          <w:rPr>
+                            <w:color w:val="434343"/>
+                            <w:szCs w:val="28"/>
+                          </w:rPr>
+                        </w:pPr>
+                      </w:p>
+                    </w:tc>
+                  </w:tr>
+                  <w:tr>
+                    <w:tc>
+                      <w:tcPr>
+                        <w:tcW w:w="1031" w:type="dxa"/>
+                        <w:vAlign w:val="center"/>
+                      </w:tcPr>
+                      <w:p>
+                        <w:pPr>
+                          <w:spacing w:before="40" w:after="40" w:line="168" w:lineRule="auto"/>
+                          <w:jc w:val="center"/>
+                          <w:rPr>
+                            <w:color w:val="434343"/>
+                            <w:szCs w:val="28"/>
+                          </w:rPr>
+                        </w:pPr>
+                        <w:r>
+                          <w:rPr>
+                            <w:color w:val="434343"/>
+                            <w:szCs w:val="28"/>
+                          </w:rPr>
+                          <w:t>2</w:t>
+                        </w:r>
+                      </w:p>
+                    </w:tc>
+                    <w:tc>
+                      <w:tcPr>
+                        <w:tcW w:w="2552" w:type="dxa"/>
+                        <w:vAlign w:val="center"/>
+                      </w:tcPr>
+                      <w:p>
+                        <w:pPr>
+                          <w:spacing w:before="40" w:after="40" w:line="168" w:lineRule="auto"/>
+                          <w:rPr>
+                            <w:color w:val="434343"/>
+                            <w:szCs w:val="28"/>
+                          </w:rPr>
+                        </w:pPr>
+                        <w:r>
+                          <w:rPr>
+                            <w:color w:val="434343"/>
+                            <w:szCs w:val="28"/>
+                          </w:rPr>
+                          <w:t>Jogador seleciona “voltar”</w:t>
+                        </w:r>
+                      </w:p>
+                    </w:tc>
+                    <w:tc>
+                      <w:tcPr>
+                        <w:tcW w:w="5103" w:type="dxa"/>
+                        <w:vAlign w:val="center"/>
+                      </w:tcPr>
+                      <w:p>
+                        <w:pPr>
+                          <w:spacing w:before="40" w:after="40" w:line="168" w:lineRule="auto"/>
+                          <w:rPr>
+                            <w:color w:val="434343"/>
+                            <w:szCs w:val="28"/>
+                          </w:rPr>
+                        </w:pPr>
+                        <w:r>
+                          <w:rPr>
+                            <w:color w:val="434343"/>
+                            <w:szCs w:val="28"/>
+                          </w:rPr>
+                          <w:t>O sistema o leva de volta para o menu</w:t>
+                        </w:r>
+                      </w:p>
+                    </w:tc>
+                    <w:tc>
+                      <w:tcPr>
+                        <w:tcW w:w="1527" w:type="dxa"/>
+                        <w:vAlign w:val="center"/>
+                      </w:tcPr>
+                      <w:p>
+                        <w:pPr>
+                          <w:spacing w:before="40" w:after="40" w:line="168" w:lineRule="auto"/>
+                          <w:jc w:val="center"/>
+                          <w:rPr>
+                            <w:color w:val="434343"/>
+                            <w:szCs w:val="28"/>
+                          </w:rPr>
+                        </w:pPr>
+                      </w:p>
+                    </w:tc>
+                  </w:tr>
+                </w:tbl>
+                <w:p>
+                  <w:pPr>
+                    <w:spacing w:line="276" w:lineRule="auto"/>
+                    <w:rPr>
+                      <w:color w:val="434343"/>
+                      <w:szCs w:val="28"/>
+                    </w:rPr>
+                  </w:pPr>
+                </w:p>
+                <w:tbl>
+                  <w:tblPr>
+                    <w:tblStyle w:val="Tabelacomgrade"/>
+                    <w:tblW w:w="0" w:type="auto"/>
+                    <w:tblLook w:val="04A0" w:firstRow="1" w:lastRow="0" w:firstColumn="1" w:lastColumn="0" w:noHBand="0" w:noVBand="1"/>
+                  </w:tblPr>
+                  <w:tblGrid>
+                    <w:gridCol w:w="1031"/>
+                    <w:gridCol w:w="2552"/>
+                    <w:gridCol w:w="5103"/>
+                    <w:gridCol w:w="1527"/>
+                  </w:tblGrid>
+                  <w:tr>
+                    <w:tc>
+                      <w:tcPr>
+                        <w:tcW w:w="10213" w:type="dxa"/>
+                        <w:gridSpan w:val="4"/>
+                        <w:shd w:val="clear" w:color="auto" w:fill="BFBFBF" w:themeFill="background1" w:themeFillShade="BF"/>
+                      </w:tcPr>
+                      <w:p>
+                        <w:pPr>
+                          <w:spacing w:line="276" w:lineRule="auto"/>
+                          <w:rPr>
+                            <w:rFonts w:ascii="Tahoma" w:hAnsi="Tahoma" w:cs="Tahoma"/>
+                            <w:b/>
+                            <w:bCs/>
+                            <w:szCs w:val="28"/>
+                          </w:rPr>
+                        </w:pPr>
+                        <w:r>
+                          <w:rPr>
+                            <w:rFonts w:ascii="Tahoma" w:hAnsi="Tahoma" w:cs="Tahoma"/>
+                            <w:b/>
+                            <w:bCs/>
+                            <w:szCs w:val="28"/>
+                          </w:rPr>
+                          <w:t>FA</w:t>
+                        </w:r>
+                        <w:r>
+                          <w:rPr>
+                            <w:rFonts w:ascii="Tahoma" w:hAnsi="Tahoma" w:cs="Tahoma"/>
+                            <w:b/>
+                            <w:bCs/>
+                            <w:szCs w:val="28"/>
+                          </w:rPr>
+                          <w:t>4</w:t>
+                        </w:r>
+                        <w:r>
+                          <w:rPr>
+                            <w:rFonts w:ascii="Tahoma" w:hAnsi="Tahoma" w:cs="Tahoma"/>
+                            <w:b/>
+                            <w:bCs/>
+                            <w:szCs w:val="28"/>
+                          </w:rPr>
+                          <w:t xml:space="preserve"> – Jogador seleciona a opção “</w:t>
+                        </w:r>
+                        <w:r>
+                          <w:rPr>
+                            <w:rFonts w:ascii="Tahoma" w:hAnsi="Tahoma" w:cs="Tahoma"/>
+                            <w:b/>
+                            <w:bCs/>
+                            <w:szCs w:val="28"/>
+                          </w:rPr>
+                          <w:t>Voltar</w:t>
+                        </w:r>
+                        <w:r>
+                          <w:rPr>
+                            <w:rFonts w:ascii="Tahoma" w:hAnsi="Tahoma" w:cs="Tahoma"/>
+                            <w:b/>
+                            <w:bCs/>
+                            <w:szCs w:val="28"/>
+                          </w:rPr>
+                          <w:t>”</w:t>
+                        </w:r>
+                        <w:r>
+                          <w:rPr>
+                            <w:rFonts w:ascii="Tahoma" w:hAnsi="Tahoma" w:cs="Tahoma"/>
+                            <w:b/>
+                            <w:bCs/>
+                            <w:szCs w:val="28"/>
+                          </w:rPr>
+                          <w:t xml:space="preserve"> estando nos menus antes de iniciar o jogo</w:t>
+                        </w:r>
+                      </w:p>
+                    </w:tc>
+                  </w:tr>
+                  <w:tr>
+                    <w:tc>
+                      <w:tcPr>
+                        <w:tcW w:w="1031" w:type="dxa"/>
+                        <w:shd w:val="clear" w:color="auto" w:fill="BFBFBF" w:themeFill="background1" w:themeFillShade="BF"/>
+                        <w:vAlign w:val="center"/>
+                      </w:tcPr>
+                      <w:p>
+                        <w:pPr>
+                          <w:spacing w:line="276" w:lineRule="auto"/>
+                          <w:jc w:val="center"/>
+                          <w:rPr>
+                            <w:rFonts w:ascii="Tahoma" w:hAnsi="Tahoma" w:cs="Tahoma"/>
+                            <w:b/>
+                            <w:bCs/>
+                            <w:szCs w:val="28"/>
+                          </w:rPr>
+                        </w:pPr>
+                        <w:r>
+                          <w:rPr>
+                            <w:rFonts w:ascii="Tahoma" w:hAnsi="Tahoma" w:cs="Tahoma"/>
+                            <w:b/>
+                            <w:bCs/>
+                            <w:szCs w:val="28"/>
+                          </w:rPr>
+                          <w:t>No.</w:t>
+                        </w:r>
+                      </w:p>
+                    </w:tc>
+                    <w:tc>
+                      <w:tcPr>
+                        <w:tcW w:w="2552" w:type="dxa"/>
+                        <w:shd w:val="clear" w:color="auto" w:fill="BFBFBF" w:themeFill="background1" w:themeFillShade="BF"/>
+                        <w:vAlign w:val="center"/>
+                      </w:tcPr>
+                      <w:p>
+                        <w:pPr>
+                          <w:spacing w:line="276" w:lineRule="auto"/>
+                          <w:jc w:val="center"/>
+                          <w:rPr>
+                            <w:rFonts w:ascii="Tahoma" w:hAnsi="Tahoma" w:cs="Tahoma"/>
+                            <w:b/>
+                            <w:bCs/>
+                            <w:szCs w:val="28"/>
+                          </w:rPr>
+                        </w:pPr>
+                        <w:r>
+                          <w:rPr>
+                            <w:rFonts w:ascii="Tahoma" w:hAnsi="Tahoma" w:cs="Tahoma"/>
+                            <w:b/>
+                            <w:bCs/>
+                            <w:szCs w:val="28"/>
+                          </w:rPr>
+                          <w:t>Ações do Ator</w:t>
+                        </w:r>
+                      </w:p>
+                    </w:tc>
+                    <w:tc>
+                      <w:tcPr>
+                        <w:tcW w:w="5103" w:type="dxa"/>
+                        <w:shd w:val="clear" w:color="auto" w:fill="BFBFBF" w:themeFill="background1" w:themeFillShade="BF"/>
+                        <w:vAlign w:val="center"/>
+                      </w:tcPr>
+                      <w:p>
+                        <w:pPr>
+                          <w:spacing w:line="276" w:lineRule="auto"/>
+                          <w:jc w:val="center"/>
+                          <w:rPr>
+                            <w:rFonts w:ascii="Tahoma" w:hAnsi="Tahoma" w:cs="Tahoma"/>
+                            <w:b/>
+                            <w:bCs/>
+                            <w:szCs w:val="28"/>
+                          </w:rPr>
+                        </w:pPr>
+                        <w:r>
+                          <w:rPr>
+                            <w:rFonts w:ascii="Tahoma" w:hAnsi="Tahoma" w:cs="Tahoma"/>
+                            <w:b/>
+                            <w:bCs/>
+                            <w:szCs w:val="28"/>
+                          </w:rPr>
+                          <w:t>Respostas do Sistema</w:t>
+                        </w:r>
+                      </w:p>
+                    </w:tc>
+                    <w:tc>
+                      <w:tcPr>
+                        <w:tcW w:w="1527" w:type="dxa"/>
+                        <w:shd w:val="clear" w:color="auto" w:fill="BFBFBF" w:themeFill="background1" w:themeFillShade="BF"/>
+                        <w:vAlign w:val="center"/>
+                      </w:tcPr>
+                      <w:p>
+                        <w:pPr>
+                          <w:spacing w:line="276" w:lineRule="auto"/>
+                          <w:jc w:val="center"/>
+                          <w:rPr>
+                            <w:rFonts w:ascii="Tahoma" w:hAnsi="Tahoma" w:cs="Tahoma"/>
+                            <w:b/>
+                            <w:bCs/>
+                            <w:szCs w:val="28"/>
+                          </w:rPr>
+                        </w:pPr>
+                        <w:r>
+                          <w:rPr>
+                            <w:rFonts w:ascii="Tahoma" w:hAnsi="Tahoma" w:cs="Tahoma"/>
+                            <w:b/>
+                            <w:bCs/>
+                            <w:szCs w:val="28"/>
+                          </w:rPr>
+                          <w:t>Desvios</w:t>
+                        </w:r>
+                      </w:p>
+                    </w:tc>
+                  </w:tr>
+                  <w:tr>
+                    <w:tc>
+                      <w:tcPr>
+                        <w:tcW w:w="1031" w:type="dxa"/>
+                        <w:vAlign w:val="center"/>
+                      </w:tcPr>
+                      <w:p>
+                        <w:pPr>
+                          <w:spacing w:before="40" w:after="40" w:line="168" w:lineRule="auto"/>
+                          <w:jc w:val="center"/>
+                          <w:rPr>
+                            <w:color w:val="434343"/>
+                            <w:szCs w:val="28"/>
+                          </w:rPr>
+                        </w:pPr>
+                        <w:r>
+                          <w:rPr>
+                            <w:color w:val="434343"/>
+                            <w:szCs w:val="28"/>
+                          </w:rPr>
+                          <w:t>1</w:t>
+                        </w:r>
+                      </w:p>
+                    </w:tc>
+                    <w:tc>
+                      <w:tcPr>
+                        <w:tcW w:w="2552" w:type="dxa"/>
+                        <w:vAlign w:val="center"/>
+                      </w:tcPr>
+                      <w:p>
+                        <w:pPr>
+                          <w:spacing w:before="40" w:after="40" w:line="168" w:lineRule="auto"/>
+                          <w:rPr>
+                            <w:color w:val="434343"/>
+                            <w:szCs w:val="28"/>
+                          </w:rPr>
+                        </w:pPr>
+                        <w:r>
+                          <w:rPr>
+                            <w:color w:val="434343"/>
+                            <w:szCs w:val="28"/>
+                          </w:rPr>
+                          <w:t>Jogador seleciona “voltar”</w:t>
+                        </w:r>
+                      </w:p>
+                    </w:tc>
+                    <w:tc>
+                      <w:tcPr>
+                        <w:tcW w:w="5103" w:type="dxa"/>
+                        <w:vAlign w:val="center"/>
+                      </w:tcPr>
+                      <w:p>
+                        <w:pPr>
+                          <w:spacing w:before="40" w:after="40" w:line="168" w:lineRule="auto"/>
+                          <w:rPr>
+                            <w:color w:val="434343"/>
+                            <w:szCs w:val="28"/>
+                          </w:rPr>
+                        </w:pPr>
+                        <w:r>
+                          <w:rPr>
+                            <w:color w:val="434343"/>
+                            <w:szCs w:val="28"/>
+                          </w:rPr>
+                          <w:t>Sistema sai da operação atual e volta para o menu do jogo</w:t>
+                        </w:r>
+                      </w:p>
+                    </w:tc>
+                    <w:tc>
+                      <w:tcPr>
+                        <w:tcW w:w="1527" w:type="dxa"/>
+                        <w:vAlign w:val="center"/>
+                      </w:tcPr>
+                      <w:p>
+                        <w:pPr>
+                          <w:spacing w:before="40" w:after="40" w:line="168" w:lineRule="auto"/>
+                          <w:jc w:val="center"/>
+                          <w:rPr>
+                            <w:color w:val="434343"/>
+                            <w:szCs w:val="28"/>
+                          </w:rPr>
+                        </w:pPr>
+                      </w:p>
+                    </w:tc>
+                  </w:tr>
+                </w:tbl>
+                <w:p>
+                  <w:pPr>
+                    <w:spacing w:line="276" w:lineRule="auto"/>
+                    <w:rPr>
+                      <w:color w:val="434343"/>
+                      <w:szCs w:val="28"/>
+                    </w:rPr>
+                  </w:pPr>
+                </w:p>
+                <w:tbl>
+                  <w:tblPr>
+                    <w:tblStyle w:val="Tabelacomgrade"/>
+                    <w:tblW w:w="0" w:type="auto"/>
+                    <w:tblLook w:val="04A0" w:firstRow="1" w:lastRow="0" w:firstColumn="1" w:lastColumn="0" w:noHBand="0" w:noVBand="1"/>
+                  </w:tblPr>
+                  <w:tblGrid>
+                    <w:gridCol w:w="1031"/>
+                    <w:gridCol w:w="2552"/>
+                    <w:gridCol w:w="5103"/>
+                    <w:gridCol w:w="1527"/>
+                  </w:tblGrid>
+                  <w:tr>
+                    <w:tc>
+                      <w:tcPr>
+                        <w:tcW w:w="10213" w:type="dxa"/>
+                        <w:gridSpan w:val="4"/>
+                        <w:shd w:val="clear" w:color="auto" w:fill="BFBFBF" w:themeFill="background1" w:themeFillShade="BF"/>
+                      </w:tcPr>
+                      <w:p>
+                        <w:pPr>
+                          <w:spacing w:line="276" w:lineRule="auto"/>
+                          <w:rPr>
+                            <w:rFonts w:ascii="Tahoma" w:hAnsi="Tahoma" w:cs="Tahoma"/>
+                            <w:b/>
+                            <w:bCs/>
+                            <w:szCs w:val="28"/>
+                          </w:rPr>
+                        </w:pPr>
+                        <w:r>
+                          <w:rPr>
+                            <w:rFonts w:ascii="Tahoma" w:hAnsi="Tahoma" w:cs="Tahoma"/>
+                            <w:b/>
+                            <w:bCs/>
+                            <w:szCs w:val="28"/>
+                          </w:rPr>
+                          <w:t>FA</w:t>
+                        </w:r>
+                        <w:r>
+                          <w:rPr>
+                            <w:rFonts w:ascii="Tahoma" w:hAnsi="Tahoma" w:cs="Tahoma"/>
+                            <w:b/>
+                            <w:bCs/>
+                            <w:szCs w:val="28"/>
+                          </w:rPr>
+                          <w:t>5</w:t>
+                        </w:r>
+                        <w:r>
+                          <w:rPr>
+                            <w:rFonts w:ascii="Tahoma" w:hAnsi="Tahoma" w:cs="Tahoma"/>
+                            <w:b/>
+                            <w:bCs/>
+                            <w:szCs w:val="28"/>
+                          </w:rPr>
+                          <w:t xml:space="preserve"> – Jogador seleciona a opção “</w:t>
+                        </w:r>
+                        <w:r>
+                          <w:rPr>
+                            <w:rFonts w:ascii="Tahoma" w:hAnsi="Tahoma" w:cs="Tahoma"/>
+                            <w:b/>
+                            <w:bCs/>
+                            <w:szCs w:val="28"/>
+                          </w:rPr>
+                          <w:t>Salvar/Sair</w:t>
+                        </w:r>
+                        <w:r>
+                          <w:rPr>
+                            <w:rFonts w:ascii="Tahoma" w:hAnsi="Tahoma" w:cs="Tahoma"/>
+                            <w:b/>
+                            <w:bCs/>
+                            <w:szCs w:val="28"/>
+                          </w:rPr>
+                          <w:t>”</w:t>
+                        </w:r>
+                      </w:p>
+                    </w:tc>
+                  </w:tr>
+                  <w:tr>
+                    <w:tc>
+                      <w:tcPr>
+                        <w:tcW w:w="1031" w:type="dxa"/>
+                        <w:shd w:val="clear" w:color="auto" w:fill="BFBFBF" w:themeFill="background1" w:themeFillShade="BF"/>
+                        <w:vAlign w:val="center"/>
+                      </w:tcPr>
+                      <w:p>
+                        <w:pPr>
+                          <w:spacing w:line="276" w:lineRule="auto"/>
+                          <w:jc w:val="center"/>
+                          <w:rPr>
+                            <w:rFonts w:ascii="Tahoma" w:hAnsi="Tahoma" w:cs="Tahoma"/>
+                            <w:b/>
+                            <w:bCs/>
+                            <w:szCs w:val="28"/>
+                          </w:rPr>
+                        </w:pPr>
+                        <w:r>
+                          <w:rPr>
+                            <w:rFonts w:ascii="Tahoma" w:hAnsi="Tahoma" w:cs="Tahoma"/>
+                            <w:b/>
+                            <w:bCs/>
+                            <w:szCs w:val="28"/>
+                          </w:rPr>
+                          <w:t>No.</w:t>
+                        </w:r>
+                      </w:p>
+                    </w:tc>
+                    <w:tc>
+                      <w:tcPr>
+                        <w:tcW w:w="2552" w:type="dxa"/>
+                        <w:shd w:val="clear" w:color="auto" w:fill="BFBFBF" w:themeFill="background1" w:themeFillShade="BF"/>
+                        <w:vAlign w:val="center"/>
+                      </w:tcPr>
+                      <w:p>
+                        <w:pPr>
+                          <w:spacing w:line="276" w:lineRule="auto"/>
+                          <w:jc w:val="center"/>
+                          <w:rPr>
+                            <w:rFonts w:ascii="Tahoma" w:hAnsi="Tahoma" w:cs="Tahoma"/>
+                            <w:b/>
+                            <w:bCs/>
+                            <w:szCs w:val="28"/>
+                          </w:rPr>
+                        </w:pPr>
+                        <w:r>
+                          <w:rPr>
+                            <w:rFonts w:ascii="Tahoma" w:hAnsi="Tahoma" w:cs="Tahoma"/>
+                            <w:b/>
+                            <w:bCs/>
+                            <w:szCs w:val="28"/>
+                          </w:rPr>
+                          <w:t>Ações do Ator</w:t>
+                        </w:r>
+                      </w:p>
+                    </w:tc>
+                    <w:tc>
+                      <w:tcPr>
+                        <w:tcW w:w="5103" w:type="dxa"/>
+                        <w:shd w:val="clear" w:color="auto" w:fill="BFBFBF" w:themeFill="background1" w:themeFillShade="BF"/>
+                        <w:vAlign w:val="center"/>
+                      </w:tcPr>
+                      <w:p>
+                        <w:pPr>
+                          <w:spacing w:line="276" w:lineRule="auto"/>
+                          <w:jc w:val="center"/>
+                          <w:rPr>
+                            <w:rFonts w:ascii="Tahoma" w:hAnsi="Tahoma" w:cs="Tahoma"/>
+                            <w:b/>
+                            <w:bCs/>
+                            <w:szCs w:val="28"/>
+                          </w:rPr>
+                        </w:pPr>
+                        <w:r>
+                          <w:rPr>
+                            <w:rFonts w:ascii="Tahoma" w:hAnsi="Tahoma" w:cs="Tahoma"/>
+                            <w:b/>
+                            <w:bCs/>
+                            <w:szCs w:val="28"/>
+                          </w:rPr>
+                          <w:t>Respostas do Sistema</w:t>
+                        </w:r>
+                      </w:p>
+                    </w:tc>
+                    <w:tc>
+                      <w:tcPr>
+                        <w:tcW w:w="1527" w:type="dxa"/>
+                        <w:shd w:val="clear" w:color="auto" w:fill="BFBFBF" w:themeFill="background1" w:themeFillShade="BF"/>
+                        <w:vAlign w:val="center"/>
+                      </w:tcPr>
+                      <w:p>
+                        <w:pPr>
+                          <w:spacing w:line="276" w:lineRule="auto"/>
+                          <w:jc w:val="center"/>
+                          <w:rPr>
+                            <w:rFonts w:ascii="Tahoma" w:hAnsi="Tahoma" w:cs="Tahoma"/>
+                            <w:b/>
+                            <w:bCs/>
+                            <w:szCs w:val="28"/>
+                          </w:rPr>
+                        </w:pPr>
+                        <w:r>
+                          <w:rPr>
+                            <w:rFonts w:ascii="Tahoma" w:hAnsi="Tahoma" w:cs="Tahoma"/>
+                            <w:b/>
+                            <w:bCs/>
+                            <w:szCs w:val="28"/>
+                          </w:rPr>
+                          <w:t>Desvios</w:t>
+                        </w:r>
+                      </w:p>
+                    </w:tc>
+                  </w:tr>
+                  <w:tr>
+                    <w:tc>
+                      <w:tcPr>
+                        <w:tcW w:w="1031" w:type="dxa"/>
+                        <w:vAlign w:val="center"/>
+                      </w:tcPr>
+                      <w:p>
+                        <w:pPr>
+                          <w:spacing w:before="40" w:after="40" w:line="168" w:lineRule="auto"/>
+                          <w:jc w:val="center"/>
+                          <w:rPr>
+                            <w:color w:val="434343"/>
+                            <w:szCs w:val="28"/>
+                          </w:rPr>
+                        </w:pPr>
+                        <w:r>
+                          <w:rPr>
+                            <w:color w:val="434343"/>
+                            <w:szCs w:val="28"/>
+                          </w:rPr>
+                          <w:t>1</w:t>
+                        </w:r>
+                      </w:p>
+                    </w:tc>
+                    <w:tc>
+                      <w:tcPr>
+                        <w:tcW w:w="2552" w:type="dxa"/>
+                        <w:vAlign w:val="center"/>
+                      </w:tcPr>
+                      <w:p>
+                        <w:pPr>
+                          <w:spacing w:before="40" w:after="40" w:line="168" w:lineRule="auto"/>
+                          <w:rPr>
+                            <w:color w:val="434343"/>
+                            <w:szCs w:val="28"/>
+                          </w:rPr>
+                        </w:pPr>
+                        <w:r>
+                          <w:rPr>
+                            <w:color w:val="434343"/>
+                            <w:szCs w:val="28"/>
+                          </w:rPr>
+                          <w:t>Jogador abre o menu durante o jogo</w:t>
+                        </w:r>
+                      </w:p>
+                    </w:tc>
+                    <w:tc>
+                      <w:tcPr>
+                        <w:tcW w:w="5103" w:type="dxa"/>
+                        <w:vAlign w:val="center"/>
+                      </w:tcPr>
+                      <w:p>
+                        <w:pPr>
+                          <w:spacing w:before="40" w:after="40" w:line="168" w:lineRule="auto"/>
+                          <w:rPr>
+                            <w:color w:val="434343"/>
+                            <w:szCs w:val="28"/>
+                          </w:rPr>
+                        </w:pPr>
+                        <w:r>
+                          <w:rPr>
+                            <w:color w:val="434343"/>
+                            <w:szCs w:val="28"/>
+                          </w:rPr>
+                          <w:t>Sistema pausa o jogo e mostra um menu</w:t>
+                        </w:r>
+                      </w:p>
+                    </w:tc>
+                    <w:tc>
+                      <w:tcPr>
+                        <w:tcW w:w="1527" w:type="dxa"/>
+                        <w:vAlign w:val="center"/>
+                      </w:tcPr>
+                      <w:p>
+                        <w:pPr>
+                          <w:spacing w:before="40" w:after="40" w:line="168" w:lineRule="auto"/>
+                          <w:jc w:val="center"/>
+                          <w:rPr>
+                            <w:color w:val="434343"/>
+                            <w:szCs w:val="28"/>
+                          </w:rPr>
+                        </w:pPr>
+                      </w:p>
+                    </w:tc>
+                  </w:tr>
+                  <w:tr>
+                    <w:tc>
+                      <w:tcPr>
+                        <w:tcW w:w="1031" w:type="dxa"/>
+                        <w:vAlign w:val="center"/>
+                      </w:tcPr>
+                      <w:p>
+                        <w:pPr>
+                          <w:spacing w:before="40" w:after="40" w:line="168" w:lineRule="auto"/>
+                          <w:jc w:val="center"/>
+                          <w:rPr>
+                            <w:color w:val="434343"/>
+                            <w:szCs w:val="28"/>
+                          </w:rPr>
+                        </w:pPr>
+                        <w:r>
+                          <w:rPr>
+                            <w:color w:val="434343"/>
+                            <w:szCs w:val="28"/>
+                          </w:rPr>
+                          <w:t>2</w:t>
+                        </w:r>
+                      </w:p>
+                    </w:tc>
+                    <w:tc>
+                      <w:tcPr>
+                        <w:tcW w:w="2552" w:type="dxa"/>
+                        <w:vAlign w:val="center"/>
+                      </w:tcPr>
+                      <w:p>
+                        <w:pPr>
+                          <w:spacing w:before="40" w:after="40" w:line="168" w:lineRule="auto"/>
+                          <w:rPr>
+                            <w:color w:val="434343"/>
+                            <w:szCs w:val="28"/>
+                          </w:rPr>
+                        </w:pPr>
+                        <w:r>
+                          <w:rPr>
+                            <w:color w:val="434343"/>
+                            <w:szCs w:val="28"/>
+                          </w:rPr>
+                          <w:t>Jogador seleciona “sair/salvar”</w:t>
+                        </w:r>
+                      </w:p>
+                    </w:tc>
+                    <w:tc>
+                      <w:tcPr>
+                        <w:tcW w:w="5103" w:type="dxa"/>
+                        <w:vAlign w:val="center"/>
+                      </w:tcPr>
+                      <w:p>
+                        <w:pPr>
+                          <w:spacing w:before="40" w:after="40" w:line="168" w:lineRule="auto"/>
+                          <w:rPr>
+                            <w:color w:val="434343"/>
+                            <w:szCs w:val="28"/>
+                          </w:rPr>
+                        </w:pPr>
+                        <w:r>
+                          <w:rPr>
+                            <w:color w:val="434343"/>
+                            <w:szCs w:val="28"/>
+                          </w:rPr>
+                          <w:t xml:space="preserve">O sistema </w:t>
+                        </w:r>
+                        <w:r>
+                          <w:rPr>
+                            <w:color w:val="434343"/>
+                            <w:szCs w:val="28"/>
+                          </w:rPr>
+                          <w:t>salva o andamento do jogo e volta para o menu principal</w:t>
+                        </w:r>
+                        <w:r>
+                          <w:rPr>
+                            <w:color w:val="434343"/>
+                            <w:szCs w:val="28"/>
+                          </w:rPr>
+                          <w:t>.</w:t>
+                        </w:r>
+                      </w:p>
+                    </w:tc>
+                    <w:tc>
+                      <w:tcPr>
+                        <w:tcW w:w="1527" w:type="dxa"/>
+                        <w:vAlign w:val="center"/>
+                      </w:tcPr>
+                      <w:p>
+                        <w:pPr>
+                          <w:spacing w:before="40" w:after="40" w:line="168" w:lineRule="auto"/>
+                          <w:jc w:val="center"/>
+                          <w:rPr>
+                            <w:color w:val="434343"/>
+                            <w:szCs w:val="28"/>
+                          </w:rPr>
+                        </w:pPr>
+                      </w:p>
+                    </w:tc>
+                  </w:tr>
+                </w:tbl>
+                <w:p>
+                  <w:pPr>
+                    <w:spacing w:line="276" w:lineRule="auto"/>
+                    <w:rPr>
+                      <w:color w:val="434343"/>
+                      <w:szCs w:val="28"/>
+                    </w:rPr>
+                  </w:pPr>
+                  <w:r>
+                    <w:rPr>
+                      <w:color w:val="434343"/>
+                      <w:szCs w:val="28"/>
+                    </w:rPr>
+                    <w:t xml:space="preserve"> </w:t>
+                  </w:r>
+                </w:p>
+              </w:tc>
+            </w:tr>
+          </w:tbl>
+          <w:p>
+            <w:pPr>
+              <w:spacing w:line="276" w:lineRule="auto"/>
+              <w:rPr>
+                <w:color w:val="434343"/>
+                <w:szCs w:val="28"/>
+              </w:rPr>
+            </w:pPr>
+          </w:p>
+          <w:tbl>
+            <w:tblPr>
+              <w:tblStyle w:val="Tabelacomgrade"/>
+              <w:tblW w:w="0" w:type="auto"/>
+              <w:tblLook w:val="04A0" w:firstRow="1" w:lastRow="0" w:firstColumn="1" w:lastColumn="0" w:noHBand="0" w:noVBand="1"/>
+            </w:tblPr>
+            <w:tblGrid>
+              <w:gridCol w:w="10439"/>
+            </w:tblGrid>
+            <w:tr>
+              <w:tc>
+                <w:tcPr>
+                  <w:tcW w:w="10439" w:type="dxa"/>
+                  <w:shd w:val="clear" w:color="auto" w:fill="BFBFBF" w:themeFill="background1" w:themeFillShade="BF"/>
+                </w:tcPr>
+                <w:p>
+                  <w:pPr>
+                    <w:spacing w:line="276" w:lineRule="auto"/>
+                    <w:rPr>
+                      <w:rFonts w:ascii="Tahoma" w:hAnsi="Tahoma" w:cs="Tahoma"/>
+                      <w:b/>
+                      <w:bCs/>
+                      <w:color w:val="434343"/>
+                      <w:sz w:val="22"/>
+                      <w:szCs w:val="22"/>
+                    </w:rPr>
+                  </w:pPr>
+                  <w:r>
+                    <w:rPr>
+                      <w:rFonts w:ascii="Tahoma" w:hAnsi="Tahoma" w:cs="Tahoma"/>
+                      <w:b/>
+                      <w:bCs/>
+                      <w:sz w:val="22"/>
+                      <w:szCs w:val="22"/>
+                    </w:rPr>
+                    <w:t xml:space="preserve">4.2.3 Fluxo </w:t>
+                  </w:r>
+                  <w:r>
+                    <w:rPr>
+                      <w:rFonts w:ascii="Tahoma" w:hAnsi="Tahoma" w:cs="Tahoma"/>
+                      <w:b/>
+                      <w:bCs/>
+                      <w:sz w:val="22"/>
+                      <w:szCs w:val="22"/>
+                    </w:rPr>
+                    <w:t>Exceção</w:t>
+                  </w:r>
+                </w:p>
+              </w:tc>
+            </w:tr>
+            <w:tr>
+              <w:tc>
+                <w:tcPr>
+                  <w:tcW w:w="10439" w:type="dxa"/>
+                </w:tcPr>
+                <w:p>
+                  <w:pPr>
+                    <w:spacing w:line="276" w:lineRule="auto"/>
+                    <w:rPr>
+                      <w:color w:val="434343"/>
+                      <w:szCs w:val="28"/>
+                    </w:rPr>
+                  </w:pPr>
+                </w:p>
+                <w:tbl>
+                  <w:tblPr>
+                    <w:tblStyle w:val="Tabelacomgrade"/>
+                    <w:tblW w:w="0" w:type="auto"/>
+                    <w:tblLook w:val="04A0" w:firstRow="1" w:lastRow="0" w:firstColumn="1" w:lastColumn="0" w:noHBand="0" w:noVBand="1"/>
+                  </w:tblPr>
+                  <w:tblGrid>
+                    <w:gridCol w:w="1031"/>
+                    <w:gridCol w:w="2552"/>
+                    <w:gridCol w:w="5103"/>
+                    <w:gridCol w:w="1527"/>
+                  </w:tblGrid>
+                  <w:tr>
+                    <w:tc>
+                      <w:tcPr>
+                        <w:tcW w:w="10213" w:type="dxa"/>
+                        <w:gridSpan w:val="4"/>
+                        <w:shd w:val="clear" w:color="auto" w:fill="BFBFBF" w:themeFill="background1" w:themeFillShade="BF"/>
+                        <w:vAlign w:val="center"/>
+                      </w:tcPr>
+                      <w:p>
+                        <w:pPr>
+                          <w:spacing w:line="276" w:lineRule="auto"/>
+                          <w:rPr>
+                            <w:rFonts w:ascii="Tahoma" w:hAnsi="Tahoma" w:cs="Tahoma"/>
+                            <w:b/>
+                            <w:bCs/>
+                            <w:szCs w:val="28"/>
+                          </w:rPr>
+                        </w:pPr>
+                        <w:r>
+                          <w:rPr>
+                            <w:rFonts w:ascii="Tahoma" w:hAnsi="Tahoma" w:cs="Tahoma"/>
+                            <w:b/>
+                            <w:bCs/>
+                            <w:szCs w:val="28"/>
+                          </w:rPr>
+                          <w:t>F</w:t>
+                        </w:r>
+                        <w:r>
+                          <w:rPr>
+                            <w:rFonts w:ascii="Tahoma" w:hAnsi="Tahoma" w:cs="Tahoma"/>
+                            <w:b/>
+                            <w:bCs/>
+                            <w:szCs w:val="28"/>
+                          </w:rPr>
+                          <w:t>E1</w:t>
+                        </w:r>
+                        <w:r>
+                          <w:rPr>
+                            <w:rFonts w:ascii="Tahoma" w:hAnsi="Tahoma" w:cs="Tahoma"/>
+                            <w:b/>
+                            <w:bCs/>
+                            <w:szCs w:val="28"/>
+                          </w:rPr>
+                          <w:t xml:space="preserve"> – </w:t>
+                        </w:r>
+                        <w:r>
+                          <w:rPr>
+                            <w:rFonts w:ascii="Tahoma" w:hAnsi="Tahoma" w:cs="Tahoma"/>
+                            <w:b/>
+                            <w:bCs/>
+                            <w:szCs w:val="28"/>
+                          </w:rPr>
+                          <w:t>Jogador seleciona “nova jornada” já tendo todos os 3 espaços de jornadas ocupados</w:t>
+                        </w:r>
+                      </w:p>
+                    </w:tc>
+                  </w:tr>
+                  <w:tr>
+                    <w:tc>
+                      <w:tcPr>
+                        <w:tcW w:w="1031" w:type="dxa"/>
+                        <w:shd w:val="clear" w:color="auto" w:fill="BFBFBF" w:themeFill="background1" w:themeFillShade="BF"/>
+                        <w:vAlign w:val="center"/>
+                      </w:tcPr>
+                      <w:p>
+                        <w:pPr>
+                          <w:spacing w:line="276" w:lineRule="auto"/>
+                          <w:jc w:val="center"/>
+                          <w:rPr>
+                            <w:rFonts w:ascii="Tahoma" w:hAnsi="Tahoma" w:cs="Tahoma"/>
+                            <w:b/>
+                            <w:bCs/>
+                            <w:szCs w:val="28"/>
+                          </w:rPr>
+                        </w:pPr>
+                        <w:r>
+                          <w:rPr>
+                            <w:rFonts w:ascii="Tahoma" w:hAnsi="Tahoma" w:cs="Tahoma"/>
+                            <w:b/>
+                            <w:bCs/>
+                            <w:szCs w:val="28"/>
+                          </w:rPr>
+                          <w:t>No.</w:t>
+                        </w:r>
+                      </w:p>
+                    </w:tc>
+                    <w:tc>
+                      <w:tcPr>
+                        <w:tcW w:w="2552" w:type="dxa"/>
+                        <w:shd w:val="clear" w:color="auto" w:fill="BFBFBF" w:themeFill="background1" w:themeFillShade="BF"/>
+                        <w:vAlign w:val="center"/>
+                      </w:tcPr>
+                      <w:p>
+                        <w:pPr>
+                          <w:spacing w:line="276" w:lineRule="auto"/>
+                          <w:jc w:val="center"/>
+                          <w:rPr>
+                            <w:rFonts w:ascii="Tahoma" w:hAnsi="Tahoma" w:cs="Tahoma"/>
+                            <w:b/>
+                            <w:bCs/>
+                            <w:szCs w:val="28"/>
+                          </w:rPr>
+                        </w:pPr>
+                        <w:r>
+                          <w:rPr>
+                            <w:rFonts w:ascii="Tahoma" w:hAnsi="Tahoma" w:cs="Tahoma"/>
+                            <w:b/>
+                            <w:bCs/>
+                            <w:szCs w:val="28"/>
+                          </w:rPr>
+                          <w:t>Ações do Ator</w:t>
+                        </w:r>
+                      </w:p>
+                    </w:tc>
+                    <w:tc>
+                      <w:tcPr>
+                        <w:tcW w:w="5103" w:type="dxa"/>
+                        <w:shd w:val="clear" w:color="auto" w:fill="BFBFBF" w:themeFill="background1" w:themeFillShade="BF"/>
+                        <w:vAlign w:val="center"/>
+                      </w:tcPr>
+                      <w:p>
+                        <w:pPr>
+                          <w:spacing w:line="276" w:lineRule="auto"/>
+                          <w:jc w:val="center"/>
+                          <w:rPr>
+                            <w:rFonts w:ascii="Tahoma" w:hAnsi="Tahoma" w:cs="Tahoma"/>
+                            <w:b/>
+                            <w:bCs/>
+                            <w:szCs w:val="28"/>
+                          </w:rPr>
+                        </w:pPr>
+                        <w:r>
+                          <w:rPr>
+                            <w:rFonts w:ascii="Tahoma" w:hAnsi="Tahoma" w:cs="Tahoma"/>
+                            <w:b/>
+                            <w:bCs/>
+                            <w:szCs w:val="28"/>
+                          </w:rPr>
+                          <w:t>Respostas do Sistema</w:t>
+                        </w:r>
+                      </w:p>
+                    </w:tc>
+                    <w:tc>
+                      <w:tcPr>
+                        <w:tcW w:w="1527" w:type="dxa"/>
+                        <w:shd w:val="clear" w:color="auto" w:fill="BFBFBF" w:themeFill="background1" w:themeFillShade="BF"/>
+                        <w:vAlign w:val="center"/>
+                      </w:tcPr>
+                      <w:p>
+                        <w:pPr>
+                          <w:spacing w:line="276" w:lineRule="auto"/>
+                          <w:jc w:val="center"/>
+                          <w:rPr>
+                            <w:rFonts w:ascii="Tahoma" w:hAnsi="Tahoma" w:cs="Tahoma"/>
+                            <w:b/>
+                            <w:bCs/>
+                            <w:szCs w:val="28"/>
+                          </w:rPr>
+                        </w:pPr>
+                        <w:r>
+                          <w:rPr>
+                            <w:rFonts w:ascii="Tahoma" w:hAnsi="Tahoma" w:cs="Tahoma"/>
+                            <w:b/>
+                            <w:bCs/>
+                            <w:szCs w:val="28"/>
+                          </w:rPr>
+                          <w:t>Desvios</w:t>
+                        </w:r>
+                      </w:p>
+                    </w:tc>
+                  </w:tr>
+                  <w:tr>
+                    <w:tc>
+                      <w:tcPr>
+                        <w:tcW w:w="1031" w:type="dxa"/>
+                        <w:vAlign w:val="center"/>
+                      </w:tcPr>
+                      <w:p>
+                        <w:pPr>
+                          <w:spacing w:before="40" w:after="40" w:line="168" w:lineRule="auto"/>
+                          <w:jc w:val="center"/>
+                          <w:rPr>
+                            <w:color w:val="434343"/>
+                            <w:szCs w:val="28"/>
+                          </w:rPr>
+                        </w:pPr>
+                        <w:r>
+                          <w:rPr>
+                            <w:color w:val="434343"/>
+                            <w:szCs w:val="28"/>
+                          </w:rPr>
+                          <w:t>1</w:t>
+                        </w:r>
+                      </w:p>
+                    </w:tc>
+                    <w:tc>
+                      <w:tcPr>
+                        <w:tcW w:w="2552" w:type="dxa"/>
+                        <w:vAlign w:val="center"/>
+                      </w:tcPr>
+                      <w:p>
+                        <w:pPr>
+                          <w:spacing w:before="40" w:after="40" w:line="168" w:lineRule="auto"/>
+                          <w:rPr>
+                            <w:color w:val="434343"/>
+                            <w:szCs w:val="28"/>
+                          </w:rPr>
+                        </w:pPr>
+                        <w:r>
+                          <w:rPr>
+                            <w:color w:val="434343"/>
+                            <w:szCs w:val="28"/>
+                          </w:rPr>
+                          <w:t>Jogador seleciona “nova jornada”</w:t>
+                        </w:r>
+                      </w:p>
+                    </w:tc>
+                    <w:tc>
+                      <w:tcPr>
+                        <w:tcW w:w="5103" w:type="dxa"/>
+                        <w:vAlign w:val="center"/>
+                      </w:tcPr>
+                      <w:p>
+                        <w:pPr>
+                          <w:spacing w:before="40" w:after="40" w:line="168" w:lineRule="auto"/>
+                          <w:rPr>
+                            <w:color w:val="434343"/>
+                            <w:szCs w:val="28"/>
+                          </w:rPr>
+                        </w:pPr>
+                        <w:r>
+                          <w:rPr>
+                            <w:color w:val="434343"/>
+                            <w:szCs w:val="28"/>
+                          </w:rPr>
+                          <w:t>Sistema exibe mensagem “Todos os espaços de jornadas estão ocupados, selecione uma delas ou libere o espaço”</w:t>
+                        </w:r>
+                      </w:p>
+                    </w:tc>
+                    <w:tc>
+                      <w:tcPr>
+                        <w:tcW w:w="1527" w:type="dxa"/>
+                        <w:vAlign w:val="center"/>
+                      </w:tcPr>
+                      <w:p>
+                        <w:pPr>
+                          <w:spacing w:before="40" w:after="40" w:line="168" w:lineRule="auto"/>
+                          <w:jc w:val="center"/>
+                          <w:rPr>
+                            <w:color w:val="434343"/>
+                            <w:szCs w:val="28"/>
+                          </w:rPr>
+                        </w:pPr>
+                      </w:p>
+                    </w:tc>
+                  </w:tr>
+                  <w:tr>
+                    <w:tc>
+                      <w:tcPr>
+                        <w:tcW w:w="1031" w:type="dxa"/>
+                        <w:vAlign w:val="center"/>
+                      </w:tcPr>
+                      <w:p>
+                        <w:pPr>
+                          <w:spacing w:before="40" w:after="40" w:line="168" w:lineRule="auto"/>
+                          <w:jc w:val="center"/>
+                          <w:rPr>
+                            <w:color w:val="434343"/>
+                            <w:szCs w:val="28"/>
+                          </w:rPr>
+                        </w:pPr>
+                        <w:r>
+                          <w:rPr>
+                            <w:color w:val="434343"/>
+                            <w:szCs w:val="28"/>
+                          </w:rPr>
+                          <w:t>2</w:t>
+                        </w:r>
+                      </w:p>
+                    </w:tc>
+                    <w:tc>
+                      <w:tcPr>
+                        <w:tcW w:w="2552" w:type="dxa"/>
+                        <w:vAlign w:val="center"/>
+                      </w:tcPr>
+                      <w:p>
+                        <w:pPr>
+                          <w:spacing w:before="40" w:after="40" w:line="168" w:lineRule="auto"/>
+                          <w:rPr>
+                            <w:color w:val="434343"/>
+                            <w:szCs w:val="28"/>
+                          </w:rPr>
+                        </w:pPr>
+                        <w:r>
+                          <w:rPr>
+                            <w:color w:val="434343"/>
+                            <w:szCs w:val="28"/>
+                          </w:rPr>
+                          <w:t>Jogador fecha a mensagem</w:t>
+                        </w:r>
+                      </w:p>
+                    </w:tc>
+                    <w:tc>
+                      <w:tcPr>
+                        <w:tcW w:w="5103" w:type="dxa"/>
+                        <w:vAlign w:val="center"/>
+                      </w:tcPr>
+                      <w:p>
+                        <w:pPr>
+                          <w:spacing w:before="40" w:after="40" w:line="168" w:lineRule="auto"/>
+                          <w:rPr>
+                            <w:color w:val="434343"/>
+                            <w:szCs w:val="28"/>
+                          </w:rPr>
+                        </w:pPr>
+                        <w:r>
+                          <w:rPr>
+                            <w:color w:val="434343"/>
+                            <w:szCs w:val="28"/>
+                          </w:rPr>
+                          <w:t>O sistema retorna ao passo que provocou o erro, permitindo a sua correção</w:t>
+                        </w:r>
+                      </w:p>
+                    </w:tc>
+                    <w:tc>
+                      <w:tcPr>
+                        <w:tcW w:w="1527" w:type="dxa"/>
+                        <w:vAlign w:val="center"/>
+                      </w:tcPr>
+                      <w:p>
+                        <w:pPr>
+                          <w:spacing w:before="40" w:after="40" w:line="168" w:lineRule="auto"/>
+                          <w:jc w:val="center"/>
+                          <w:rPr>
+                            <w:color w:val="434343"/>
+                            <w:szCs w:val="28"/>
+                          </w:rPr>
+                        </w:pPr>
+                      </w:p>
+                    </w:tc>
+                  </w:tr>
+                </w:tbl>
+                <w:p>
+                  <w:pPr>
+                    <w:spacing w:line="276" w:lineRule="auto"/>
+                    <w:rPr>
+                      <w:color w:val="434343"/>
+                      <w:szCs w:val="28"/>
+                    </w:rPr>
+                  </w:pPr>
+                  <w:r>
+                    <w:rPr>
+                      <w:color w:val="434343"/>
+                      <w:szCs w:val="28"/>
+                    </w:rPr>
+                    <w:t xml:space="preserve"> </w:t>
+                  </w:r>
+                </w:p>
+              </w:tc>
+            </w:tr>
+          </w:tbl>
+          <w:p>
+            <w:pPr>
+              <w:spacing w:line="276" w:lineRule="auto"/>
+              <w:rPr>
+                <w:color w:val="434343"/>
+                <w:szCs w:val="28"/>
+              </w:rPr>
+            </w:pPr>
+            <w:r>
+              <w:rPr>
+                <w:color w:val="434343"/>
+                <w:szCs w:val="28"/>
+              </w:rPr>
+              <w:t xml:space="preserve"> </w:t>
+            </w:r>
+          </w:p>
+        </w:tc>
+      </w:tr>
+    </w:tbl>
+    <w:p>
+      <w:pPr>
+        <w:spacing w:line="276" w:lineRule="auto"/>
+        <w:rPr>
+          <w:color w:val="434343"/>
+          <w:szCs w:val="28"/>
+        </w:rPr>
+      </w:pPr>
+      <w:r>
+        <w:rPr>
+          <w:color w:val="434343"/>
+          <w:szCs w:val="28"/>
+        </w:rPr>
+        <w:br w:type="page"/>
+      </w:r>
+    </w:p>
+    <w:tbl>
+      <w:tblPr>
+        <w:tblStyle w:val="Tabelacomgrade"/>
+        <w:tblW w:w="10665" w:type="dxa"/>
+        <w:jc w:val="center"/>
+        <w:tblLook w:val="04A0" w:firstRow="1" w:lastRow="0" w:firstColumn="1" w:lastColumn="0" w:noHBand="0" w:noVBand="1"/>
+      </w:tblPr>
+      <w:tblGrid>
+        <w:gridCol w:w="10665"/>
+      </w:tblGrid>
+      <w:tr>
+        <w:trPr>
+          <w:jc w:val="center"/>
+        </w:trPr>
+        <w:tc>
+          <w:tcPr>
+            <w:tcW w:w="10665" w:type="dxa"/>
+            <w:shd w:val="clear" w:color="auto" w:fill="BFBFBF" w:themeFill="background1" w:themeFillShade="BF"/>
+          </w:tcPr>
+          <w:p>
+            <w:pPr>
+              <w:pStyle w:val="Ttulo2"/>
+            </w:pPr>
+            <w:bookmarkStart w:id="33" w:name="_Toc227929344"/>
+            <w:r>
+              <w:lastRenderedPageBreak/>
+              <w:t>4.3 Diagrama</w:t>
+            </w:r>
+            <w:r>
+              <w:t xml:space="preserve"> de Caso de Uso</w:t>
+            </w:r>
+            <w:bookmarkEnd w:id="33"/>
+          </w:p>
+        </w:tc>
+      </w:tr>
+      <w:tr>
+        <w:trPr>
+          <w:jc w:val="center"/>
+        </w:trPr>
+        <w:tc>
+          <w:tcPr>
+            <w:tcW w:w="10665" w:type="dxa"/>
+          </w:tcPr>
+          <w:p>
+            <w:pPr>
+              <w:spacing w:line="276" w:lineRule="auto"/>
+              <w:rPr>
+                <w:color w:val="434343"/>
+                <w:szCs w:val="28"/>
+              </w:rPr>
+            </w:pPr>
+          </w:p>
+        </w:tc>
+      </w:tr>
+    </w:tbl>
+    <w:p>
+      <w:pPr>
+        <w:spacing w:line="276" w:lineRule="auto"/>
+        <w:rPr>
+          <w:color w:val="434343"/>
+          <w:szCs w:val="28"/>
+        </w:rPr>
+      </w:pPr>
+    </w:p>
     <w:sectPr>
-      <w:headerReference w:type="default" r:id="rId8"/>
-      <w:footerReference w:type="default" r:id="rId9"/>
+      <w:headerReference w:type="default" r:id="rId9"/>
+      <w:footerReference w:type="default" r:id="rId10"/>
       <w:pgSz w:w="11909" w:h="16834"/>
       <w:pgMar w:top="1440" w:right="1440" w:bottom="1440" w:left="1440" w:header="720" w:footer="720" w:gutter="0"/>
       <w:pgNumType w:start="1"/>
@@ -8311,8 +13612,11 @@
     <w:autoRedefine/>
     <w:uiPriority w:val="39"/>
     <w:unhideWhenUsed/>
-    <w:rsid w:val="00AA7AD0"/>
+    <w:rsid w:val="00063A81"/>
     <w:pPr>
+      <w:tabs>
+        <w:tab w:val="right" w:leader="dot" w:pos="9019"/>
+      </w:tabs>
       <w:spacing w:after="100"/>
     </w:pPr>
   </w:style>
@@ -8323,8 +13627,11 @@
     <w:autoRedefine/>
     <w:uiPriority w:val="39"/>
     <w:unhideWhenUsed/>
-    <w:rsid w:val="00AA7AD0"/>
+    <w:rsid w:val="00063A81"/>
     <w:pPr>
+      <w:tabs>
+        <w:tab w:val="right" w:leader="dot" w:pos="9019"/>
+      </w:tabs>
       <w:spacing w:after="100"/>
       <w:ind w:left="280"/>
     </w:pPr>
@@ -8750,4 +14057,16 @@
   </a:objectDefaults>
   <a:extraClrSchemeLst/>
 </a:theme>
+</file>
+
+<file path=customXml/item1.xml><?xml version="1.0" encoding="utf-8"?>
+<b:Sources xmlns:b="http://schemas.openxmlformats.org/officeDocument/2006/bibliography" xmlns="http://schemas.openxmlformats.org/officeDocument/2006/bibliography" SelectedStyle="\APASixthEditionOfficeOnline.xsl" StyleName="APA" Version="6"/>
+</file>
+
+<file path=customXml/itemProps1.xml><?xml version="1.0" encoding="utf-8"?>
+<ds:datastoreItem xmlns:ds="http://schemas.openxmlformats.org/officeDocument/2006/customXml" ds:itemID="{66F13612-4D58-4D6C-BD25-748D0D836B1F}">
+  <ds:schemaRefs>
+    <ds:schemaRef ds:uri="http://schemas.openxmlformats.org/officeDocument/2006/bibliography"/>
+  </ds:schemaRefs>
+</ds:datastoreItem>
 </file>
--- a/docs/DDR_PI_P3F.docx
+++ b/docs/DDR_PI_P3F.docx
@@ -1,6 +1,6 @@
 
 <file path=word/document.xml><?xml version="1.0" encoding="utf-8"?>
-<w:document xmlns:wpc="http://schemas.microsoft.com/office/word/2010/wordprocessingCanvas" xmlns:cx="http://schemas.microsoft.com/office/drawing/2014/chartex" xmlns:cx1="http://schemas.microsoft.com/office/drawing/2015/9/8/chartex" xmlns:cx2="http://schemas.microsoft.com/office/drawing/2015/10/21/chartex" xmlns:cx3="http://schemas.microsoft.com/office/drawing/2016/5/9/chartex" xmlns:cx4="http://schemas.microsoft.com/office/drawing/2016/5/10/chartex" xmlns:cx5="http://schemas.microsoft.com/office/drawing/2016/5/11/chartex" xmlns:cx6="http://schemas.microsoft.com/office/drawing/2016/5/12/chartex" xmlns:cx7="http://schemas.microsoft.com/office/drawing/2016/5/13/chartex" xmlns:cx8="http://schemas.microsoft.com/office/drawing/2016/5/14/chartex" xmlns:mc="http://schemas.openxmlformats.org/markup-compatibility/2006" xmlns:aink="http://schemas.microsoft.com/office/drawing/2016/ink" xmlns:am3d="http://schemas.microsoft.com/office/drawing/2017/model3d" xmlns:o="urn:schemas-microsoft-com:office:office" xmlns:oel="http://schemas.microsoft.com/office/2019/extlst" xmlns:r="http://schemas.openxmlformats.org/officeDocument/2006/relationships" xmlns:m="http://schemas.openxmlformats.org/officeDocument/2006/math" xmlns:v="urn:schemas-microsoft-com:vml" xmlns:wp14="http://schemas.microsoft.com/office/word/2010/wordprocessingDrawing" xmlns:wp="http://schemas.openxmlformats.org/drawingml/2006/wordprocessingDrawing" xmlns:w10="urn:schemas-microsoft-com:office:word" xmlns:w="http://schemas.openxmlformats.org/wordprocessingml/2006/main" xmlns:w14="http://schemas.microsoft.com/office/word/2010/wordml" xmlns:w15="http://schemas.microsoft.com/office/word/2012/wordml" xmlns:w16cex="http://schemas.microsoft.com/office/word/2018/wordml/cex" xmlns:w16cid="http://schemas.microsoft.com/office/word/2016/wordml/cid" xmlns:w16="http://schemas.microsoft.com/office/word/2018/wordml" xmlns:w16sdtdh="http://schemas.microsoft.com/office/word/2020/wordml/sdtdatahash" xmlns:w16se="http://schemas.microsoft.com/office/word/2015/wordml/symex" xmlns:wpg="http://schemas.microsoft.com/office/word/2010/wordprocessingGroup" xmlns:wpi="http://schemas.microsoft.com/office/word/2010/wordprocessingInk" xmlns:wne="http://schemas.microsoft.com/office/word/2006/wordml" xmlns:wps="http://schemas.microsoft.com/office/word/2010/wordprocessingShape" mc:Ignorable="w14 w15 w16se w16cid w16 w16cex w16sdtdh wp14">
+<w:document xmlns:wpc="http://schemas.microsoft.com/office/word/2010/wordprocessingCanvas" xmlns:cx="http://schemas.microsoft.com/office/drawing/2014/chartex" xmlns:cx1="http://schemas.microsoft.com/office/drawing/2015/9/8/chartex" xmlns:cx2="http://schemas.microsoft.com/office/drawing/2015/10/21/chartex" xmlns:cx3="http://schemas.microsoft.com/office/drawing/2016/5/9/chartex" xmlns:cx4="http://schemas.microsoft.com/office/drawing/2016/5/10/chartex" xmlns:cx5="http://schemas.microsoft.com/office/drawing/2016/5/11/chartex" xmlns:cx6="http://schemas.microsoft.com/office/drawing/2016/5/12/chartex" xmlns:cx7="http://schemas.microsoft.com/office/drawing/2016/5/13/chartex" xmlns:cx8="http://schemas.microsoft.com/office/drawing/2016/5/14/chartex" xmlns:mc="http://schemas.openxmlformats.org/markup-compatibility/2006" xmlns:aink="http://schemas.microsoft.com/office/drawing/2016/ink" xmlns:am3d="http://schemas.microsoft.com/office/drawing/2017/model3d" xmlns:o="urn:schemas-microsoft-com:office:office" xmlns:oel="http://schemas.microsoft.com/office/2019/extlst" xmlns:r="http://schemas.openxmlformats.org/officeDocument/2006/relationships" xmlns:m="http://schemas.openxmlformats.org/officeDocument/2006/math" xmlns:v="urn:schemas-microsoft-com:vml" xmlns:wp14="http://schemas.microsoft.com/office/word/2010/wordprocessingDrawing" xmlns:wp="http://schemas.openxmlformats.org/drawingml/2006/wordprocessingDrawing" xmlns:w10="urn:schemas-microsoft-com:office:word" xmlns:w="http://schemas.openxmlformats.org/wordprocessingml/2006/main" xmlns:w14="http://schemas.microsoft.com/office/word/2010/wordml" xmlns:w15="http://schemas.microsoft.com/office/word/2012/wordml" xmlns:w16cex="http://schemas.microsoft.com/office/word/2018/wordml/cex" xmlns:w16cid="http://schemas.microsoft.com/office/word/2016/wordml/cid" xmlns:w16="http://schemas.microsoft.com/office/word/2018/wordml" xmlns:w16du="http://schemas.microsoft.com/office/word/2023/wordml/word16du" xmlns:w16sdtdh="http://schemas.microsoft.com/office/word/2020/wordml/sdtdatahash" xmlns:w16sdtfl="http://schemas.microsoft.com/office/word/2024/wordml/sdtformatlock" xmlns:w16se="http://schemas.microsoft.com/office/word/2015/wordml/symex" xmlns:wpg="http://schemas.microsoft.com/office/word/2010/wordprocessingGroup" xmlns:wpi="http://schemas.microsoft.com/office/word/2010/wordprocessingInk" xmlns:wne="http://schemas.microsoft.com/office/word/2006/wordml" xmlns:wps="http://schemas.microsoft.com/office/word/2010/wordprocessingShape" mc:Ignorable="w14 w15 w16se w16cid w16 w16cex w16sdtdh w16sdtfl w16du wp14">
   <w:body>
     <w:p>
       <w:pPr>
@@ -418,7 +418,6 @@
               <w:bottom w:val="single" w:sz="4" w:space="0" w:color="000000"/>
               <w:right w:val="single" w:sz="4" w:space="0" w:color="000000"/>
             </w:tcBorders>
-            <w:shd w:val="clear" w:color="auto" w:fill="auto"/>
             <w:vAlign w:val="center"/>
           </w:tcPr>
           <w:p>
@@ -476,7 +475,6 @@
               <w:bottom w:val="single" w:sz="4" w:space="0" w:color="000000"/>
               <w:right w:val="single" w:sz="4" w:space="0" w:color="000000"/>
             </w:tcBorders>
-            <w:shd w:val="clear" w:color="auto" w:fill="auto"/>
             <w:vAlign w:val="center"/>
           </w:tcPr>
           <w:p>
@@ -681,15 +679,7 @@
             </w:r>
             <w:proofErr w:type="spellEnd"/>
             <w:r>
-              <w:t xml:space="preserve">) ou interrupções de gameplay longas para explicar o "Brasil Profundo". O jogador deve permanecer no controle o máximo de tempo possível (estilo </w:t>
-            </w:r>
-            <w:proofErr w:type="spellStart"/>
-            <w:r>
-              <w:t>Metroidvania</w:t>
-            </w:r>
-            <w:proofErr w:type="spellEnd"/>
-            <w:r>
-              <w:t xml:space="preserve"> ou RPG clássico).</w:t>
+              <w:t>) ou interrupções de gameplay longas para explicar o "Brasil Profundo". O jogador deve permanecer no controle o máximo de tempo possível (estilo Metroidvania ou RPG clássico).</w:t>
             </w:r>
           </w:p>
         </w:tc>
@@ -964,7 +954,6 @@
               <w:bottom w:val="single" w:sz="4" w:space="0" w:color="000000"/>
               <w:right w:val="single" w:sz="4" w:space="0" w:color="000000"/>
             </w:tcBorders>
-            <w:shd w:val="clear" w:color="auto" w:fill="auto"/>
             <w:vAlign w:val="center"/>
           </w:tcPr>
           <w:p>
@@ -1016,7 +1005,6 @@
               <w:bottom w:val="single" w:sz="4" w:space="0" w:color="000000"/>
               <w:right w:val="single" w:sz="4" w:space="0" w:color="000000"/>
             </w:tcBorders>
-            <w:shd w:val="clear" w:color="auto" w:fill="auto"/>
             <w:vAlign w:val="center"/>
           </w:tcPr>
           <w:p>
@@ -1210,7 +1198,6 @@
               <w:bottom w:val="single" w:sz="4" w:space="0" w:color="000000"/>
               <w:right w:val="single" w:sz="4" w:space="0" w:color="000000"/>
             </w:tcBorders>
-            <w:shd w:val="clear" w:color="auto" w:fill="auto"/>
             <w:vAlign w:val="center"/>
           </w:tcPr>
           <w:p>
@@ -1262,7 +1249,6 @@
               <w:bottom w:val="single" w:sz="4" w:space="0" w:color="000000"/>
               <w:right w:val="single" w:sz="4" w:space="0" w:color="000000"/>
             </w:tcBorders>
-            <w:shd w:val="clear" w:color="auto" w:fill="auto"/>
             <w:vAlign w:val="center"/>
           </w:tcPr>
           <w:p>
@@ -3025,7 +3011,6 @@
             <w:r>
               <w:t xml:space="preserve"> com forte ênfase na exploração e combate (semelhante aos géneros </w:t>
             </w:r>
-            <w:proofErr w:type="spellStart"/>
             <w:r>
               <w:rPr>
                 <w:i/>
@@ -3033,7 +3018,6 @@
               </w:rPr>
               <w:t>Metroidvania</w:t>
             </w:r>
-            <w:proofErr w:type="spellEnd"/>
             <w:r>
               <w:t xml:space="preserve"> ou RPG clássico). O âmbito do sistema inclui a implementação de mecânicas de movimentação ágil, combate tático responsivo, sistema de classes, criação de itens (</w:t>
             </w:r>
@@ -5225,15 +5209,7 @@
                   </w:r>
                   <w:proofErr w:type="spellEnd"/>
                   <w:r>
-                    <w:t xml:space="preserve">) ou interrupções de gameplay longas para explicar o "Brasil Profundo". O jogador deve permanecer no controle o máximo de tempo possível (estilo </w:t>
-                  </w:r>
-                  <w:proofErr w:type="spellStart"/>
-                  <w:r>
-                    <w:t>Metroidvania</w:t>
-                  </w:r>
-                  <w:proofErr w:type="spellEnd"/>
-                  <w:r>
-                    <w:t xml:space="preserve"> ou RPG clássico).</w:t>
+                    <w:t>) ou interrupções de gameplay longas para explicar o "Brasil Profundo". O jogador deve permanecer no controle o máximo de tempo possível (estilo Metroidvania ou RPG clássico).</w:t>
                   </w:r>
                 </w:p>
               </w:tc>
@@ -12279,10 +12255,364 @@
                 <w:szCs w:val="28"/>
               </w:rPr>
             </w:pPr>
+            <w:r>
+              <w:rPr>
+                <w:noProof/>
+                <w:color w:val="434343"/>
+                <w:szCs w:val="28"/>
+              </w:rPr>
+              <w:drawing>
+                <wp:anchor distT="0" distB="0" distL="114300" distR="114300" simplePos="0" relativeHeight="251659264" behindDoc="1" locked="0" layoutInCell="1" allowOverlap="1" wp14:anchorId="5F494E15" wp14:editId="651111D3">
+                  <wp:simplePos x="0" y="0"/>
+                  <wp:positionH relativeFrom="margin">
+                    <wp:posOffset>412115</wp:posOffset>
+                  </wp:positionH>
+                  <wp:positionV relativeFrom="paragraph">
+                    <wp:posOffset>55245</wp:posOffset>
+                  </wp:positionV>
+                  <wp:extent cx="5733415" cy="7541895"/>
+                  <wp:effectExtent l="0" t="0" r="635" b="1905"/>
+                  <wp:wrapNone/>
+                  <wp:docPr id="420845695" name="Imagem 1"/>
+                  <wp:cNvGraphicFramePr>
+                    <a:graphicFrameLocks xmlns:a="http://schemas.openxmlformats.org/drawingml/2006/main" noChangeAspect="1"/>
+                  </wp:cNvGraphicFramePr>
+                  <a:graphic xmlns:a="http://schemas.openxmlformats.org/drawingml/2006/main">
+                    <a:graphicData uri="http://schemas.openxmlformats.org/drawingml/2006/picture">
+                      <pic:pic xmlns:pic="http://schemas.openxmlformats.org/drawingml/2006/picture">
+                        <pic:nvPicPr>
+                          <pic:cNvPr id="420845695" name="Imagem 420845695"/>
+                          <pic:cNvPicPr/>
+                        </pic:nvPicPr>
+                        <pic:blipFill>
+                          <a:blip r:embed="rId9">
+                            <a:extLst>
+                              <a:ext uri="{28A0092B-C50C-407E-A947-70E740481C1C}">
+                                <a14:useLocalDpi xmlns:a14="http://schemas.microsoft.com/office/drawing/2010/main" val="0"/>
+                              </a:ext>
+                            </a:extLst>
+                          </a:blip>
+                          <a:stretch>
+                            <a:fillRect/>
+                          </a:stretch>
+                        </pic:blipFill>
+                        <pic:spPr>
+                          <a:xfrm>
+                            <a:off x="0" y="0"/>
+                            <a:ext cx="5733415" cy="7541895"/>
+                          </a:xfrm>
+                          <a:prstGeom prst="rect">
+                            <a:avLst/>
+                          </a:prstGeom>
+                        </pic:spPr>
+                      </pic:pic>
+                    </a:graphicData>
+                  </a:graphic>
+                </wp:anchor>
+              </w:drawing>
+            </w:r>
+          </w:p>
+          <w:p>
+            <w:pPr>
+              <w:spacing w:line="276" w:lineRule="auto"/>
+              <w:rPr>
+                <w:color w:val="434343"/>
+                <w:szCs w:val="28"/>
+              </w:rPr>
+            </w:pPr>
+          </w:p>
+          <w:p>
+            <w:pPr>
+              <w:spacing w:line="276" w:lineRule="auto"/>
+              <w:rPr>
+                <w:color w:val="434343"/>
+                <w:szCs w:val="28"/>
+              </w:rPr>
+            </w:pPr>
+          </w:p>
+          <w:p>
+            <w:pPr>
+              <w:spacing w:line="276" w:lineRule="auto"/>
+              <w:rPr>
+                <w:color w:val="434343"/>
+                <w:szCs w:val="28"/>
+              </w:rPr>
+            </w:pPr>
+          </w:p>
+          <w:p>
+            <w:pPr>
+              <w:spacing w:line="276" w:lineRule="auto"/>
+              <w:rPr>
+                <w:color w:val="434343"/>
+                <w:szCs w:val="28"/>
+              </w:rPr>
+            </w:pPr>
+          </w:p>
+          <w:p>
+            <w:pPr>
+              <w:spacing w:line="276" w:lineRule="auto"/>
+              <w:rPr>
+                <w:color w:val="434343"/>
+                <w:szCs w:val="28"/>
+              </w:rPr>
+            </w:pPr>
+          </w:p>
+          <w:p>
+            <w:pPr>
+              <w:spacing w:line="276" w:lineRule="auto"/>
+              <w:rPr>
+                <w:color w:val="434343"/>
+                <w:szCs w:val="28"/>
+              </w:rPr>
+            </w:pPr>
+          </w:p>
+          <w:p>
+            <w:pPr>
+              <w:spacing w:line="276" w:lineRule="auto"/>
+              <w:rPr>
+                <w:color w:val="434343"/>
+                <w:szCs w:val="28"/>
+              </w:rPr>
+            </w:pPr>
+          </w:p>
+          <w:p>
+            <w:pPr>
+              <w:spacing w:line="276" w:lineRule="auto"/>
+              <w:rPr>
+                <w:color w:val="434343"/>
+                <w:szCs w:val="28"/>
+              </w:rPr>
+            </w:pPr>
+          </w:p>
+          <w:p>
+            <w:pPr>
+              <w:spacing w:line="276" w:lineRule="auto"/>
+              <w:rPr>
+                <w:color w:val="434343"/>
+                <w:szCs w:val="28"/>
+              </w:rPr>
+            </w:pPr>
+          </w:p>
+          <w:p>
+            <w:pPr>
+              <w:spacing w:line="276" w:lineRule="auto"/>
+              <w:rPr>
+                <w:color w:val="434343"/>
+                <w:szCs w:val="28"/>
+              </w:rPr>
+            </w:pPr>
+          </w:p>
+          <w:p>
+            <w:pPr>
+              <w:spacing w:line="276" w:lineRule="auto"/>
+              <w:rPr>
+                <w:color w:val="434343"/>
+                <w:szCs w:val="28"/>
+              </w:rPr>
+            </w:pPr>
+          </w:p>
+          <w:p>
+            <w:pPr>
+              <w:spacing w:line="276" w:lineRule="auto"/>
+              <w:rPr>
+                <w:color w:val="434343"/>
+                <w:szCs w:val="28"/>
+              </w:rPr>
+            </w:pPr>
+          </w:p>
+          <w:p>
+            <w:pPr>
+              <w:spacing w:line="276" w:lineRule="auto"/>
+              <w:rPr>
+                <w:color w:val="434343"/>
+                <w:szCs w:val="28"/>
+              </w:rPr>
+            </w:pPr>
+          </w:p>
+          <w:p>
+            <w:pPr>
+              <w:spacing w:line="276" w:lineRule="auto"/>
+              <w:rPr>
+                <w:color w:val="434343"/>
+                <w:szCs w:val="28"/>
+              </w:rPr>
+            </w:pPr>
+          </w:p>
+          <w:p>
+            <w:pPr>
+              <w:spacing w:line="276" w:lineRule="auto"/>
+              <w:rPr>
+                <w:color w:val="434343"/>
+                <w:szCs w:val="28"/>
+              </w:rPr>
+            </w:pPr>
+          </w:p>
+          <w:p>
+            <w:pPr>
+              <w:spacing w:line="276" w:lineRule="auto"/>
+              <w:rPr>
+                <w:color w:val="434343"/>
+                <w:szCs w:val="28"/>
+              </w:rPr>
+            </w:pPr>
+          </w:p>
+          <w:p>
+            <w:pPr>
+              <w:spacing w:line="276" w:lineRule="auto"/>
+              <w:rPr>
+                <w:color w:val="434343"/>
+                <w:szCs w:val="28"/>
+              </w:rPr>
+            </w:pPr>
+          </w:p>
+          <w:p>
+            <w:pPr>
+              <w:spacing w:line="276" w:lineRule="auto"/>
+              <w:rPr>
+                <w:color w:val="434343"/>
+                <w:szCs w:val="28"/>
+              </w:rPr>
+            </w:pPr>
+          </w:p>
+          <w:p>
+            <w:pPr>
+              <w:spacing w:line="276" w:lineRule="auto"/>
+              <w:rPr>
+                <w:color w:val="434343"/>
+                <w:szCs w:val="28"/>
+              </w:rPr>
+            </w:pPr>
+          </w:p>
+          <w:p>
+            <w:pPr>
+              <w:spacing w:line="276" w:lineRule="auto"/>
+              <w:rPr>
+                <w:color w:val="434343"/>
+                <w:szCs w:val="28"/>
+              </w:rPr>
+            </w:pPr>
+          </w:p>
+          <w:p>
+            <w:pPr>
+              <w:spacing w:line="276" w:lineRule="auto"/>
+              <w:rPr>
+                <w:color w:val="434343"/>
+                <w:szCs w:val="28"/>
+              </w:rPr>
+            </w:pPr>
+          </w:p>
+          <w:p>
+            <w:pPr>
+              <w:spacing w:line="276" w:lineRule="auto"/>
+              <w:rPr>
+                <w:color w:val="434343"/>
+                <w:szCs w:val="28"/>
+              </w:rPr>
+            </w:pPr>
+          </w:p>
+          <w:p>
+            <w:pPr>
+              <w:spacing w:line="276" w:lineRule="auto"/>
+              <w:rPr>
+                <w:color w:val="434343"/>
+                <w:szCs w:val="28"/>
+              </w:rPr>
+            </w:pPr>
+          </w:p>
+          <w:p>
+            <w:pPr>
+              <w:spacing w:line="276" w:lineRule="auto"/>
+              <w:rPr>
+                <w:color w:val="434343"/>
+                <w:szCs w:val="28"/>
+              </w:rPr>
+            </w:pPr>
+          </w:p>
+          <w:p>
+            <w:pPr>
+              <w:spacing w:line="276" w:lineRule="auto"/>
+              <w:rPr>
+                <w:color w:val="434343"/>
+                <w:szCs w:val="28"/>
+              </w:rPr>
+            </w:pPr>
+          </w:p>
+          <w:p>
+            <w:pPr>
+              <w:spacing w:line="276" w:lineRule="auto"/>
+              <w:rPr>
+                <w:color w:val="434343"/>
+                <w:szCs w:val="28"/>
+              </w:rPr>
+            </w:pPr>
+          </w:p>
+          <w:p>
+            <w:pPr>
+              <w:spacing w:line="276" w:lineRule="auto"/>
+              <w:rPr>
+                <w:color w:val="434343"/>
+                <w:szCs w:val="28"/>
+              </w:rPr>
+            </w:pPr>
+          </w:p>
+          <w:p>
+            <w:pPr>
+              <w:spacing w:line="276" w:lineRule="auto"/>
+              <w:rPr>
+                <w:color w:val="434343"/>
+                <w:szCs w:val="28"/>
+              </w:rPr>
+            </w:pPr>
+          </w:p>
+          <w:p>
+            <w:pPr>
+              <w:spacing w:line="276" w:lineRule="auto"/>
+              <w:rPr>
+                <w:color w:val="434343"/>
+                <w:szCs w:val="28"/>
+              </w:rPr>
+            </w:pPr>
+          </w:p>
+          <w:p>
+            <w:pPr>
+              <w:spacing w:line="276" w:lineRule="auto"/>
+              <w:rPr>
+                <w:color w:val="434343"/>
+                <w:szCs w:val="28"/>
+              </w:rPr>
+            </w:pPr>
+          </w:p>
+          <w:p>
+            <w:pPr>
+              <w:spacing w:line="276" w:lineRule="auto"/>
+              <w:rPr>
+                <w:color w:val="434343"/>
+                <w:szCs w:val="28"/>
+              </w:rPr>
+            </w:pPr>
+          </w:p>
+          <w:p>
+            <w:pPr>
+              <w:spacing w:line="276" w:lineRule="auto"/>
+              <w:rPr>
+                <w:color w:val="434343"/>
+                <w:szCs w:val="28"/>
+              </w:rPr>
+            </w:pPr>
           </w:p>
         </w:tc>
       </w:tr>
     </w:tbl>
+    <w:p>
+      <w:pPr>
+        <w:spacing w:line="276" w:lineRule="auto"/>
+        <w:rPr>
+          <w:noProof/>
+          <w:color w:val="434343"/>
+          <w:szCs w:val="28"/>
+        </w:rPr>
+      </w:pPr>
+    </w:p>
     <w:p>
       <w:pPr>
         <w:spacing w:line="276" w:lineRule="auto"/>
@@ -12293,8 +12623,8 @@
       </w:pPr>
     </w:p>
     <w:sectPr>
-      <w:headerReference w:type="default" r:id="rId9"/>
-      <w:footerReference w:type="default" r:id="rId10"/>
+      <w:headerReference w:type="default" r:id="rId10"/>
+      <w:footerReference w:type="default" r:id="rId11"/>
       <w:pgSz w:w="11909" w:h="16834"/>
       <w:pgMar w:top="1440" w:right="1440" w:bottom="1440" w:left="1440" w:header="720" w:footer="720" w:gutter="0"/>
       <w:pgNumType w:start="1"/>
@@ -12307,7 +12637,7 @@
 </file>
 
 <file path=word/endnotes.xml><?xml version="1.0" encoding="utf-8"?>
-<w:endnotes xmlns:wpc="http://schemas.microsoft.com/office/word/2010/wordprocessingCanvas" xmlns:cx="http://schemas.microsoft.com/office/drawing/2014/chartex" xmlns:cx1="http://schemas.microsoft.com/office/drawing/2015/9/8/chartex" xmlns:cx2="http://schemas.microsoft.com/office/drawing/2015/10/21/chartex" xmlns:cx3="http://schemas.microsoft.com/office/drawing/2016/5/9/chartex" xmlns:cx4="http://schemas.microsoft.com/office/drawing/2016/5/10/chartex" xmlns:cx5="http://schemas.microsoft.com/office/drawing/2016/5/11/chartex" xmlns:cx6="http://schemas.microsoft.com/office/drawing/2016/5/12/chartex" xmlns:cx7="http://schemas.microsoft.com/office/drawing/2016/5/13/chartex" xmlns:cx8="http://schemas.microsoft.com/office/drawing/2016/5/14/chartex" xmlns:mc="http://schemas.openxmlformats.org/markup-compatibility/2006" xmlns:aink="http://schemas.microsoft.com/office/drawing/2016/ink" xmlns:am3d="http://schemas.microsoft.com/office/drawing/2017/model3d" xmlns:o="urn:schemas-microsoft-com:office:office" xmlns:oel="http://schemas.microsoft.com/office/2019/extlst" xmlns:r="http://schemas.openxmlformats.org/officeDocument/2006/relationships" xmlns:m="http://schemas.openxmlformats.org/officeDocument/2006/math" xmlns:v="urn:schemas-microsoft-com:vml" xmlns:wp14="http://schemas.microsoft.com/office/word/2010/wordprocessingDrawing" xmlns:wp="http://schemas.openxmlformats.org/drawingml/2006/wordprocessingDrawing" xmlns:w10="urn:schemas-microsoft-com:office:word" xmlns:w="http://schemas.openxmlformats.org/wordprocessingml/2006/main" xmlns:w14="http://schemas.microsoft.com/office/word/2010/wordml" xmlns:w15="http://schemas.microsoft.com/office/word/2012/wordml" xmlns:w16cex="http://schemas.microsoft.com/office/word/2018/wordml/cex" xmlns:w16cid="http://schemas.microsoft.com/office/word/2016/wordml/cid" xmlns:w16="http://schemas.microsoft.com/office/word/2018/wordml" xmlns:w16sdtdh="http://schemas.microsoft.com/office/word/2020/wordml/sdtdatahash" xmlns:w16se="http://schemas.microsoft.com/office/word/2015/wordml/symex" xmlns:wpg="http://schemas.microsoft.com/office/word/2010/wordprocessingGroup" xmlns:wpi="http://schemas.microsoft.com/office/word/2010/wordprocessingInk" xmlns:wne="http://schemas.microsoft.com/office/word/2006/wordml" xmlns:wps="http://schemas.microsoft.com/office/word/2010/wordprocessingShape" mc:Ignorable="w14 w15 w16se w16cid w16 w16cex w16sdtdh wp14">
+<w:endnotes xmlns:wpc="http://schemas.microsoft.com/office/word/2010/wordprocessingCanvas" xmlns:cx="http://schemas.microsoft.com/office/drawing/2014/chartex" xmlns:cx1="http://schemas.microsoft.com/office/drawing/2015/9/8/chartex" xmlns:cx2="http://schemas.microsoft.com/office/drawing/2015/10/21/chartex" xmlns:cx3="http://schemas.microsoft.com/office/drawing/2016/5/9/chartex" xmlns:cx4="http://schemas.microsoft.com/office/drawing/2016/5/10/chartex" xmlns:cx5="http://schemas.microsoft.com/office/drawing/2016/5/11/chartex" xmlns:cx6="http://schemas.microsoft.com/office/drawing/2016/5/12/chartex" xmlns:cx7="http://schemas.microsoft.com/office/drawing/2016/5/13/chartex" xmlns:cx8="http://schemas.microsoft.com/office/drawing/2016/5/14/chartex" xmlns:mc="http://schemas.openxmlformats.org/markup-compatibility/2006" xmlns:aink="http://schemas.microsoft.com/office/drawing/2016/ink" xmlns:am3d="http://schemas.microsoft.com/office/drawing/2017/model3d" xmlns:o="urn:schemas-microsoft-com:office:office" xmlns:oel="http://schemas.microsoft.com/office/2019/extlst" xmlns:r="http://schemas.openxmlformats.org/officeDocument/2006/relationships" xmlns:m="http://schemas.openxmlformats.org/officeDocument/2006/math" xmlns:v="urn:schemas-microsoft-com:vml" xmlns:wp14="http://schemas.microsoft.com/office/word/2010/wordprocessingDrawing" xmlns:wp="http://schemas.openxmlformats.org/drawingml/2006/wordprocessingDrawing" xmlns:w10="urn:schemas-microsoft-com:office:word" xmlns:w="http://schemas.openxmlformats.org/wordprocessingml/2006/main" xmlns:w14="http://schemas.microsoft.com/office/word/2010/wordml" xmlns:w15="http://schemas.microsoft.com/office/word/2012/wordml" xmlns:w16cex="http://schemas.microsoft.com/office/word/2018/wordml/cex" xmlns:w16cid="http://schemas.microsoft.com/office/word/2016/wordml/cid" xmlns:w16="http://schemas.microsoft.com/office/word/2018/wordml" xmlns:w16du="http://schemas.microsoft.com/office/word/2023/wordml/word16du" xmlns:w16sdtdh="http://schemas.microsoft.com/office/word/2020/wordml/sdtdatahash" xmlns:w16sdtfl="http://schemas.microsoft.com/office/word/2024/wordml/sdtformatlock" xmlns:w16se="http://schemas.microsoft.com/office/word/2015/wordml/symex" xmlns:wpg="http://schemas.microsoft.com/office/word/2010/wordprocessingGroup" xmlns:wpi="http://schemas.microsoft.com/office/word/2010/wordprocessingInk" xmlns:wne="http://schemas.microsoft.com/office/word/2006/wordml" xmlns:wps="http://schemas.microsoft.com/office/word/2010/wordprocessingShape" mc:Ignorable="w14 w15 w16se w16cid w16 w16cex w16sdtdh w16sdtfl w16du wp14">
   <w:endnote w:type="separator" w:id="-1">
     <w:p>
       <w:r>
@@ -12326,7 +12656,7 @@
 </file>
 
 <file path=word/footer1.xml><?xml version="1.0" encoding="utf-8"?>
-<w:ftr xmlns:wpc="http://schemas.microsoft.com/office/word/2010/wordprocessingCanvas" xmlns:cx="http://schemas.microsoft.com/office/drawing/2014/chartex" xmlns:cx1="http://schemas.microsoft.com/office/drawing/2015/9/8/chartex" xmlns:cx2="http://schemas.microsoft.com/office/drawing/2015/10/21/chartex" xmlns:cx3="http://schemas.microsoft.com/office/drawing/2016/5/9/chartex" xmlns:cx4="http://schemas.microsoft.com/office/drawing/2016/5/10/chartex" xmlns:cx5="http://schemas.microsoft.com/office/drawing/2016/5/11/chartex" xmlns:cx6="http://schemas.microsoft.com/office/drawing/2016/5/12/chartex" xmlns:cx7="http://schemas.microsoft.com/office/drawing/2016/5/13/chartex" xmlns:cx8="http://schemas.microsoft.com/office/drawing/2016/5/14/chartex" xmlns:mc="http://schemas.openxmlformats.org/markup-compatibility/2006" xmlns:aink="http://schemas.microsoft.com/office/drawing/2016/ink" xmlns:am3d="http://schemas.microsoft.com/office/drawing/2017/model3d" xmlns:o="urn:schemas-microsoft-com:office:office" xmlns:oel="http://schemas.microsoft.com/office/2019/extlst" xmlns:r="http://schemas.openxmlformats.org/officeDocument/2006/relationships" xmlns:m="http://schemas.openxmlformats.org/officeDocument/2006/math" xmlns:v="urn:schemas-microsoft-com:vml" xmlns:wp14="http://schemas.microsoft.com/office/word/2010/wordprocessingDrawing" xmlns:wp="http://schemas.openxmlformats.org/drawingml/2006/wordprocessingDrawing" xmlns:w10="urn:schemas-microsoft-com:office:word" xmlns:w="http://schemas.openxmlformats.org/wordprocessingml/2006/main" xmlns:w14="http://schemas.microsoft.com/office/word/2010/wordml" xmlns:w15="http://schemas.microsoft.com/office/word/2012/wordml" xmlns:w16cex="http://schemas.microsoft.com/office/word/2018/wordml/cex" xmlns:w16cid="http://schemas.microsoft.com/office/word/2016/wordml/cid" xmlns:w16="http://schemas.microsoft.com/office/word/2018/wordml" xmlns:w16sdtdh="http://schemas.microsoft.com/office/word/2020/wordml/sdtdatahash" xmlns:w16se="http://schemas.microsoft.com/office/word/2015/wordml/symex" xmlns:wpg="http://schemas.microsoft.com/office/word/2010/wordprocessingGroup" xmlns:wpi="http://schemas.microsoft.com/office/word/2010/wordprocessingInk" xmlns:wne="http://schemas.microsoft.com/office/word/2006/wordml" xmlns:wps="http://schemas.microsoft.com/office/word/2010/wordprocessingShape" mc:Ignorable="w14 w15 w16se w16cid w16 w16cex w16sdtdh wp14">
+<w:ftr xmlns:wpc="http://schemas.microsoft.com/office/word/2010/wordprocessingCanvas" xmlns:cx="http://schemas.microsoft.com/office/drawing/2014/chartex" xmlns:cx1="http://schemas.microsoft.com/office/drawing/2015/9/8/chartex" xmlns:cx2="http://schemas.microsoft.com/office/drawing/2015/10/21/chartex" xmlns:cx3="http://schemas.microsoft.com/office/drawing/2016/5/9/chartex" xmlns:cx4="http://schemas.microsoft.com/office/drawing/2016/5/10/chartex" xmlns:cx5="http://schemas.microsoft.com/office/drawing/2016/5/11/chartex" xmlns:cx6="http://schemas.microsoft.com/office/drawing/2016/5/12/chartex" xmlns:cx7="http://schemas.microsoft.com/office/drawing/2016/5/13/chartex" xmlns:cx8="http://schemas.microsoft.com/office/drawing/2016/5/14/chartex" xmlns:mc="http://schemas.openxmlformats.org/markup-compatibility/2006" xmlns:aink="http://schemas.microsoft.com/office/drawing/2016/ink" xmlns:am3d="http://schemas.microsoft.com/office/drawing/2017/model3d" xmlns:o="urn:schemas-microsoft-com:office:office" xmlns:oel="http://schemas.microsoft.com/office/2019/extlst" xmlns:r="http://schemas.openxmlformats.org/officeDocument/2006/relationships" xmlns:m="http://schemas.openxmlformats.org/officeDocument/2006/math" xmlns:v="urn:schemas-microsoft-com:vml" xmlns:wp14="http://schemas.microsoft.com/office/word/2010/wordprocessingDrawing" xmlns:wp="http://schemas.openxmlformats.org/drawingml/2006/wordprocessingDrawing" xmlns:w10="urn:schemas-microsoft-com:office:word" xmlns:w="http://schemas.openxmlformats.org/wordprocessingml/2006/main" xmlns:w14="http://schemas.microsoft.com/office/word/2010/wordml" xmlns:w15="http://schemas.microsoft.com/office/word/2012/wordml" xmlns:w16cex="http://schemas.microsoft.com/office/word/2018/wordml/cex" xmlns:w16cid="http://schemas.microsoft.com/office/word/2016/wordml/cid" xmlns:w16="http://schemas.microsoft.com/office/word/2018/wordml" xmlns:w16du="http://schemas.microsoft.com/office/word/2023/wordml/word16du" xmlns:w16sdtdh="http://schemas.microsoft.com/office/word/2020/wordml/sdtdatahash" xmlns:w16sdtfl="http://schemas.microsoft.com/office/word/2024/wordml/sdtformatlock" xmlns:w16se="http://schemas.microsoft.com/office/word/2015/wordml/symex" xmlns:wpg="http://schemas.microsoft.com/office/word/2010/wordprocessingGroup" xmlns:wpi="http://schemas.microsoft.com/office/word/2010/wordprocessingInk" xmlns:wne="http://schemas.microsoft.com/office/word/2006/wordml" xmlns:wps="http://schemas.microsoft.com/office/word/2010/wordprocessingShape" mc:Ignorable="w14 w15 w16se w16cid w16 w16cex w16sdtdh w16sdtfl w16du wp14">
   <w:tbl>
     <w:tblPr>
       <w:tblW w:w="11184" w:type="dxa"/>
@@ -12461,7 +12791,7 @@
 </file>
 
 <file path=word/footnotes.xml><?xml version="1.0" encoding="utf-8"?>
-<w:footnotes xmlns:wpc="http://schemas.microsoft.com/office/word/2010/wordprocessingCanvas" xmlns:cx="http://schemas.microsoft.com/office/drawing/2014/chartex" xmlns:cx1="http://schemas.microsoft.com/office/drawing/2015/9/8/chartex" xmlns:cx2="http://schemas.microsoft.com/office/drawing/2015/10/21/chartex" xmlns:cx3="http://schemas.microsoft.com/office/drawing/2016/5/9/chartex" xmlns:cx4="http://schemas.microsoft.com/office/drawing/2016/5/10/chartex" xmlns:cx5="http://schemas.microsoft.com/office/drawing/2016/5/11/chartex" xmlns:cx6="http://schemas.microsoft.com/office/drawing/2016/5/12/chartex" xmlns:cx7="http://schemas.microsoft.com/office/drawing/2016/5/13/chartex" xmlns:cx8="http://schemas.microsoft.com/office/drawing/2016/5/14/chartex" xmlns:mc="http://schemas.openxmlformats.org/markup-compatibility/2006" xmlns:aink="http://schemas.microsoft.com/office/drawing/2016/ink" xmlns:am3d="http://schemas.microsoft.com/office/drawing/2017/model3d" xmlns:o="urn:schemas-microsoft-com:office:office" xmlns:oel="http://schemas.microsoft.com/office/2019/extlst" xmlns:r="http://schemas.openxmlformats.org/officeDocument/2006/relationships" xmlns:m="http://schemas.openxmlformats.org/officeDocument/2006/math" xmlns:v="urn:schemas-microsoft-com:vml" xmlns:wp14="http://schemas.microsoft.com/office/word/2010/wordprocessingDrawing" xmlns:wp="http://schemas.openxmlformats.org/drawingml/2006/wordprocessingDrawing" xmlns:w10="urn:schemas-microsoft-com:office:word" xmlns:w="http://schemas.openxmlformats.org/wordprocessingml/2006/main" xmlns:w14="http://schemas.microsoft.com/office/word/2010/wordml" xmlns:w15="http://schemas.microsoft.com/office/word/2012/wordml" xmlns:w16cex="http://schemas.microsoft.com/office/word/2018/wordml/cex" xmlns:w16cid="http://schemas.microsoft.com/office/word/2016/wordml/cid" xmlns:w16="http://schemas.microsoft.com/office/word/2018/wordml" xmlns:w16sdtdh="http://schemas.microsoft.com/office/word/2020/wordml/sdtdatahash" xmlns:w16se="http://schemas.microsoft.com/office/word/2015/wordml/symex" xmlns:wpg="http://schemas.microsoft.com/office/word/2010/wordprocessingGroup" xmlns:wpi="http://schemas.microsoft.com/office/word/2010/wordprocessingInk" xmlns:wne="http://schemas.microsoft.com/office/word/2006/wordml" xmlns:wps="http://schemas.microsoft.com/office/word/2010/wordprocessingShape" mc:Ignorable="w14 w15 w16se w16cid w16 w16cex w16sdtdh wp14">
+<w:footnotes xmlns:wpc="http://schemas.microsoft.com/office/word/2010/wordprocessingCanvas" xmlns:cx="http://schemas.microsoft.com/office/drawing/2014/chartex" xmlns:cx1="http://schemas.microsoft.com/office/drawing/2015/9/8/chartex" xmlns:cx2="http://schemas.microsoft.com/office/drawing/2015/10/21/chartex" xmlns:cx3="http://schemas.microsoft.com/office/drawing/2016/5/9/chartex" xmlns:cx4="http://schemas.microsoft.com/office/drawing/2016/5/10/chartex" xmlns:cx5="http://schemas.microsoft.com/office/drawing/2016/5/11/chartex" xmlns:cx6="http://schemas.microsoft.com/office/drawing/2016/5/12/chartex" xmlns:cx7="http://schemas.microsoft.com/office/drawing/2016/5/13/chartex" xmlns:cx8="http://schemas.microsoft.com/office/drawing/2016/5/14/chartex" xmlns:mc="http://schemas.openxmlformats.org/markup-compatibility/2006" xmlns:aink="http://schemas.microsoft.com/office/drawing/2016/ink" xmlns:am3d="http://schemas.microsoft.com/office/drawing/2017/model3d" xmlns:o="urn:schemas-microsoft-com:office:office" xmlns:oel="http://schemas.microsoft.com/office/2019/extlst" xmlns:r="http://schemas.openxmlformats.org/officeDocument/2006/relationships" xmlns:m="http://schemas.openxmlformats.org/officeDocument/2006/math" xmlns:v="urn:schemas-microsoft-com:vml" xmlns:wp14="http://schemas.microsoft.com/office/word/2010/wordprocessingDrawing" xmlns:wp="http://schemas.openxmlformats.org/drawingml/2006/wordprocessingDrawing" xmlns:w10="urn:schemas-microsoft-com:office:word" xmlns:w="http://schemas.openxmlformats.org/wordprocessingml/2006/main" xmlns:w14="http://schemas.microsoft.com/office/word/2010/wordml" xmlns:w15="http://schemas.microsoft.com/office/word/2012/wordml" xmlns:w16cex="http://schemas.microsoft.com/office/word/2018/wordml/cex" xmlns:w16cid="http://schemas.microsoft.com/office/word/2016/wordml/cid" xmlns:w16="http://schemas.microsoft.com/office/word/2018/wordml" xmlns:w16du="http://schemas.microsoft.com/office/word/2023/wordml/word16du" xmlns:w16sdtdh="http://schemas.microsoft.com/office/word/2020/wordml/sdtdatahash" xmlns:w16sdtfl="http://schemas.microsoft.com/office/word/2024/wordml/sdtformatlock" xmlns:w16se="http://schemas.microsoft.com/office/word/2015/wordml/symex" xmlns:wpg="http://schemas.microsoft.com/office/word/2010/wordprocessingGroup" xmlns:wpi="http://schemas.microsoft.com/office/word/2010/wordprocessingInk" xmlns:wne="http://schemas.microsoft.com/office/word/2006/wordml" xmlns:wps="http://schemas.microsoft.com/office/word/2010/wordprocessingShape" mc:Ignorable="w14 w15 w16se w16cid w16 w16cex w16sdtdh w16sdtfl w16du wp14">
   <w:footnote w:type="separator" w:id="-1">
     <w:p>
       <w:r>
@@ -12480,7 +12810,7 @@
 </file>
 
 <file path=word/header1.xml><?xml version="1.0" encoding="utf-8"?>
-<w:hdr xmlns:wpc="http://schemas.microsoft.com/office/word/2010/wordprocessingCanvas" xmlns:cx="http://schemas.microsoft.com/office/drawing/2014/chartex" xmlns:cx1="http://schemas.microsoft.com/office/drawing/2015/9/8/chartex" xmlns:cx2="http://schemas.microsoft.com/office/drawing/2015/10/21/chartex" xmlns:cx3="http://schemas.microsoft.com/office/drawing/2016/5/9/chartex" xmlns:cx4="http://schemas.microsoft.com/office/drawing/2016/5/10/chartex" xmlns:cx5="http://schemas.microsoft.com/office/drawing/2016/5/11/chartex" xmlns:cx6="http://schemas.microsoft.com/office/drawing/2016/5/12/chartex" xmlns:cx7="http://schemas.microsoft.com/office/drawing/2016/5/13/chartex" xmlns:cx8="http://schemas.microsoft.com/office/drawing/2016/5/14/chartex" xmlns:mc="http://schemas.openxmlformats.org/markup-compatibility/2006" xmlns:aink="http://schemas.microsoft.com/office/drawing/2016/ink" xmlns:am3d="http://schemas.microsoft.com/office/drawing/2017/model3d" xmlns:o="urn:schemas-microsoft-com:office:office" xmlns:oel="http://schemas.microsoft.com/office/2019/extlst" xmlns:r="http://schemas.openxmlformats.org/officeDocument/2006/relationships" xmlns:m="http://schemas.openxmlformats.org/officeDocument/2006/math" xmlns:v="urn:schemas-microsoft-com:vml" xmlns:wp14="http://schemas.microsoft.com/office/word/2010/wordprocessingDrawing" xmlns:wp="http://schemas.openxmlformats.org/drawingml/2006/wordprocessingDrawing" xmlns:w10="urn:schemas-microsoft-com:office:word" xmlns:w="http://schemas.openxmlformats.org/wordprocessingml/2006/main" xmlns:w14="http://schemas.microsoft.com/office/word/2010/wordml" xmlns:w15="http://schemas.microsoft.com/office/word/2012/wordml" xmlns:w16cex="http://schemas.microsoft.com/office/word/2018/wordml/cex" xmlns:w16cid="http://schemas.microsoft.com/office/word/2016/wordml/cid" xmlns:w16="http://schemas.microsoft.com/office/word/2018/wordml" xmlns:w16sdtdh="http://schemas.microsoft.com/office/word/2020/wordml/sdtdatahash" xmlns:w16se="http://schemas.microsoft.com/office/word/2015/wordml/symex" xmlns:wpg="http://schemas.microsoft.com/office/word/2010/wordprocessingGroup" xmlns:wpi="http://schemas.microsoft.com/office/word/2010/wordprocessingInk" xmlns:wne="http://schemas.microsoft.com/office/word/2006/wordml" xmlns:wps="http://schemas.microsoft.com/office/word/2010/wordprocessingShape" mc:Ignorable="w14 w15 w16se w16cid w16 w16cex w16sdtdh wp14">
+<w:hdr xmlns:wpc="http://schemas.microsoft.com/office/word/2010/wordprocessingCanvas" xmlns:cx="http://schemas.microsoft.com/office/drawing/2014/chartex" xmlns:cx1="http://schemas.microsoft.com/office/drawing/2015/9/8/chartex" xmlns:cx2="http://schemas.microsoft.com/office/drawing/2015/10/21/chartex" xmlns:cx3="http://schemas.microsoft.com/office/drawing/2016/5/9/chartex" xmlns:cx4="http://schemas.microsoft.com/office/drawing/2016/5/10/chartex" xmlns:cx5="http://schemas.microsoft.com/office/drawing/2016/5/11/chartex" xmlns:cx6="http://schemas.microsoft.com/office/drawing/2016/5/12/chartex" xmlns:cx7="http://schemas.microsoft.com/office/drawing/2016/5/13/chartex" xmlns:cx8="http://schemas.microsoft.com/office/drawing/2016/5/14/chartex" xmlns:mc="http://schemas.openxmlformats.org/markup-compatibility/2006" xmlns:aink="http://schemas.microsoft.com/office/drawing/2016/ink" xmlns:am3d="http://schemas.microsoft.com/office/drawing/2017/model3d" xmlns:o="urn:schemas-microsoft-com:office:office" xmlns:oel="http://schemas.microsoft.com/office/2019/extlst" xmlns:r="http://schemas.openxmlformats.org/officeDocument/2006/relationships" xmlns:m="http://schemas.openxmlformats.org/officeDocument/2006/math" xmlns:v="urn:schemas-microsoft-com:vml" xmlns:wp14="http://schemas.microsoft.com/office/word/2010/wordprocessingDrawing" xmlns:wp="http://schemas.openxmlformats.org/drawingml/2006/wordprocessingDrawing" xmlns:w10="urn:schemas-microsoft-com:office:word" xmlns:w="http://schemas.openxmlformats.org/wordprocessingml/2006/main" xmlns:w14="http://schemas.microsoft.com/office/word/2010/wordml" xmlns:w15="http://schemas.microsoft.com/office/word/2012/wordml" xmlns:w16cex="http://schemas.microsoft.com/office/word/2018/wordml/cex" xmlns:w16cid="http://schemas.microsoft.com/office/word/2016/wordml/cid" xmlns:w16="http://schemas.microsoft.com/office/word/2018/wordml" xmlns:w16du="http://schemas.microsoft.com/office/word/2023/wordml/word16du" xmlns:w16sdtdh="http://schemas.microsoft.com/office/word/2020/wordml/sdtdatahash" xmlns:w16sdtfl="http://schemas.microsoft.com/office/word/2024/wordml/sdtformatlock" xmlns:w16se="http://schemas.microsoft.com/office/word/2015/wordml/symex" xmlns:wpg="http://schemas.microsoft.com/office/word/2010/wordprocessingGroup" xmlns:wpi="http://schemas.microsoft.com/office/word/2010/wordprocessingInk" xmlns:wne="http://schemas.microsoft.com/office/word/2006/wordml" xmlns:wps="http://schemas.microsoft.com/office/word/2010/wordprocessingShape" mc:Ignorable="w14 w15 w16se w16cid w16 w16cex w16sdtdh w16sdtfl w16du wp14">
   <w:tbl>
     <w:tblPr>
       <w:tblW w:w="10069" w:type="dxa"/>
@@ -12621,7 +12951,7 @@
 </file>
 
 <file path=word/numbering.xml><?xml version="1.0" encoding="utf-8"?>
-<w:numbering xmlns:wpc="http://schemas.microsoft.com/office/word/2010/wordprocessingCanvas" xmlns:cx="http://schemas.microsoft.com/office/drawing/2014/chartex" xmlns:cx1="http://schemas.microsoft.com/office/drawing/2015/9/8/chartex" xmlns:cx2="http://schemas.microsoft.com/office/drawing/2015/10/21/chartex" xmlns:cx3="http://schemas.microsoft.com/office/drawing/2016/5/9/chartex" xmlns:cx4="http://schemas.microsoft.com/office/drawing/2016/5/10/chartex" xmlns:cx5="http://schemas.microsoft.com/office/drawing/2016/5/11/chartex" xmlns:cx6="http://schemas.microsoft.com/office/drawing/2016/5/12/chartex" xmlns:cx7="http://schemas.microsoft.com/office/drawing/2016/5/13/chartex" xmlns:cx8="http://schemas.microsoft.com/office/drawing/2016/5/14/chartex" xmlns:mc="http://schemas.openxmlformats.org/markup-compatibility/2006" xmlns:aink="http://schemas.microsoft.com/office/drawing/2016/ink" xmlns:am3d="http://schemas.microsoft.com/office/drawing/2017/model3d" xmlns:o="urn:schemas-microsoft-com:office:office" xmlns:oel="http://schemas.microsoft.com/office/2019/extlst" xmlns:r="http://schemas.openxmlformats.org/officeDocument/2006/relationships" xmlns:m="http://schemas.openxmlformats.org/officeDocument/2006/math" xmlns:v="urn:schemas-microsoft-com:vml" xmlns:wp14="http://schemas.microsoft.com/office/word/2010/wordprocessingDrawing" xmlns:wp="http://schemas.openxmlformats.org/drawingml/2006/wordprocessingDrawing" xmlns:w10="urn:schemas-microsoft-com:office:word" xmlns:w="http://schemas.openxmlformats.org/wordprocessingml/2006/main" xmlns:w14="http://schemas.microsoft.com/office/word/2010/wordml" xmlns:w15="http://schemas.microsoft.com/office/word/2012/wordml" xmlns:w16cex="http://schemas.microsoft.com/office/word/2018/wordml/cex" xmlns:w16cid="http://schemas.microsoft.com/office/word/2016/wordml/cid" xmlns:w16="http://schemas.microsoft.com/office/word/2018/wordml" xmlns:w16sdtdh="http://schemas.microsoft.com/office/word/2020/wordml/sdtdatahash" xmlns:w16se="http://schemas.microsoft.com/office/word/2015/wordml/symex" xmlns:wpg="http://schemas.microsoft.com/office/word/2010/wordprocessingGroup" xmlns:wpi="http://schemas.microsoft.com/office/word/2010/wordprocessingInk" xmlns:wne="http://schemas.microsoft.com/office/word/2006/wordml" xmlns:wps="http://schemas.microsoft.com/office/word/2010/wordprocessingShape" mc:Ignorable="w14 w15 w16se w16cid w16 w16cex w16sdtdh wp14">
+<w:numbering xmlns:wpc="http://schemas.microsoft.com/office/word/2010/wordprocessingCanvas" xmlns:cx="http://schemas.microsoft.com/office/drawing/2014/chartex" xmlns:cx1="http://schemas.microsoft.com/office/drawing/2015/9/8/chartex" xmlns:cx2="http://schemas.microsoft.com/office/drawing/2015/10/21/chartex" xmlns:cx3="http://schemas.microsoft.com/office/drawing/2016/5/9/chartex" xmlns:cx4="http://schemas.microsoft.com/office/drawing/2016/5/10/chartex" xmlns:cx5="http://schemas.microsoft.com/office/drawing/2016/5/11/chartex" xmlns:cx6="http://schemas.microsoft.com/office/drawing/2016/5/12/chartex" xmlns:cx7="http://schemas.microsoft.com/office/drawing/2016/5/13/chartex" xmlns:cx8="http://schemas.microsoft.com/office/drawing/2016/5/14/chartex" xmlns:mc="http://schemas.openxmlformats.org/markup-compatibility/2006" xmlns:aink="http://schemas.microsoft.com/office/drawing/2016/ink" xmlns:am3d="http://schemas.microsoft.com/office/drawing/2017/model3d" xmlns:o="urn:schemas-microsoft-com:office:office" xmlns:oel="http://schemas.microsoft.com/office/2019/extlst" xmlns:r="http://schemas.openxmlformats.org/officeDocument/2006/relationships" xmlns:m="http://schemas.openxmlformats.org/officeDocument/2006/math" xmlns:v="urn:schemas-microsoft-com:vml" xmlns:wp14="http://schemas.microsoft.com/office/word/2010/wordprocessingDrawing" xmlns:wp="http://schemas.openxmlformats.org/drawingml/2006/wordprocessingDrawing" xmlns:w10="urn:schemas-microsoft-com:office:word" xmlns:w="http://schemas.openxmlformats.org/wordprocessingml/2006/main" xmlns:w14="http://schemas.microsoft.com/office/word/2010/wordml" xmlns:w15="http://schemas.microsoft.com/office/word/2012/wordml" xmlns:w16cex="http://schemas.microsoft.com/office/word/2018/wordml/cex" xmlns:w16cid="http://schemas.microsoft.com/office/word/2016/wordml/cid" xmlns:w16="http://schemas.microsoft.com/office/word/2018/wordml" xmlns:w16du="http://schemas.microsoft.com/office/word/2023/wordml/word16du" xmlns:w16sdtdh="http://schemas.microsoft.com/office/word/2020/wordml/sdtdatahash" xmlns:w16sdtfl="http://schemas.microsoft.com/office/word/2024/wordml/sdtformatlock" xmlns:w16se="http://schemas.microsoft.com/office/word/2015/wordml/symex" xmlns:wpg="http://schemas.microsoft.com/office/word/2010/wordprocessingGroup" xmlns:wpi="http://schemas.microsoft.com/office/word/2010/wordprocessingInk" xmlns:wne="http://schemas.microsoft.com/office/word/2006/wordml" xmlns:wps="http://schemas.microsoft.com/office/word/2010/wordprocessingShape" mc:Ignorable="w14 w15 w16se w16cid w16 w16cex w16sdtdh w16sdtfl w16du wp14">
   <w:abstractNum w:abstractNumId="0" w15:restartNumberingAfterBreak="0">
     <w:nsid w:val="393D119A"/>
     <w:multiLevelType w:val="multilevel"/>
@@ -12742,7 +13072,7 @@
 </file>
 
 <file path=word/styles.xml><?xml version="1.0" encoding="utf-8"?>
-<w:styles xmlns:mc="http://schemas.openxmlformats.org/markup-compatibility/2006" xmlns:r="http://schemas.openxmlformats.org/officeDocument/2006/relationships" xmlns:w="http://schemas.openxmlformats.org/wordprocessingml/2006/main" xmlns:w14="http://schemas.microsoft.com/office/word/2010/wordml" xmlns:w15="http://schemas.microsoft.com/office/word/2012/wordml" xmlns:w16cex="http://schemas.microsoft.com/office/word/2018/wordml/cex" xmlns:w16cid="http://schemas.microsoft.com/office/word/2016/wordml/cid" xmlns:w16="http://schemas.microsoft.com/office/word/2018/wordml" xmlns:w16sdtdh="http://schemas.microsoft.com/office/word/2020/wordml/sdtdatahash" xmlns:w16se="http://schemas.microsoft.com/office/word/2015/wordml/symex" mc:Ignorable="w14 w15 w16se w16cid w16 w16cex w16sdtdh">
+<w:styles xmlns:mc="http://schemas.openxmlformats.org/markup-compatibility/2006" xmlns:r="http://schemas.openxmlformats.org/officeDocument/2006/relationships" xmlns:w="http://schemas.openxmlformats.org/wordprocessingml/2006/main" xmlns:w14="http://schemas.microsoft.com/office/word/2010/wordml" xmlns:w15="http://schemas.microsoft.com/office/word/2012/wordml" xmlns:w16cex="http://schemas.microsoft.com/office/word/2018/wordml/cex" xmlns:w16cid="http://schemas.microsoft.com/office/word/2016/wordml/cid" xmlns:w16="http://schemas.microsoft.com/office/word/2018/wordml" xmlns:w16du="http://schemas.microsoft.com/office/word/2023/wordml/word16du" xmlns:w16sdtdh="http://schemas.microsoft.com/office/word/2020/wordml/sdtdatahash" xmlns:w16sdtfl="http://schemas.microsoft.com/office/word/2024/wordml/sdtformatlock" xmlns:w16se="http://schemas.microsoft.com/office/word/2015/wordml/symex" mc:Ignorable="w14 w15 w16se w16cid w16 w16cex w16sdtdh w16sdtfl w16du">
   <w:docDefaults>
     <w:rPrDefault>
       <w:rPr>
